--- a/FT PESCADOS.docx
+++ b/FT PESCADOS.docx
@@ -1,6 +1,6 @@
 
 <file path=word/document.xml><?xml version="1.0" encoding="utf-8"?>
-<w:document xmlns:wpc="http://schemas.microsoft.com/office/word/2010/wordprocessingCanvas" xmlns:cx="http://schemas.microsoft.com/office/drawing/2014/chartex" xmlns:cx1="http://schemas.microsoft.com/office/drawing/2015/9/8/chartex" xmlns:cx2="http://schemas.microsoft.com/office/drawing/2015/10/21/chartex" xmlns:cx3="http://schemas.microsoft.com/office/drawing/2016/5/9/chartex" xmlns:cx4="http://schemas.microsoft.com/office/drawing/2016/5/10/chartex" xmlns:cx5="http://schemas.microsoft.com/office/drawing/2016/5/11/chartex" xmlns:cx6="http://schemas.microsoft.com/office/drawing/2016/5/12/chartex" xmlns:cx7="http://schemas.microsoft.com/office/drawing/2016/5/13/chartex" xmlns:cx8="http://schemas.microsoft.com/office/drawing/2016/5/14/chartex" xmlns:mc="http://schemas.openxmlformats.org/markup-compatibility/2006" xmlns:aink="http://schemas.microsoft.com/office/drawing/2016/ink" xmlns:am3d="http://schemas.microsoft.com/office/drawing/2017/model3d" xmlns:o="urn:schemas-microsoft-com:office:office" xmlns:oel="http://schemas.microsoft.com/office/2019/extlst" xmlns:r="http://schemas.openxmlformats.org/officeDocument/2006/relationships" xmlns:m="http://schemas.openxmlformats.org/officeDocument/2006/math" xmlns:v="urn:schemas-microsoft-com:vml" xmlns:wp14="http://schemas.microsoft.com/office/word/2010/wordprocessingDrawing" xmlns:wp="http://schemas.openxmlformats.org/drawingml/2006/wordprocessingDrawing" xmlns:w10="urn:schemas-microsoft-com:office:word" xmlns:w="http://schemas.openxmlformats.org/wordprocessingml/2006/main" xmlns:w14="http://schemas.microsoft.com/office/word/2010/wordml" xmlns:w15="http://schemas.microsoft.com/office/word/2012/wordml" xmlns:w16cex="http://schemas.microsoft.com/office/word/2018/wordml/cex" xmlns:w16cid="http://schemas.microsoft.com/office/word/2016/wordml/cid" xmlns:w16="http://schemas.microsoft.com/office/word/2018/wordml" xmlns:w16du="http://schemas.microsoft.com/office/word/2023/wordml/word16du" xmlns:w16sdtdh="http://schemas.microsoft.com/office/word/2020/wordml/sdtdatahash" xmlns:w16sdtfl="http://schemas.microsoft.com/office/word/2024/wordml/sdtformatlock" xmlns:w16se="http://schemas.microsoft.com/office/word/2015/wordml/symex" xmlns:wpg="http://schemas.microsoft.com/office/word/2010/wordprocessingGroup" xmlns:wpi="http://schemas.microsoft.com/office/word/2010/wordprocessingInk" xmlns:wne="http://schemas.microsoft.com/office/word/2006/wordml" xmlns:wps="http://schemas.microsoft.com/office/word/2010/wordprocessingShape" mc:Ignorable="w14 w15 w16se w16cid w16 w16cex w16sdtdh w16sdtfl w16du wp14">
+<w:document xmlns:wpc="http://schemas.microsoft.com/office/word/2010/wordprocessingCanvas" xmlns:cx="http://schemas.microsoft.com/office/drawing/2014/chartex" xmlns:cx1="http://schemas.microsoft.com/office/drawing/2015/9/8/chartex" xmlns:cx2="http://schemas.microsoft.com/office/drawing/2015/10/21/chartex" xmlns:cx3="http://schemas.microsoft.com/office/drawing/2016/5/9/chartex" xmlns:cx4="http://schemas.microsoft.com/office/drawing/2016/5/10/chartex" xmlns:cx5="http://schemas.microsoft.com/office/drawing/2016/5/11/chartex" xmlns:cx6="http://schemas.microsoft.com/office/drawing/2016/5/12/chartex" xmlns:cx7="http://schemas.microsoft.com/office/drawing/2016/5/13/chartex" xmlns:cx8="http://schemas.microsoft.com/office/drawing/2016/5/14/chartex" xmlns:mc="http://schemas.openxmlformats.org/markup-compatibility/2006" xmlns:aink="http://schemas.microsoft.com/office/drawing/2016/ink" xmlns:am3d="http://schemas.microsoft.com/office/drawing/2017/model3d" xmlns:o="urn:schemas-microsoft-com:office:office" xmlns:oel="http://schemas.microsoft.com/office/2019/extlst" xmlns:r="http://schemas.openxmlformats.org/officeDocument/2006/relationships" xmlns:m="http://schemas.openxmlformats.org/officeDocument/2006/math" xmlns:v="urn:schemas-microsoft-com:vml" xmlns:wp14="http://schemas.microsoft.com/office/word/2010/wordprocessingDrawing" xmlns:wp="http://schemas.openxmlformats.org/drawingml/2006/wordprocessingDrawing" xmlns:w10="urn:schemas-microsoft-com:office:word" xmlns:w="http://schemas.openxmlformats.org/wordprocessingml/2006/main" xmlns:w14="http://schemas.microsoft.com/office/word/2010/wordml" xmlns:w15="http://schemas.microsoft.com/office/word/2012/wordml" xmlns:w16cex="http://schemas.microsoft.com/office/word/2018/wordml/cex" xmlns:w16cid="http://schemas.microsoft.com/office/word/2016/wordml/cid" xmlns:w16="http://schemas.microsoft.com/office/word/2018/wordml" xmlns:w16sdtdh="http://schemas.microsoft.com/office/word/2020/wordml/sdtdatahash" xmlns:w16se="http://schemas.microsoft.com/office/word/2015/wordml/symex" xmlns:wpg="http://schemas.microsoft.com/office/word/2010/wordprocessingGroup" xmlns:wpi="http://schemas.microsoft.com/office/word/2010/wordprocessingInk" xmlns:wne="http://schemas.microsoft.com/office/word/2006/wordml" xmlns:wps="http://schemas.microsoft.com/office/word/2010/wordprocessingShape" mc:Ignorable="w14 w15 w16se w16cid w16 w16cex w16sdtdh wp14">
   <w:body>
     <w:tbl>
       <w:tblPr>
@@ -15,6 +15,7 @@
           <w:insideH w:val="none" w:sz="0" w:space="0" w:color="auto"/>
           <w:insideV w:val="none" w:sz="0" w:space="0" w:color="auto"/>
         </w:tblBorders>
+        <w:tblLayout w:type="fixed"/>
         <w:tblCellMar>
           <w:left w:w="15" w:type="dxa"/>
           <w:right w:w="15" w:type="dxa"/>
@@ -37,9 +38,8 @@
           <w:tbl>
             <w:tblPr>
               <w:tblStyle w:val="Tablaconcuadrcula"/>
-              <w:tblpPr w:leftFromText="141" w:rightFromText="141" w:vertAnchor="page" w:horzAnchor="margin" w:tblpXSpec="center" w:tblpY="231"/>
-              <w:tblOverlap w:val="never"/>
-              <w:tblW w:w="4533" w:type="pct"/>
+              <w:tblpPr w:leftFromText="141" w:rightFromText="141" w:tblpX="-494" w:tblpY="-429"/>
+              <w:tblW w:w="8048" w:type="dxa"/>
               <w:tblBorders>
                 <w:top w:val="none" w:sz="0" w:space="0" w:color="auto"/>
                 <w:left w:val="none" w:sz="0" w:space="0" w:color="auto"/>
@@ -51,21 +51,22 @@
               <w:tblLook w:val="04A0" w:firstRow="1" w:lastRow="0" w:firstColumn="1" w:lastColumn="0" w:noHBand="0" w:noVBand="1"/>
             </w:tblPr>
             <w:tblGrid>
-              <w:gridCol w:w="1944"/>
-              <w:gridCol w:w="1563"/>
-              <w:gridCol w:w="18"/>
-              <w:gridCol w:w="1494"/>
-              <w:gridCol w:w="215"/>
-              <w:gridCol w:w="2070"/>
+              <w:gridCol w:w="2154"/>
+              <w:gridCol w:w="425"/>
+              <w:gridCol w:w="1251"/>
+              <w:gridCol w:w="19"/>
+              <w:gridCol w:w="1659"/>
+              <w:gridCol w:w="248"/>
+              <w:gridCol w:w="2292"/>
             </w:tblGrid>
             <w:tr>
               <w:trPr>
-                <w:trHeight w:val="478"/>
+                <w:trHeight w:val="706"/>
               </w:trPr>
               <w:tc>
                 <w:tcPr>
-                  <w:tcW w:w="3436" w:type="pct"/>
-                  <w:gridSpan w:val="4"/>
+                  <w:tcW w:w="5508" w:type="dxa"/>
+                  <w:gridSpan w:val="5"/>
                   <w:tcBorders>
                     <w:top w:val="double" w:sz="18" w:space="0" w:color="auto"/>
                     <w:left w:val="double" w:sz="18" w:space="0" w:color="auto"/>
@@ -80,17 +81,17 @@
                       <w:rFonts w:ascii="Nunito Black" w:hAnsi="Nunito Black"/>
                       <w:b/>
                       <w:bCs/>
-                      <w:sz w:val="18"/>
-                      <w:szCs w:val="18"/>
-                    </w:rPr>
-                  </w:pPr>
-                  <w:r>
-                    <w:rPr>
-                      <w:rFonts w:ascii="Nunito Black" w:hAnsi="Nunito Black"/>
-                      <w:b/>
-                      <w:bCs/>
-                      <w:sz w:val="18"/>
-                      <w:szCs w:val="18"/>
+                      <w:sz w:val="16"/>
+                      <w:szCs w:val="16"/>
+                    </w:rPr>
+                  </w:pPr>
+                  <w:r>
+                    <w:rPr>
+                      <w:rFonts w:ascii="Nunito Black" w:hAnsi="Nunito Black"/>
+                      <w:b/>
+                      <w:bCs/>
+                      <w:sz w:val="16"/>
+                      <w:szCs w:val="16"/>
                     </w:rPr>
                     <w:t xml:space="preserve">NOMBRE COMERCIAL DE LA ESPECIE: </w:t>
                   </w:r>
@@ -100,41 +101,23 @@
                     <w:spacing w:line="276" w:lineRule="auto"/>
                     <w:rPr>
                       <w:rFonts w:ascii="Nunito" w:hAnsi="Nunito"/>
-                      <w:sz w:val="18"/>
-                      <w:szCs w:val="18"/>
-                    </w:rPr>
-                  </w:pPr>
-                  <w:r>
-                    <w:rPr>
-                      <w:rFonts w:ascii="Nunito" w:hAnsi="Nunito"/>
-                      <w:sz w:val="18"/>
-                      <w:szCs w:val="18"/>
-                    </w:rPr>
-                    <w:t>{{</w:t>
-                  </w:r>
-                  <w:proofErr w:type="spellStart"/>
-                  <w:r>
-                    <w:rPr>
-                      <w:rFonts w:ascii="Nunito" w:hAnsi="Nunito"/>
-                      <w:sz w:val="18"/>
-                      <w:szCs w:val="18"/>
-                    </w:rPr>
-                    <w:t>denominacion_comercial</w:t>
-                  </w:r>
-                  <w:proofErr w:type="spellEnd"/>
-                  <w:r>
-                    <w:rPr>
-                      <w:rFonts w:ascii="Nunito" w:hAnsi="Nunito"/>
-                      <w:sz w:val="18"/>
-                      <w:szCs w:val="18"/>
-                    </w:rPr>
-                    <w:t>}}</w:t>
+                      <w:sz w:val="16"/>
+                      <w:szCs w:val="16"/>
+                    </w:rPr>
+                  </w:pPr>
+                  <w:r>
+                    <w:rPr>
+                      <w:rFonts w:ascii="Nunito" w:hAnsi="Nunito"/>
+                      <w:sz w:val="16"/>
+                      <w:szCs w:val="16"/>
+                    </w:rPr>
+                    <w:t>{{denominacion_comercial}}</w:t>
                   </w:r>
                 </w:p>
               </w:tc>
               <w:tc>
                 <w:tcPr>
-                  <w:tcW w:w="1564" w:type="pct"/>
+                  <w:tcW w:w="2540" w:type="dxa"/>
                   <w:gridSpan w:val="2"/>
                   <w:vMerge w:val="restart"/>
                   <w:tcBorders>
@@ -150,17 +133,17 @@
                       <w:rFonts w:ascii="Nunito Black" w:hAnsi="Nunito Black"/>
                       <w:b/>
                       <w:bCs/>
-                      <w:sz w:val="18"/>
-                      <w:szCs w:val="18"/>
-                    </w:rPr>
-                  </w:pPr>
-                  <w:r>
-                    <w:rPr>
-                      <w:rFonts w:ascii="Nunito Black" w:hAnsi="Nunito Black"/>
-                      <w:b/>
-                      <w:bCs/>
-                      <w:sz w:val="18"/>
-                      <w:szCs w:val="18"/>
+                      <w:sz w:val="16"/>
+                      <w:szCs w:val="16"/>
+                    </w:rPr>
+                  </w:pPr>
+                  <w:r>
+                    <w:rPr>
+                      <w:rFonts w:ascii="Nunito Black" w:hAnsi="Nunito Black"/>
+                      <w:b/>
+                      <w:bCs/>
+                      <w:sz w:val="16"/>
+                      <w:szCs w:val="16"/>
                     </w:rPr>
                     <w:t xml:space="preserve">LOTE: </w:t>
                   </w:r>
@@ -171,8 +154,8 @@
                       <w:rFonts w:ascii="Nunito Black" w:hAnsi="Nunito Black"/>
                       <w:b/>
                       <w:bCs/>
-                      <w:sz w:val="18"/>
-                      <w:szCs w:val="18"/>
+                      <w:sz w:val="16"/>
+                      <w:szCs w:val="16"/>
                     </w:rPr>
                   </w:pPr>
                 </w:p>
@@ -181,15 +164,19 @@
                     <w:jc w:val="center"/>
                     <w:rPr>
                       <w:rFonts w:ascii="Nunito" w:hAnsi="Nunito"/>
-                      <w:sz w:val="18"/>
-                      <w:szCs w:val="18"/>
-                    </w:rPr>
-                  </w:pPr>
-                  <w:r>
-                    <w:rPr>
-                      <w:rFonts w:ascii="Nunito" w:hAnsi="Nunito"/>
-                      <w:sz w:val="18"/>
-                      <w:szCs w:val="18"/>
+                      <w:b/>
+                      <w:bCs/>
+                      <w:sz w:val="16"/>
+                      <w:szCs w:val="16"/>
+                    </w:rPr>
+                  </w:pPr>
+                  <w:r>
+                    <w:rPr>
+                      <w:rFonts w:ascii="Nunito" w:hAnsi="Nunito"/>
+                      <w:b/>
+                      <w:bCs/>
+                      <w:sz w:val="16"/>
+                      <w:szCs w:val="16"/>
                     </w:rPr>
                     <w:t>{{lote}}</w:t>
                   </w:r>
@@ -200,8 +187,8 @@
                       <w:rFonts w:ascii="Nunito Black" w:hAnsi="Nunito Black"/>
                       <w:b/>
                       <w:bCs/>
-                      <w:sz w:val="18"/>
-                      <w:szCs w:val="18"/>
+                      <w:sz w:val="16"/>
+                      <w:szCs w:val="16"/>
                     </w:rPr>
                   </w:pPr>
                 </w:p>
@@ -209,12 +196,12 @@
             </w:tr>
             <w:tr>
               <w:trPr>
-                <w:trHeight w:val="471"/>
+                <w:trHeight w:val="697"/>
               </w:trPr>
               <w:tc>
                 <w:tcPr>
-                  <w:tcW w:w="3436" w:type="pct"/>
-                  <w:gridSpan w:val="4"/>
+                  <w:tcW w:w="5508" w:type="dxa"/>
+                  <w:gridSpan w:val="5"/>
                   <w:tcBorders>
                     <w:top w:val="single" w:sz="4" w:space="0" w:color="000000"/>
                     <w:left w:val="double" w:sz="18" w:space="0" w:color="auto"/>
@@ -230,17 +217,17 @@
                       <w:rFonts w:ascii="Nunito Black" w:hAnsi="Nunito Black"/>
                       <w:b/>
                       <w:bCs/>
-                      <w:sz w:val="18"/>
-                      <w:szCs w:val="18"/>
-                    </w:rPr>
-                  </w:pPr>
-                  <w:r>
-                    <w:rPr>
-                      <w:rFonts w:ascii="Nunito Black" w:hAnsi="Nunito Black"/>
-                      <w:b/>
-                      <w:bCs/>
-                      <w:sz w:val="18"/>
-                      <w:szCs w:val="18"/>
+                      <w:sz w:val="16"/>
+                      <w:szCs w:val="16"/>
+                    </w:rPr>
+                  </w:pPr>
+                  <w:r>
+                    <w:rPr>
+                      <w:rFonts w:ascii="Nunito Black" w:hAnsi="Nunito Black"/>
+                      <w:b/>
+                      <w:bCs/>
+                      <w:sz w:val="16"/>
+                      <w:szCs w:val="16"/>
                     </w:rPr>
                     <w:t>NOMBRE CIENTÍFICO DE LA ESPECIE:</w:t>
                   </w:r>
@@ -253,8 +240,8 @@
                       <w:rFonts w:ascii="Nunito" w:hAnsi="Nunito"/>
                       <w:i/>
                       <w:iCs/>
-                      <w:sz w:val="18"/>
-                      <w:szCs w:val="18"/>
+                      <w:sz w:val="16"/>
+                      <w:szCs w:val="16"/>
                     </w:rPr>
                   </w:pPr>
                   <w:r>
@@ -262,38 +249,16 @@
                       <w:rFonts w:ascii="Nunito" w:hAnsi="Nunito"/>
                       <w:i/>
                       <w:iCs/>
-                      <w:sz w:val="18"/>
-                      <w:szCs w:val="18"/>
-                    </w:rPr>
-                    <w:t>{{</w:t>
-                  </w:r>
-                  <w:proofErr w:type="spellStart"/>
-                  <w:r>
-                    <w:rPr>
-                      <w:rFonts w:ascii="Nunito" w:hAnsi="Nunito"/>
-                      <w:i/>
-                      <w:iCs/>
-                      <w:sz w:val="18"/>
-                      <w:szCs w:val="18"/>
-                    </w:rPr>
-                    <w:t>nombre_cientifico</w:t>
-                  </w:r>
-                  <w:proofErr w:type="spellEnd"/>
-                  <w:r>
-                    <w:rPr>
-                      <w:rFonts w:ascii="Nunito" w:hAnsi="Nunito"/>
-                      <w:i/>
-                      <w:iCs/>
-                      <w:sz w:val="18"/>
-                      <w:szCs w:val="18"/>
-                    </w:rPr>
-                    <w:t>}}</w:t>
+                      <w:sz w:val="16"/>
+                      <w:szCs w:val="16"/>
+                    </w:rPr>
+                    <w:t>{{nombre_cientifico}}</w:t>
                   </w:r>
                 </w:p>
               </w:tc>
               <w:tc>
                 <w:tcPr>
-                  <w:tcW w:w="1564" w:type="pct"/>
+                  <w:tcW w:w="2540" w:type="dxa"/>
                   <w:gridSpan w:val="2"/>
                   <w:vMerge/>
                   <w:tcBorders>
@@ -308,8 +273,8 @@
                       <w:rFonts w:ascii="Nunito Black" w:hAnsi="Nunito Black"/>
                       <w:b/>
                       <w:bCs/>
-                      <w:sz w:val="18"/>
-                      <w:szCs w:val="18"/>
+                      <w:sz w:val="16"/>
+                      <w:szCs w:val="16"/>
                     </w:rPr>
                   </w:pPr>
                 </w:p>
@@ -317,12 +282,12 @@
             </w:tr>
             <w:tr>
               <w:trPr>
-                <w:trHeight w:val="524"/>
+                <w:trHeight w:val="775"/>
               </w:trPr>
               <w:tc>
                 <w:tcPr>
-                  <w:tcW w:w="5000" w:type="pct"/>
-                  <w:gridSpan w:val="6"/>
+                  <w:tcW w:w="8048" w:type="dxa"/>
+                  <w:gridSpan w:val="7"/>
                   <w:tcBorders>
                     <w:top w:val="single" w:sz="4" w:space="0" w:color="000000"/>
                     <w:left w:val="double" w:sz="18" w:space="0" w:color="auto"/>
@@ -337,17 +302,17 @@
                       <w:rFonts w:ascii="Nunito Black" w:hAnsi="Nunito Black"/>
                       <w:b/>
                       <w:bCs/>
-                      <w:sz w:val="18"/>
-                      <w:szCs w:val="18"/>
-                    </w:rPr>
-                  </w:pPr>
-                  <w:r>
-                    <w:rPr>
-                      <w:rFonts w:ascii="Nunito Black" w:hAnsi="Nunito Black"/>
-                      <w:b/>
-                      <w:bCs/>
-                      <w:sz w:val="18"/>
-                      <w:szCs w:val="18"/>
+                      <w:sz w:val="16"/>
+                      <w:szCs w:val="16"/>
+                    </w:rPr>
+                  </w:pPr>
+                  <w:r>
+                    <w:rPr>
+                      <w:rFonts w:ascii="Nunito Black" w:hAnsi="Nunito Black"/>
+                      <w:b/>
+                      <w:bCs/>
+                      <w:sz w:val="16"/>
+                      <w:szCs w:val="16"/>
                     </w:rPr>
                     <w:t>ALÉRGENOS:</w:t>
                   </w:r>
@@ -359,30 +324,30 @@
                       <w:rFonts w:ascii="Nunito" w:hAnsi="Nunito"/>
                       <w:b/>
                       <w:bCs/>
-                      <w:sz w:val="18"/>
-                      <w:szCs w:val="18"/>
-                    </w:rPr>
-                  </w:pPr>
-                  <w:r>
-                    <w:rPr>
-                      <w:rFonts w:ascii="Nunito" w:hAnsi="Nunito"/>
-                      <w:b/>
-                      <w:bCs/>
-                      <w:sz w:val="18"/>
-                      <w:szCs w:val="18"/>
-                    </w:rPr>
-                    <w:t>Contiene PESCADO. Puede contener trazas de CRUSTACEOS, MOLUSCOS Y SULFITOS.</w:t>
+                      <w:sz w:val="16"/>
+                      <w:szCs w:val="16"/>
+                    </w:rPr>
+                  </w:pPr>
+                  <w:r>
+                    <w:rPr>
+                      <w:rFonts w:ascii="Nunito" w:hAnsi="Nunito"/>
+                      <w:b/>
+                      <w:bCs/>
+                      <w:sz w:val="16"/>
+                      <w:szCs w:val="16"/>
+                    </w:rPr>
+                    <w:t>Contiene PESCADO. Puede contener trazas de CRUSTACEO, MOLUSCOS Y SULFITOS</w:t>
                   </w:r>
                 </w:p>
               </w:tc>
             </w:tr>
             <w:tr>
               <w:trPr>
-                <w:trHeight w:val="831"/>
+                <w:trHeight w:val="1227"/>
               </w:trPr>
               <w:tc>
                 <w:tcPr>
-                  <w:tcW w:w="1331" w:type="pct"/>
+                  <w:tcW w:w="2154" w:type="dxa"/>
                   <w:tcBorders>
                     <w:top w:val="single" w:sz="4" w:space="0" w:color="444444"/>
                     <w:left w:val="double" w:sz="18" w:space="0" w:color="auto"/>
@@ -397,17 +362,17 @@
                       <w:rFonts w:ascii="Nunito Black" w:hAnsi="Nunito Black"/>
                       <w:b/>
                       <w:bCs/>
-                      <w:sz w:val="18"/>
-                      <w:szCs w:val="18"/>
-                    </w:rPr>
-                  </w:pPr>
-                  <w:r>
-                    <w:rPr>
-                      <w:rFonts w:ascii="Nunito Black" w:hAnsi="Nunito Black"/>
-                      <w:b/>
-                      <w:bCs/>
-                      <w:sz w:val="18"/>
-                      <w:szCs w:val="18"/>
+                      <w:sz w:val="16"/>
+                      <w:szCs w:val="16"/>
+                    </w:rPr>
+                  </w:pPr>
+                  <w:r>
+                    <w:rPr>
+                      <w:rFonts w:ascii="Nunito Black" w:hAnsi="Nunito Black"/>
+                      <w:b/>
+                      <w:bCs/>
+                      <w:sz w:val="16"/>
+                      <w:szCs w:val="16"/>
                     </w:rPr>
                     <w:t>MÉTODO DE PRODUCCIÓN:</w:t>
                   </w:r>
@@ -417,110 +382,23 @@
                     <w:spacing w:line="276" w:lineRule="auto"/>
                     <w:rPr>
                       <w:rFonts w:ascii="Nunito" w:hAnsi="Nunito"/>
-                      <w:sz w:val="18"/>
-                      <w:szCs w:val="18"/>
-                    </w:rPr>
-                  </w:pPr>
-                  <w:r>
-                    <w:rPr>
-                      <w:rFonts w:ascii="Nunito" w:hAnsi="Nunito"/>
-                      <w:sz w:val="18"/>
-                      <w:szCs w:val="18"/>
-                    </w:rPr>
-                    <w:t>{{</w:t>
-                  </w:r>
-                  <w:proofErr w:type="spellStart"/>
-                  <w:r>
-                    <w:rPr>
-                      <w:rFonts w:ascii="Nunito" w:hAnsi="Nunito"/>
-                      <w:sz w:val="18"/>
-                      <w:szCs w:val="18"/>
-                    </w:rPr>
-                    <w:t>forma_captura</w:t>
-                  </w:r>
-                  <w:proofErr w:type="spellEnd"/>
-                  <w:r>
-                    <w:rPr>
-                      <w:rFonts w:ascii="Nunito" w:hAnsi="Nunito"/>
-                      <w:sz w:val="18"/>
-                      <w:szCs w:val="18"/>
-                    </w:rPr>
-                    <w:t>}}</w:t>
+                      <w:sz w:val="16"/>
+                      <w:szCs w:val="16"/>
+                    </w:rPr>
+                  </w:pPr>
+                  <w:r>
+                    <w:rPr>
+                      <w:rFonts w:ascii="Nunito" w:hAnsi="Nunito"/>
+                      <w:sz w:val="16"/>
+                      <w:szCs w:val="16"/>
+                    </w:rPr>
+                    <w:t>{{forma_captura}}</w:t>
                   </w:r>
                 </w:p>
               </w:tc>
               <w:tc>
                 <w:tcPr>
-                  <w:tcW w:w="1070" w:type="pct"/>
-                  <w:tcBorders>
-                    <w:top w:val="single" w:sz="4" w:space="0" w:color="444444"/>
-                    <w:left w:val="single" w:sz="4" w:space="0" w:color="444444"/>
-                    <w:bottom w:val="single" w:sz="4" w:space="0" w:color="444444"/>
-                    <w:right w:val="single" w:sz="4" w:space="0" w:color="444444"/>
-                  </w:tcBorders>
-                </w:tcPr>
-                <w:p>
-                  <w:pPr>
-                    <w:spacing w:line="276" w:lineRule="auto"/>
-                    <w:rPr>
-                      <w:rFonts w:ascii="Nunito Black" w:hAnsi="Nunito Black"/>
-                      <w:b/>
-                      <w:bCs/>
-                      <w:sz w:val="18"/>
-                      <w:szCs w:val="18"/>
-                    </w:rPr>
-                  </w:pPr>
-                  <w:r>
-                    <w:rPr>
-                      <w:rFonts w:ascii="Nunito Black" w:hAnsi="Nunito Black"/>
-                      <w:b/>
-                      <w:bCs/>
-                      <w:sz w:val="18"/>
-                      <w:szCs w:val="18"/>
-                    </w:rPr>
-                    <w:t>ZONA DE CAPTURA:</w:t>
-                  </w:r>
-                </w:p>
-                <w:p>
-                  <w:pPr>
-                    <w:spacing w:line="276" w:lineRule="auto"/>
-                    <w:rPr>
-                      <w:rFonts w:ascii="Nunito" w:hAnsi="Nunito"/>
-                      <w:sz w:val="18"/>
-                      <w:szCs w:val="18"/>
-                    </w:rPr>
-                  </w:pPr>
-                  <w:r>
-                    <w:rPr>
-                      <w:rFonts w:ascii="Nunito" w:hAnsi="Nunito"/>
-                      <w:sz w:val="18"/>
-                      <w:szCs w:val="18"/>
-                    </w:rPr>
-                    <w:t>{{</w:t>
-                  </w:r>
-                  <w:proofErr w:type="spellStart"/>
-                  <w:r>
-                    <w:rPr>
-                      <w:rFonts w:ascii="Nunito" w:hAnsi="Nunito"/>
-                      <w:sz w:val="18"/>
-                      <w:szCs w:val="18"/>
-                    </w:rPr>
-                    <w:t>zona_captura</w:t>
-                  </w:r>
-                  <w:proofErr w:type="spellEnd"/>
-                  <w:r>
-                    <w:rPr>
-                      <w:rFonts w:ascii="Nunito" w:hAnsi="Nunito"/>
-                      <w:sz w:val="18"/>
-                      <w:szCs w:val="18"/>
-                    </w:rPr>
-                    <w:t>}}</w:t>
-                  </w:r>
-                </w:p>
-              </w:tc>
-              <w:tc>
-                <w:tcPr>
-                  <w:tcW w:w="1034" w:type="pct"/>
+                  <w:tcW w:w="1676" w:type="dxa"/>
                   <w:gridSpan w:val="2"/>
                   <w:tcBorders>
                     <w:top w:val="single" w:sz="4" w:space="0" w:color="444444"/>
@@ -536,61 +414,95 @@
                       <w:rFonts w:ascii="Nunito Black" w:hAnsi="Nunito Black"/>
                       <w:b/>
                       <w:bCs/>
-                      <w:sz w:val="18"/>
-                      <w:szCs w:val="18"/>
-                    </w:rPr>
-                  </w:pPr>
-                  <w:r>
-                    <w:rPr>
-                      <w:rFonts w:ascii="Nunito Black" w:hAnsi="Nunito Black"/>
-                      <w:b/>
-                      <w:bCs/>
-                      <w:sz w:val="18"/>
-                      <w:szCs w:val="18"/>
-                    </w:rPr>
-                    <w:t>PAÍS DE ORIGEN:</w:t>
-                  </w:r>
-                </w:p>
-                <w:p>
-                  <w:pPr>
-                    <w:spacing w:line="276" w:lineRule="auto"/>
-                    <w:rPr>
-                      <w:rFonts w:ascii="Nunito" w:hAnsi="Nunito"/>
-                      <w:sz w:val="18"/>
-                      <w:szCs w:val="18"/>
-                    </w:rPr>
-                  </w:pPr>
-                  <w:r>
-                    <w:rPr>
-                      <w:rFonts w:ascii="Nunito" w:hAnsi="Nunito"/>
-                      <w:sz w:val="18"/>
-                      <w:szCs w:val="18"/>
-                    </w:rPr>
-                    <w:t>{{</w:t>
-                  </w:r>
-                  <w:proofErr w:type="spellStart"/>
-                  <w:r>
-                    <w:rPr>
-                      <w:rFonts w:ascii="Nunito" w:hAnsi="Nunito"/>
-                      <w:sz w:val="18"/>
-                      <w:szCs w:val="18"/>
-                    </w:rPr>
-                    <w:t>pais_origen</w:t>
-                  </w:r>
-                  <w:proofErr w:type="spellEnd"/>
-                  <w:r>
-                    <w:rPr>
-                      <w:rFonts w:ascii="Nunito" w:hAnsi="Nunito"/>
-                      <w:sz w:val="18"/>
-                      <w:szCs w:val="18"/>
-                    </w:rPr>
-                    <w:t>}}</w:t>
+                      <w:sz w:val="16"/>
+                      <w:szCs w:val="16"/>
+                    </w:rPr>
+                  </w:pPr>
+                  <w:r>
+                    <w:rPr>
+                      <w:rFonts w:ascii="Nunito Black" w:hAnsi="Nunito Black"/>
+                      <w:b/>
+                      <w:bCs/>
+                      <w:sz w:val="16"/>
+                      <w:szCs w:val="16"/>
+                    </w:rPr>
+                    <w:t>ZONA DE CAPTURA:</w:t>
+                  </w:r>
+                </w:p>
+                <w:p>
+                  <w:pPr>
+                    <w:spacing w:line="276" w:lineRule="auto"/>
+                    <w:rPr>
+                      <w:rFonts w:ascii="Nunito" w:hAnsi="Nunito"/>
+                      <w:sz w:val="16"/>
+                      <w:szCs w:val="16"/>
+                    </w:rPr>
+                  </w:pPr>
+                  <w:r>
+                    <w:rPr>
+                      <w:rFonts w:ascii="Nunito" w:hAnsi="Nunito"/>
+                      <w:sz w:val="16"/>
+                      <w:szCs w:val="16"/>
+                    </w:rPr>
+                    <w:t>{{zona_captura}}</w:t>
                   </w:r>
                 </w:p>
               </w:tc>
               <w:tc>
                 <w:tcPr>
-                  <w:tcW w:w="1564" w:type="pct"/>
+                  <w:tcW w:w="1678" w:type="dxa"/>
+                  <w:gridSpan w:val="2"/>
+                  <w:tcBorders>
+                    <w:top w:val="single" w:sz="4" w:space="0" w:color="444444"/>
+                    <w:left w:val="single" w:sz="4" w:space="0" w:color="444444"/>
+                    <w:bottom w:val="single" w:sz="4" w:space="0" w:color="444444"/>
+                    <w:right w:val="single" w:sz="4" w:space="0" w:color="444444"/>
+                  </w:tcBorders>
+                </w:tcPr>
+                <w:p>
+                  <w:pPr>
+                    <w:spacing w:line="276" w:lineRule="auto"/>
+                    <w:rPr>
+                      <w:rFonts w:ascii="Nunito Black" w:hAnsi="Nunito Black"/>
+                      <w:b/>
+                      <w:bCs/>
+                      <w:sz w:val="16"/>
+                      <w:szCs w:val="16"/>
+                    </w:rPr>
+                  </w:pPr>
+                  <w:r>
+                    <w:rPr>
+                      <w:rFonts w:ascii="Nunito Black" w:hAnsi="Nunito Black"/>
+                      <w:b/>
+                      <w:bCs/>
+                      <w:sz w:val="16"/>
+                      <w:szCs w:val="16"/>
+                    </w:rPr>
+                    <w:t>PAÍS DE ORIGEN:</w:t>
+                  </w:r>
+                </w:p>
+                <w:p>
+                  <w:pPr>
+                    <w:spacing w:line="276" w:lineRule="auto"/>
+                    <w:rPr>
+                      <w:rFonts w:ascii="Nunito" w:hAnsi="Nunito"/>
+                      <w:sz w:val="16"/>
+                      <w:szCs w:val="16"/>
+                    </w:rPr>
+                  </w:pPr>
+                  <w:r>
+                    <w:rPr>
+                      <w:rFonts w:ascii="Nunito" w:hAnsi="Nunito"/>
+                      <w:sz w:val="16"/>
+                      <w:szCs w:val="16"/>
+                    </w:rPr>
+                    <w:t>{{pais_origen}}</w:t>
+                  </w:r>
+                </w:p>
+              </w:tc>
+              <w:tc>
+                <w:tcPr>
+                  <w:tcW w:w="2540" w:type="dxa"/>
                   <w:gridSpan w:val="2"/>
                   <w:tcBorders>
                     <w:top w:val="single" w:sz="4" w:space="0" w:color="444444"/>
@@ -606,17 +518,17 @@
                       <w:rFonts w:ascii="Nunito Black" w:hAnsi="Nunito Black"/>
                       <w:b/>
                       <w:bCs/>
-                      <w:sz w:val="18"/>
-                      <w:szCs w:val="18"/>
-                    </w:rPr>
-                  </w:pPr>
-                  <w:r>
-                    <w:rPr>
-                      <w:rFonts w:ascii="Nunito Black" w:hAnsi="Nunito Black"/>
-                      <w:b/>
-                      <w:bCs/>
-                      <w:sz w:val="18"/>
-                      <w:szCs w:val="18"/>
+                      <w:sz w:val="16"/>
+                      <w:szCs w:val="16"/>
+                    </w:rPr>
+                  </w:pPr>
+                  <w:r>
+                    <w:rPr>
+                      <w:rFonts w:ascii="Nunito Black" w:hAnsi="Nunito Black"/>
+                      <w:b/>
+                      <w:bCs/>
+                      <w:sz w:val="16"/>
+                      <w:szCs w:val="16"/>
                     </w:rPr>
                     <w:t>ARTE DE PESCA:</w:t>
                   </w:r>
@@ -628,57 +540,39 @@
                       <w:rFonts w:ascii="Nunito Black" w:hAnsi="Nunito Black"/>
                       <w:b/>
                       <w:bCs/>
-                      <w:sz w:val="18"/>
-                      <w:szCs w:val="18"/>
-                    </w:rPr>
-                  </w:pPr>
-                </w:p>
-                <w:p>
-                  <w:pPr>
-                    <w:spacing w:line="276" w:lineRule="auto"/>
-                    <w:rPr>
-                      <w:rFonts w:ascii="Nunito" w:hAnsi="Nunito"/>
-                      <w:sz w:val="18"/>
-                      <w:szCs w:val="18"/>
-                    </w:rPr>
-                  </w:pPr>
-                  <w:r>
-                    <w:rPr>
-                      <w:rFonts w:ascii="Nunito" w:hAnsi="Nunito"/>
-                      <w:sz w:val="18"/>
-                      <w:szCs w:val="18"/>
-                    </w:rPr>
-                    <w:t>{{</w:t>
-                  </w:r>
-                  <w:proofErr w:type="spellStart"/>
-                  <w:r>
-                    <w:rPr>
-                      <w:rFonts w:ascii="Nunito" w:hAnsi="Nunito"/>
-                      <w:sz w:val="18"/>
-                      <w:szCs w:val="18"/>
-                    </w:rPr>
-                    <w:t>arte_pesca</w:t>
-                  </w:r>
-                  <w:proofErr w:type="spellEnd"/>
-                  <w:r>
-                    <w:rPr>
-                      <w:rFonts w:ascii="Nunito" w:hAnsi="Nunito"/>
-                      <w:sz w:val="18"/>
-                      <w:szCs w:val="18"/>
-                    </w:rPr>
-                    <w:t>}}</w:t>
+                      <w:sz w:val="16"/>
+                      <w:szCs w:val="16"/>
+                    </w:rPr>
+                  </w:pPr>
+                </w:p>
+                <w:p>
+                  <w:pPr>
+                    <w:spacing w:line="276" w:lineRule="auto"/>
+                    <w:rPr>
+                      <w:rFonts w:ascii="Nunito" w:hAnsi="Nunito"/>
+                      <w:sz w:val="16"/>
+                      <w:szCs w:val="16"/>
+                    </w:rPr>
+                  </w:pPr>
+                  <w:r>
+                    <w:rPr>
+                      <w:rFonts w:ascii="Nunito" w:hAnsi="Nunito"/>
+                      <w:sz w:val="16"/>
+                      <w:szCs w:val="16"/>
+                    </w:rPr>
+                    <w:t>{{arte_pesca}}</w:t>
                   </w:r>
                 </w:p>
               </w:tc>
             </w:tr>
             <w:tr>
               <w:trPr>
-                <w:trHeight w:val="591"/>
+                <w:trHeight w:val="872"/>
               </w:trPr>
               <w:tc>
                 <w:tcPr>
-                  <w:tcW w:w="2413" w:type="pct"/>
-                  <w:gridSpan w:val="3"/>
+                  <w:tcW w:w="3849" w:type="dxa"/>
+                  <w:gridSpan w:val="4"/>
                   <w:tcBorders>
                     <w:top w:val="single" w:sz="4" w:space="0" w:color="444444"/>
                     <w:left w:val="double" w:sz="18" w:space="0" w:color="auto"/>
@@ -713,8 +607,8 @@
                     <w:spacing w:before="120"/>
                     <w:rPr>
                       <w:rFonts w:ascii="Nunito" w:hAnsi="Nunito"/>
-                      <w:sz w:val="18"/>
-                      <w:szCs w:val="18"/>
+                      <w:sz w:val="16"/>
+                      <w:szCs w:val="16"/>
                     </w:rPr>
                   </w:pPr>
                   <w:r>
@@ -731,7 +625,7 @@
               </w:tc>
               <w:tc>
                 <w:tcPr>
-                  <w:tcW w:w="2587" w:type="pct"/>
+                  <w:tcW w:w="4199" w:type="dxa"/>
                   <w:gridSpan w:val="3"/>
                   <w:tcBorders>
                     <w:left w:val="single" w:sz="4" w:space="0" w:color="444444"/>
@@ -745,17 +639,17 @@
                       <w:rFonts w:ascii="Nunito Black" w:hAnsi="Nunito Black"/>
                       <w:b/>
                       <w:bCs/>
-                      <w:sz w:val="18"/>
-                      <w:szCs w:val="18"/>
-                    </w:rPr>
-                  </w:pPr>
-                  <w:r>
-                    <w:rPr>
-                      <w:rFonts w:ascii="Nunito Black" w:hAnsi="Nunito Black"/>
-                      <w:b/>
-                      <w:bCs/>
-                      <w:sz w:val="18"/>
-                      <w:szCs w:val="18"/>
+                      <w:sz w:val="16"/>
+                      <w:szCs w:val="16"/>
+                    </w:rPr>
+                  </w:pPr>
+                  <w:r>
+                    <w:rPr>
+                      <w:rFonts w:ascii="Nunito Black" w:hAnsi="Nunito Black"/>
+                      <w:b/>
+                      <w:bCs/>
+                      <w:sz w:val="16"/>
+                      <w:szCs w:val="16"/>
                     </w:rPr>
                     <w:t>FECHA DE CADUCIDAD:</w:t>
                   </w:r>
@@ -765,52 +659,34 @@
                     <w:spacing w:line="276" w:lineRule="auto"/>
                     <w:rPr>
                       <w:rFonts w:ascii="Nunito" w:hAnsi="Nunito"/>
-                      <w:sz w:val="18"/>
-                      <w:szCs w:val="18"/>
-                    </w:rPr>
-                  </w:pPr>
-                  <w:r>
-                    <w:rPr>
-                      <w:rFonts w:ascii="Nunito" w:hAnsi="Nunito"/>
-                      <w:sz w:val="18"/>
-                      <w:szCs w:val="18"/>
-                    </w:rPr>
-                    <w:t>{{</w:t>
-                  </w:r>
-                  <w:proofErr w:type="spellStart"/>
-                  <w:r>
-                    <w:rPr>
-                      <w:rFonts w:ascii="Nunito" w:hAnsi="Nunito"/>
-                      <w:sz w:val="18"/>
-                      <w:szCs w:val="18"/>
-                    </w:rPr>
-                    <w:t>fecha_caducidad</w:t>
-                  </w:r>
-                  <w:proofErr w:type="spellEnd"/>
-                  <w:r>
-                    <w:rPr>
-                      <w:rFonts w:ascii="Nunito" w:hAnsi="Nunito"/>
-                      <w:sz w:val="18"/>
-                      <w:szCs w:val="18"/>
-                    </w:rPr>
-                    <w:t>}}</w:t>
+                      <w:sz w:val="16"/>
+                      <w:szCs w:val="16"/>
+                    </w:rPr>
+                  </w:pPr>
+                  <w:r>
+                    <w:rPr>
+                      <w:rFonts w:ascii="Nunito" w:hAnsi="Nunito"/>
+                      <w:sz w:val="16"/>
+                      <w:szCs w:val="16"/>
+                    </w:rPr>
+                    <w:t>{{fecha_caducidad}}</w:t>
                   </w:r>
                 </w:p>
               </w:tc>
             </w:tr>
             <w:tr>
               <w:trPr>
-                <w:trHeight w:val="776"/>
+                <w:trHeight w:val="1145"/>
               </w:trPr>
               <w:tc>
                 <w:tcPr>
-                  <w:tcW w:w="3583" w:type="pct"/>
-                  <w:gridSpan w:val="5"/>
+                  <w:tcW w:w="2579" w:type="dxa"/>
+                  <w:gridSpan w:val="2"/>
                   <w:tcBorders>
                     <w:top w:val="single" w:sz="4" w:space="0" w:color="444444"/>
                     <w:left w:val="double" w:sz="18" w:space="0" w:color="auto"/>
                     <w:bottom w:val="double" w:sz="18" w:space="0" w:color="auto"/>
-                    <w:right w:val="single" w:sz="4" w:space="0" w:color="FFFFFF" w:themeColor="background1"/>
+                    <w:right w:val="single" w:sz="4" w:space="0" w:color="444444"/>
                   </w:tcBorders>
                 </w:tcPr>
                 <w:p>
@@ -819,125 +695,136 @@
                       <w:rFonts w:ascii="Nunito Black" w:hAnsi="Nunito Black"/>
                       <w:b/>
                       <w:bCs/>
-                      <w:sz w:val="18"/>
-                      <w:szCs w:val="18"/>
-                    </w:rPr>
-                  </w:pPr>
-                </w:p>
-                <w:p>
-                  <w:pPr>
-                    <w:spacing w:line="276" w:lineRule="auto"/>
-                    <w:rPr>
-                      <w:rFonts w:ascii="Nunito Black" w:hAnsi="Nunito Black"/>
-                      <w:b/>
-                      <w:bCs/>
-                      <w:sz w:val="18"/>
-                      <w:szCs w:val="18"/>
-                    </w:rPr>
-                  </w:pPr>
-                  <w:r>
-                    <w:rPr>
-                      <w:rFonts w:ascii="Nunito Black" w:hAnsi="Nunito Black"/>
-                      <w:b/>
-                      <w:bCs/>
-                      <w:sz w:val="18"/>
-                      <w:szCs w:val="18"/>
-                    </w:rPr>
-                    <w:t>EXPEDIDOR:</w:t>
-                  </w:r>
-                </w:p>
-                <w:p>
-                  <w:pPr>
-                    <w:jc w:val="center"/>
-                    <w:rPr>
-                      <w:rFonts w:ascii="Nunito" w:hAnsi="Nunito"/>
-                      <w:b/>
-                      <w:bCs/>
-                      <w:sz w:val="18"/>
-                      <w:szCs w:val="18"/>
-                    </w:rPr>
-                  </w:pPr>
-                  <w:r>
-                    <w:rPr>
-                      <w:rFonts w:ascii="Nunito" w:hAnsi="Nunito"/>
-                      <w:b/>
-                      <w:bCs/>
-                      <w:sz w:val="18"/>
-                      <w:szCs w:val="18"/>
-                    </w:rPr>
-                    <w:t xml:space="preserve">PESCADOS Y MARISCOS SANTIAGO Y SANTIAGO, S.L. </w:t>
-                  </w:r>
-                </w:p>
-                <w:p>
-                  <w:pPr>
-                    <w:jc w:val="center"/>
-                    <w:rPr>
-                      <w:rFonts w:ascii="Nunito" w:hAnsi="Nunito"/>
-                      <w:b/>
-                      <w:bCs/>
-                      <w:sz w:val="18"/>
-                      <w:szCs w:val="18"/>
-                    </w:rPr>
-                  </w:pPr>
-                  <w:r>
-                    <w:rPr>
-                      <w:rFonts w:ascii="Nunito" w:hAnsi="Nunito"/>
-                      <w:b/>
-                      <w:bCs/>
-                      <w:sz w:val="18"/>
-                      <w:szCs w:val="18"/>
-                    </w:rPr>
-                    <w:t xml:space="preserve">Calle Laguna del Marquesado </w:t>
-                  </w:r>
-                </w:p>
-                <w:p>
-                  <w:pPr>
-                    <w:jc w:val="center"/>
-                    <w:rPr>
-                      <w:rFonts w:ascii="Nunito" w:hAnsi="Nunito"/>
-                      <w:b/>
-                      <w:bCs/>
-                      <w:sz w:val="18"/>
-                      <w:szCs w:val="18"/>
-                    </w:rPr>
-                  </w:pPr>
-                  <w:r>
-                    <w:rPr>
-                      <w:rFonts w:ascii="Nunito" w:hAnsi="Nunito"/>
-                      <w:b/>
-                      <w:bCs/>
-                      <w:sz w:val="18"/>
-                      <w:szCs w:val="18"/>
-                    </w:rPr>
-                    <w:t>nave 43C</w:t>
-                  </w:r>
-                </w:p>
-                <w:p>
-                  <w:pPr>
-                    <w:jc w:val="center"/>
-                    <w:rPr>
-                      <w:rFonts w:ascii="Nunito" w:hAnsi="Nunito"/>
-                      <w:b/>
-                      <w:bCs/>
-                      <w:sz w:val="18"/>
-                      <w:szCs w:val="18"/>
-                    </w:rPr>
-                  </w:pPr>
-                  <w:r>
-                    <w:rPr>
-                      <w:rFonts w:ascii="Nunito" w:hAnsi="Nunito"/>
-                      <w:b/>
-                      <w:bCs/>
-                      <w:sz w:val="18"/>
-                      <w:szCs w:val="18"/>
-                    </w:rPr>
-                    <w:t>28021 Madrid</w:t>
+                      <w:sz w:val="16"/>
+                      <w:szCs w:val="16"/>
+                    </w:rPr>
+                  </w:pPr>
+                  <w:r>
+                    <w:rPr>
+                      <w:rFonts w:ascii="Nunito Black" w:hAnsi="Nunito Black"/>
+                      <w:b/>
+                      <w:bCs/>
+                      <w:sz w:val="16"/>
+                      <w:szCs w:val="16"/>
+                    </w:rPr>
+                    <w:t>PESO NETO:</w:t>
+                  </w:r>
+                </w:p>
+                <w:p>
+                  <w:pPr>
+                    <w:rPr>
+                      <w:rFonts w:ascii="Nunito Black" w:hAnsi="Nunito Black"/>
+                      <w:b/>
+                      <w:bCs/>
+                      <w:sz w:val="16"/>
+                      <w:szCs w:val="16"/>
+                    </w:rPr>
+                  </w:pPr>
+                </w:p>
+                <w:p>
+                  <w:pPr>
+                    <w:rPr>
+                      <w:rFonts w:ascii="Nunito" w:hAnsi="Nunito"/>
+                      <w:b/>
+                      <w:bCs/>
+                      <w:sz w:val="16"/>
+                      <w:szCs w:val="16"/>
+                    </w:rPr>
+                  </w:pPr>
+                  <w:r>
+                    <w:rPr>
+                      <w:rFonts w:ascii="Nunito" w:hAnsi="Nunito"/>
+                      <w:b/>
+                      <w:bCs/>
+                      <w:sz w:val="16"/>
+                      <w:szCs w:val="16"/>
+                    </w:rPr>
+                    <w:t xml:space="preserve"> </w:t>
                   </w:r>
                 </w:p>
               </w:tc>
               <w:tc>
                 <w:tcPr>
-                  <w:tcW w:w="1417" w:type="pct"/>
+                  <w:tcW w:w="3177" w:type="dxa"/>
+                  <w:gridSpan w:val="4"/>
+                  <w:tcBorders>
+                    <w:top w:val="single" w:sz="4" w:space="0" w:color="444444"/>
+                    <w:left w:val="single" w:sz="4" w:space="0" w:color="444444"/>
+                    <w:bottom w:val="double" w:sz="18" w:space="0" w:color="auto"/>
+                    <w:right w:val="single" w:sz="4" w:space="0" w:color="FFFFFF" w:themeColor="background1"/>
+                  </w:tcBorders>
+                  <w:vAlign w:val="center"/>
+                </w:tcPr>
+                <w:p>
+                  <w:pPr>
+                    <w:spacing w:line="276" w:lineRule="auto"/>
+                    <w:rPr>
+                      <w:rFonts w:ascii="Nunito Black" w:hAnsi="Nunito Black"/>
+                      <w:b/>
+                      <w:bCs/>
+                      <w:sz w:val="16"/>
+                      <w:szCs w:val="16"/>
+                    </w:rPr>
+                  </w:pPr>
+                  <w:r>
+                    <w:rPr>
+                      <w:rFonts w:ascii="Nunito Black" w:hAnsi="Nunito Black"/>
+                      <w:b/>
+                      <w:bCs/>
+                      <w:sz w:val="16"/>
+                      <w:szCs w:val="16"/>
+                    </w:rPr>
+                    <w:t>EXPEDIDOR:</w:t>
+                  </w:r>
+                </w:p>
+                <w:p>
+                  <w:pPr>
+                    <w:jc w:val="center"/>
+                    <w:rPr>
+                      <w:rFonts w:ascii="Nunito" w:hAnsi="Nunito"/>
+                      <w:b/>
+                      <w:bCs/>
+                      <w:sz w:val="16"/>
+                      <w:szCs w:val="16"/>
+                    </w:rPr>
+                  </w:pPr>
+                  <w:r>
+                    <w:rPr>
+                      <w:rFonts w:ascii="Nunito" w:hAnsi="Nunito"/>
+                      <w:b/>
+                      <w:bCs/>
+                      <w:sz w:val="16"/>
+                      <w:szCs w:val="16"/>
+                    </w:rPr>
+                    <w:t>PESCADOS Y MARISCOS SANTIAGO Y SANTIAGO, S.L. Calle Laguna del Marquesado nave 43C</w:t>
+                  </w:r>
+                </w:p>
+                <w:p>
+                  <w:pPr>
+                    <w:jc w:val="center"/>
+                    <w:rPr>
+                      <w:rFonts w:ascii="Nunito" w:hAnsi="Nunito"/>
+                      <w:b/>
+                      <w:bCs/>
+                      <w:sz w:val="16"/>
+                      <w:szCs w:val="16"/>
+                    </w:rPr>
+                  </w:pPr>
+                  <w:r>
+                    <w:rPr>
+                      <w:rFonts w:ascii="Nunito" w:hAnsi="Nunito"/>
+                      <w:b/>
+                      <w:bCs/>
+                      <w:sz w:val="16"/>
+                      <w:szCs w:val="16"/>
+                    </w:rPr>
+                    <w:t>28021 Madrid</w:t>
+                  </w:r>
+                </w:p>
+              </w:tc>
+              <w:tc>
+                <w:tcPr>
+                  <w:tcW w:w="2292" w:type="dxa"/>
                   <w:tcBorders>
                     <w:top w:val="single" w:sz="4" w:space="0" w:color="444444"/>
                     <w:left w:val="single" w:sz="4" w:space="0" w:color="FFFFFF" w:themeColor="background1"/>
@@ -950,8 +837,8 @@
                     <w:jc w:val="center"/>
                     <w:rPr>
                       <w:rFonts w:ascii="Nunito Black" w:hAnsi="Nunito Black"/>
-                      <w:sz w:val="18"/>
-                      <w:szCs w:val="18"/>
+                      <w:sz w:val="16"/>
+                      <w:szCs w:val="16"/>
                     </w:rPr>
                   </w:pPr>
                   <w:r>
@@ -960,22 +847,22 @@
                       <w:b/>
                       <w:bCs/>
                       <w:noProof/>
-                      <w:sz w:val="18"/>
-                      <w:szCs w:val="18"/>
+                      <w:sz w:val="16"/>
+                      <w:szCs w:val="16"/>
                     </w:rPr>
                     <mc:AlternateContent>
                       <mc:Choice Requires="wps">
                         <w:drawing>
-                          <wp:anchor distT="0" distB="0" distL="114300" distR="114300" simplePos="0" relativeHeight="251667456" behindDoc="0" locked="0" layoutInCell="1" allowOverlap="1" wp14:anchorId="58463121" wp14:editId="192C0764">
+                          <wp:anchor distT="0" distB="0" distL="114300" distR="114300" simplePos="0" relativeHeight="251659264" behindDoc="0" locked="0" layoutInCell="1" allowOverlap="1" wp14:anchorId="3C7F24EF" wp14:editId="75B99C07">
                             <wp:simplePos x="0" y="0"/>
                             <wp:positionH relativeFrom="column">
-                              <wp:posOffset>-195580</wp:posOffset>
+                              <wp:posOffset>-62230</wp:posOffset>
                             </wp:positionH>
                             <wp:positionV relativeFrom="paragraph">
-                              <wp:posOffset>163195</wp:posOffset>
+                              <wp:posOffset>19050</wp:posOffset>
                             </wp:positionV>
-                            <wp:extent cx="1295400" cy="749300"/>
-                            <wp:effectExtent l="0" t="0" r="19050" b="12700"/>
+                            <wp:extent cx="1386840" cy="731520"/>
+                            <wp:effectExtent l="0" t="0" r="22860" b="11430"/>
                             <wp:wrapNone/>
                             <wp:docPr id="16496834" name="Elipse 2"/>
                             <wp:cNvGraphicFramePr/>
@@ -986,7 +873,7 @@
                                   <wps:spPr>
                                     <a:xfrm>
                                       <a:off x="0" y="0"/>
-                                      <a:ext cx="1295400" cy="749300"/>
+                                      <a:ext cx="1386840" cy="731520"/>
                                     </a:xfrm>
                                     <a:prstGeom prst="ellipse">
                                       <a:avLst/>
@@ -1011,11 +898,13 @@
                                     <w:txbxContent>
                                       <w:p>
                                         <w:pPr>
-                                          <w:spacing w:after="0" w:line="240" w:lineRule="auto"/>
+                                          <w:spacing w:after="0" w:line="0" w:lineRule="atLeast"/>
                                           <w:contextualSpacing/>
                                           <w:jc w:val="center"/>
                                           <w:rPr>
                                             <w:rFonts w:ascii="Nunito" w:hAnsi="Nunito"/>
+                                            <w:b/>
+                                            <w:bCs/>
                                             <w:sz w:val="16"/>
                                             <w:szCs w:val="16"/>
                                           </w:rPr>
@@ -1023,6 +912,8 @@
                                         <w:r>
                                           <w:rPr>
                                             <w:rFonts w:ascii="Nunito" w:hAnsi="Nunito"/>
+                                            <w:b/>
+                                            <w:bCs/>
                                             <w:sz w:val="16"/>
                                             <w:szCs w:val="16"/>
                                           </w:rPr>
@@ -1031,11 +922,13 @@
                                       </w:p>
                                       <w:p>
                                         <w:pPr>
-                                          <w:spacing w:after="0" w:line="240" w:lineRule="auto"/>
+                                          <w:spacing w:after="0" w:line="0" w:lineRule="atLeast"/>
                                           <w:contextualSpacing/>
                                           <w:jc w:val="center"/>
                                           <w:rPr>
                                             <w:rFonts w:ascii="Nunito" w:hAnsi="Nunito"/>
+                                            <w:b/>
+                                            <w:bCs/>
                                             <w:sz w:val="16"/>
                                             <w:szCs w:val="16"/>
                                           </w:rPr>
@@ -1043,6 +936,8 @@
                                         <w:r>
                                           <w:rPr>
                                             <w:rFonts w:ascii="Nunito" w:hAnsi="Nunito"/>
+                                            <w:b/>
+                                            <w:bCs/>
                                             <w:sz w:val="16"/>
                                             <w:szCs w:val="16"/>
                                           </w:rPr>
@@ -1051,11 +946,13 @@
                                       </w:p>
                                       <w:p>
                                         <w:pPr>
-                                          <w:spacing w:after="0" w:line="240" w:lineRule="auto"/>
+                                          <w:spacing w:after="0" w:line="0" w:lineRule="atLeast"/>
                                           <w:contextualSpacing/>
                                           <w:jc w:val="center"/>
                                           <w:rPr>
                                             <w:rFonts w:ascii="Nunito" w:hAnsi="Nunito"/>
+                                            <w:b/>
+                                            <w:bCs/>
                                             <w:sz w:val="16"/>
                                             <w:szCs w:val="16"/>
                                           </w:rPr>
@@ -1063,6 +960,8 @@
                                         <w:r>
                                           <w:rPr>
                                             <w:rFonts w:ascii="Nunito" w:hAnsi="Nunito"/>
+                                            <w:b/>
+                                            <w:bCs/>
                                             <w:sz w:val="16"/>
                                             <w:szCs w:val="16"/>
                                           </w:rPr>
@@ -1091,17 +990,19 @@
                       </mc:Choice>
                       <mc:Fallback>
                         <w:pict>
-                          <v:oval w14:anchorId="58463121" id="Elipse 2" o:spid="_x0000_s1026" style="position:absolute;left:0;text-align:left;margin-left:-15.4pt;margin-top:12.85pt;width:102pt;height:59pt;z-index:251667456;visibility:visible;mso-wrap-style:square;mso-width-percent:0;mso-height-percent:0;mso-wrap-distance-left:9pt;mso-wrap-distance-top:0;mso-wrap-distance-right:9pt;mso-wrap-distance-bottom:0;mso-position-horizontal:absolute;mso-position-horizontal-relative:text;mso-position-vertical:absolute;mso-position-vertical-relative:text;mso-width-percent:0;mso-height-percent:0;mso-width-relative:margin;mso-height-relative:margin;v-text-anchor:middle" o:gfxdata="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" fillcolor="white [3201]" strokecolor="black [3200]" strokeweight="1pt">
+                          <v:oval w14:anchorId="3C7F24EF" id="Elipse 2" o:spid="_x0000_s1026" style="position:absolute;left:0;text-align:left;margin-left:-4.9pt;margin-top:1.5pt;width:109.2pt;height:57.6pt;z-index:251659264;visibility:visible;mso-wrap-style:square;mso-width-percent:0;mso-height-percent:0;mso-wrap-distance-left:9pt;mso-wrap-distance-top:0;mso-wrap-distance-right:9pt;mso-wrap-distance-bottom:0;mso-position-horizontal:absolute;mso-position-horizontal-relative:text;mso-position-vertical:absolute;mso-position-vertical-relative:text;mso-width-percent:0;mso-height-percent:0;mso-width-relative:margin;mso-height-relative:margin;v-text-anchor:middle" o:gfxdata="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" fillcolor="white [3201]" strokecolor="black [3200]" strokeweight="1pt">
                             <v:stroke joinstyle="miter"/>
                             <v:textbox>
                               <w:txbxContent>
                                 <w:p>
                                   <w:pPr>
-                                    <w:spacing w:after="0" w:line="240" w:lineRule="auto"/>
+                                    <w:spacing w:after="0" w:line="0" w:lineRule="atLeast"/>
                                     <w:contextualSpacing/>
                                     <w:jc w:val="center"/>
                                     <w:rPr>
                                       <w:rFonts w:ascii="Nunito" w:hAnsi="Nunito"/>
+                                      <w:b/>
+                                      <w:bCs/>
                                       <w:sz w:val="16"/>
                                       <w:szCs w:val="16"/>
                                     </w:rPr>
@@ -1109,6 +1010,8 @@
                                   <w:r>
                                     <w:rPr>
                                       <w:rFonts w:ascii="Nunito" w:hAnsi="Nunito"/>
+                                      <w:b/>
+                                      <w:bCs/>
                                       <w:sz w:val="16"/>
                                       <w:szCs w:val="16"/>
                                     </w:rPr>
@@ -1117,11 +1020,13 @@
                                 </w:p>
                                 <w:p>
                                   <w:pPr>
-                                    <w:spacing w:after="0" w:line="240" w:lineRule="auto"/>
+                                    <w:spacing w:after="0" w:line="0" w:lineRule="atLeast"/>
                                     <w:contextualSpacing/>
                                     <w:jc w:val="center"/>
                                     <w:rPr>
                                       <w:rFonts w:ascii="Nunito" w:hAnsi="Nunito"/>
+                                      <w:b/>
+                                      <w:bCs/>
                                       <w:sz w:val="16"/>
                                       <w:szCs w:val="16"/>
                                     </w:rPr>
@@ -1129,6 +1034,8 @@
                                   <w:r>
                                     <w:rPr>
                                       <w:rFonts w:ascii="Nunito" w:hAnsi="Nunito"/>
+                                      <w:b/>
+                                      <w:bCs/>
                                       <w:sz w:val="16"/>
                                       <w:szCs w:val="16"/>
                                     </w:rPr>
@@ -1137,11 +1044,13 @@
                                 </w:p>
                                 <w:p>
                                   <w:pPr>
-                                    <w:spacing w:after="0" w:line="240" w:lineRule="auto"/>
+                                    <w:spacing w:after="0" w:line="0" w:lineRule="atLeast"/>
                                     <w:contextualSpacing/>
                                     <w:jc w:val="center"/>
                                     <w:rPr>
                                       <w:rFonts w:ascii="Nunito" w:hAnsi="Nunito"/>
+                                      <w:b/>
+                                      <w:bCs/>
                                       <w:sz w:val="16"/>
                                       <w:szCs w:val="16"/>
                                     </w:rPr>
@@ -1149,6 +1058,8 @@
                                   <w:r>
                                     <w:rPr>
                                       <w:rFonts w:ascii="Nunito" w:hAnsi="Nunito"/>
+                                      <w:b/>
+                                      <w:bCs/>
                                       <w:sz w:val="16"/>
                                       <w:szCs w:val="16"/>
                                     </w:rPr>
@@ -1179,9 +1090,8 @@
           <w:tbl>
             <w:tblPr>
               <w:tblStyle w:val="Tablaconcuadrcula"/>
-              <w:tblpPr w:leftFromText="141" w:rightFromText="141" w:vertAnchor="page" w:horzAnchor="margin" w:tblpXSpec="center" w:tblpY="231"/>
-              <w:tblOverlap w:val="never"/>
-              <w:tblW w:w="4533" w:type="pct"/>
+              <w:tblpPr w:leftFromText="141" w:rightFromText="141" w:tblpX="-494" w:tblpY="-429"/>
+              <w:tblW w:w="8048" w:type="dxa"/>
               <w:tblBorders>
                 <w:top w:val="none" w:sz="0" w:space="0" w:color="auto"/>
                 <w:left w:val="none" w:sz="0" w:space="0" w:color="auto"/>
@@ -1193,21 +1103,22 @@
               <w:tblLook w:val="04A0" w:firstRow="1" w:lastRow="0" w:firstColumn="1" w:lastColumn="0" w:noHBand="0" w:noVBand="1"/>
             </w:tblPr>
             <w:tblGrid>
-              <w:gridCol w:w="1944"/>
-              <w:gridCol w:w="1563"/>
-              <w:gridCol w:w="18"/>
-              <w:gridCol w:w="1494"/>
-              <w:gridCol w:w="215"/>
-              <w:gridCol w:w="2070"/>
+              <w:gridCol w:w="2154"/>
+              <w:gridCol w:w="425"/>
+              <w:gridCol w:w="1251"/>
+              <w:gridCol w:w="19"/>
+              <w:gridCol w:w="1659"/>
+              <w:gridCol w:w="248"/>
+              <w:gridCol w:w="2292"/>
             </w:tblGrid>
             <w:tr>
               <w:trPr>
-                <w:trHeight w:val="478"/>
+                <w:trHeight w:val="706"/>
               </w:trPr>
               <w:tc>
                 <w:tcPr>
-                  <w:tcW w:w="3436" w:type="pct"/>
-                  <w:gridSpan w:val="4"/>
+                  <w:tcW w:w="5508" w:type="dxa"/>
+                  <w:gridSpan w:val="5"/>
                   <w:tcBorders>
                     <w:top w:val="double" w:sz="18" w:space="0" w:color="auto"/>
                     <w:left w:val="double" w:sz="18" w:space="0" w:color="auto"/>
@@ -1222,17 +1133,17 @@
                       <w:rFonts w:ascii="Nunito Black" w:hAnsi="Nunito Black"/>
                       <w:b/>
                       <w:bCs/>
-                      <w:sz w:val="18"/>
-                      <w:szCs w:val="18"/>
-                    </w:rPr>
-                  </w:pPr>
-                  <w:r>
-                    <w:rPr>
-                      <w:rFonts w:ascii="Nunito Black" w:hAnsi="Nunito Black"/>
-                      <w:b/>
-                      <w:bCs/>
-                      <w:sz w:val="18"/>
-                      <w:szCs w:val="18"/>
+                      <w:sz w:val="16"/>
+                      <w:szCs w:val="16"/>
+                    </w:rPr>
+                  </w:pPr>
+                  <w:r>
+                    <w:rPr>
+                      <w:rFonts w:ascii="Nunito Black" w:hAnsi="Nunito Black"/>
+                      <w:b/>
+                      <w:bCs/>
+                      <w:sz w:val="16"/>
+                      <w:szCs w:val="16"/>
                     </w:rPr>
                     <w:t xml:space="preserve">NOMBRE COMERCIAL DE LA ESPECIE: </w:t>
                   </w:r>
@@ -1242,41 +1153,23 @@
                     <w:spacing w:line="276" w:lineRule="auto"/>
                     <w:rPr>
                       <w:rFonts w:ascii="Nunito" w:hAnsi="Nunito"/>
-                      <w:sz w:val="18"/>
-                      <w:szCs w:val="18"/>
-                    </w:rPr>
-                  </w:pPr>
-                  <w:r>
-                    <w:rPr>
-                      <w:rFonts w:ascii="Nunito" w:hAnsi="Nunito"/>
-                      <w:sz w:val="18"/>
-                      <w:szCs w:val="18"/>
-                    </w:rPr>
-                    <w:t>{{</w:t>
-                  </w:r>
-                  <w:proofErr w:type="spellStart"/>
-                  <w:r>
-                    <w:rPr>
-                      <w:rFonts w:ascii="Nunito" w:hAnsi="Nunito"/>
-                      <w:sz w:val="18"/>
-                      <w:szCs w:val="18"/>
-                    </w:rPr>
-                    <w:t>denominacion_comercial</w:t>
-                  </w:r>
-                  <w:proofErr w:type="spellEnd"/>
-                  <w:r>
-                    <w:rPr>
-                      <w:rFonts w:ascii="Nunito" w:hAnsi="Nunito"/>
-                      <w:sz w:val="18"/>
-                      <w:szCs w:val="18"/>
-                    </w:rPr>
-                    <w:t>}}</w:t>
+                      <w:sz w:val="16"/>
+                      <w:szCs w:val="16"/>
+                    </w:rPr>
+                  </w:pPr>
+                  <w:r>
+                    <w:rPr>
+                      <w:rFonts w:ascii="Nunito" w:hAnsi="Nunito"/>
+                      <w:sz w:val="16"/>
+                      <w:szCs w:val="16"/>
+                    </w:rPr>
+                    <w:t>{{denominacion_comercial}}</w:t>
                   </w:r>
                 </w:p>
               </w:tc>
               <w:tc>
                 <w:tcPr>
-                  <w:tcW w:w="1564" w:type="pct"/>
+                  <w:tcW w:w="2540" w:type="dxa"/>
                   <w:gridSpan w:val="2"/>
                   <w:vMerge w:val="restart"/>
                   <w:tcBorders>
@@ -1292,17 +1185,17 @@
                       <w:rFonts w:ascii="Nunito Black" w:hAnsi="Nunito Black"/>
                       <w:b/>
                       <w:bCs/>
-                      <w:sz w:val="18"/>
-                      <w:szCs w:val="18"/>
-                    </w:rPr>
-                  </w:pPr>
-                  <w:r>
-                    <w:rPr>
-                      <w:rFonts w:ascii="Nunito Black" w:hAnsi="Nunito Black"/>
-                      <w:b/>
-                      <w:bCs/>
-                      <w:sz w:val="18"/>
-                      <w:szCs w:val="18"/>
+                      <w:sz w:val="16"/>
+                      <w:szCs w:val="16"/>
+                    </w:rPr>
+                  </w:pPr>
+                  <w:r>
+                    <w:rPr>
+                      <w:rFonts w:ascii="Nunito Black" w:hAnsi="Nunito Black"/>
+                      <w:b/>
+                      <w:bCs/>
+                      <w:sz w:val="16"/>
+                      <w:szCs w:val="16"/>
                     </w:rPr>
                     <w:t xml:space="preserve">LOTE: </w:t>
                   </w:r>
@@ -1313,8 +1206,8 @@
                       <w:rFonts w:ascii="Nunito Black" w:hAnsi="Nunito Black"/>
                       <w:b/>
                       <w:bCs/>
-                      <w:sz w:val="18"/>
-                      <w:szCs w:val="18"/>
+                      <w:sz w:val="16"/>
+                      <w:szCs w:val="16"/>
                     </w:rPr>
                   </w:pPr>
                 </w:p>
@@ -1323,15 +1216,19 @@
                     <w:jc w:val="center"/>
                     <w:rPr>
                       <w:rFonts w:ascii="Nunito" w:hAnsi="Nunito"/>
-                      <w:sz w:val="18"/>
-                      <w:szCs w:val="18"/>
-                    </w:rPr>
-                  </w:pPr>
-                  <w:r>
-                    <w:rPr>
-                      <w:rFonts w:ascii="Nunito" w:hAnsi="Nunito"/>
-                      <w:sz w:val="18"/>
-                      <w:szCs w:val="18"/>
+                      <w:b/>
+                      <w:bCs/>
+                      <w:sz w:val="16"/>
+                      <w:szCs w:val="16"/>
+                    </w:rPr>
+                  </w:pPr>
+                  <w:r>
+                    <w:rPr>
+                      <w:rFonts w:ascii="Nunito" w:hAnsi="Nunito"/>
+                      <w:b/>
+                      <w:bCs/>
+                      <w:sz w:val="16"/>
+                      <w:szCs w:val="16"/>
                     </w:rPr>
                     <w:t>{{lote}}</w:t>
                   </w:r>
@@ -1342,8 +1239,8 @@
                       <w:rFonts w:ascii="Nunito Black" w:hAnsi="Nunito Black"/>
                       <w:b/>
                       <w:bCs/>
-                      <w:sz w:val="18"/>
-                      <w:szCs w:val="18"/>
+                      <w:sz w:val="16"/>
+                      <w:szCs w:val="16"/>
                     </w:rPr>
                   </w:pPr>
                 </w:p>
@@ -1351,12 +1248,12 @@
             </w:tr>
             <w:tr>
               <w:trPr>
-                <w:trHeight w:val="471"/>
+                <w:trHeight w:val="697"/>
               </w:trPr>
               <w:tc>
                 <w:tcPr>
-                  <w:tcW w:w="3436" w:type="pct"/>
-                  <w:gridSpan w:val="4"/>
+                  <w:tcW w:w="5508" w:type="dxa"/>
+                  <w:gridSpan w:val="5"/>
                   <w:tcBorders>
                     <w:top w:val="single" w:sz="4" w:space="0" w:color="000000"/>
                     <w:left w:val="double" w:sz="18" w:space="0" w:color="auto"/>
@@ -1372,17 +1269,17 @@
                       <w:rFonts w:ascii="Nunito Black" w:hAnsi="Nunito Black"/>
                       <w:b/>
                       <w:bCs/>
-                      <w:sz w:val="18"/>
-                      <w:szCs w:val="18"/>
-                    </w:rPr>
-                  </w:pPr>
-                  <w:r>
-                    <w:rPr>
-                      <w:rFonts w:ascii="Nunito Black" w:hAnsi="Nunito Black"/>
-                      <w:b/>
-                      <w:bCs/>
-                      <w:sz w:val="18"/>
-                      <w:szCs w:val="18"/>
+                      <w:sz w:val="16"/>
+                      <w:szCs w:val="16"/>
+                    </w:rPr>
+                  </w:pPr>
+                  <w:r>
+                    <w:rPr>
+                      <w:rFonts w:ascii="Nunito Black" w:hAnsi="Nunito Black"/>
+                      <w:b/>
+                      <w:bCs/>
+                      <w:sz w:val="16"/>
+                      <w:szCs w:val="16"/>
                     </w:rPr>
                     <w:t>NOMBRE CIENTÍFICO DE LA ESPECIE:</w:t>
                   </w:r>
@@ -1395,8 +1292,8 @@
                       <w:rFonts w:ascii="Nunito" w:hAnsi="Nunito"/>
                       <w:i/>
                       <w:iCs/>
-                      <w:sz w:val="18"/>
-                      <w:szCs w:val="18"/>
+                      <w:sz w:val="16"/>
+                      <w:szCs w:val="16"/>
                     </w:rPr>
                   </w:pPr>
                   <w:r>
@@ -1404,38 +1301,16 @@
                       <w:rFonts w:ascii="Nunito" w:hAnsi="Nunito"/>
                       <w:i/>
                       <w:iCs/>
-                      <w:sz w:val="18"/>
-                      <w:szCs w:val="18"/>
-                    </w:rPr>
-                    <w:t>{{</w:t>
-                  </w:r>
-                  <w:proofErr w:type="spellStart"/>
-                  <w:r>
-                    <w:rPr>
-                      <w:rFonts w:ascii="Nunito" w:hAnsi="Nunito"/>
-                      <w:i/>
-                      <w:iCs/>
-                      <w:sz w:val="18"/>
-                      <w:szCs w:val="18"/>
-                    </w:rPr>
-                    <w:t>nombre_cientifico</w:t>
-                  </w:r>
-                  <w:proofErr w:type="spellEnd"/>
-                  <w:r>
-                    <w:rPr>
-                      <w:rFonts w:ascii="Nunito" w:hAnsi="Nunito"/>
-                      <w:i/>
-                      <w:iCs/>
-                      <w:sz w:val="18"/>
-                      <w:szCs w:val="18"/>
-                    </w:rPr>
-                    <w:t>}}</w:t>
+                      <w:sz w:val="16"/>
+                      <w:szCs w:val="16"/>
+                    </w:rPr>
+                    <w:t>{{nombre_cientifico}}</w:t>
                   </w:r>
                 </w:p>
               </w:tc>
               <w:tc>
                 <w:tcPr>
-                  <w:tcW w:w="1564" w:type="pct"/>
+                  <w:tcW w:w="2540" w:type="dxa"/>
                   <w:gridSpan w:val="2"/>
                   <w:vMerge/>
                   <w:tcBorders>
@@ -1450,8 +1325,8 @@
                       <w:rFonts w:ascii="Nunito Black" w:hAnsi="Nunito Black"/>
                       <w:b/>
                       <w:bCs/>
-                      <w:sz w:val="18"/>
-                      <w:szCs w:val="18"/>
+                      <w:sz w:val="16"/>
+                      <w:szCs w:val="16"/>
                     </w:rPr>
                   </w:pPr>
                 </w:p>
@@ -1459,12 +1334,12 @@
             </w:tr>
             <w:tr>
               <w:trPr>
-                <w:trHeight w:val="524"/>
+                <w:trHeight w:val="775"/>
               </w:trPr>
               <w:tc>
                 <w:tcPr>
-                  <w:tcW w:w="5000" w:type="pct"/>
-                  <w:gridSpan w:val="6"/>
+                  <w:tcW w:w="8048" w:type="dxa"/>
+                  <w:gridSpan w:val="7"/>
                   <w:tcBorders>
                     <w:top w:val="single" w:sz="4" w:space="0" w:color="000000"/>
                     <w:left w:val="double" w:sz="18" w:space="0" w:color="auto"/>
@@ -1479,17 +1354,17 @@
                       <w:rFonts w:ascii="Nunito Black" w:hAnsi="Nunito Black"/>
                       <w:b/>
                       <w:bCs/>
-                      <w:sz w:val="18"/>
-                      <w:szCs w:val="18"/>
-                    </w:rPr>
-                  </w:pPr>
-                  <w:r>
-                    <w:rPr>
-                      <w:rFonts w:ascii="Nunito Black" w:hAnsi="Nunito Black"/>
-                      <w:b/>
-                      <w:bCs/>
-                      <w:sz w:val="18"/>
-                      <w:szCs w:val="18"/>
+                      <w:sz w:val="16"/>
+                      <w:szCs w:val="16"/>
+                    </w:rPr>
+                  </w:pPr>
+                  <w:r>
+                    <w:rPr>
+                      <w:rFonts w:ascii="Nunito Black" w:hAnsi="Nunito Black"/>
+                      <w:b/>
+                      <w:bCs/>
+                      <w:sz w:val="16"/>
+                      <w:szCs w:val="16"/>
                     </w:rPr>
                     <w:t>ALÉRGENOS:</w:t>
                   </w:r>
@@ -1501,30 +1376,30 @@
                       <w:rFonts w:ascii="Nunito" w:hAnsi="Nunito"/>
                       <w:b/>
                       <w:bCs/>
-                      <w:sz w:val="18"/>
-                      <w:szCs w:val="18"/>
-                    </w:rPr>
-                  </w:pPr>
-                  <w:r>
-                    <w:rPr>
-                      <w:rFonts w:ascii="Nunito" w:hAnsi="Nunito"/>
-                      <w:b/>
-                      <w:bCs/>
-                      <w:sz w:val="18"/>
-                      <w:szCs w:val="18"/>
-                    </w:rPr>
-                    <w:t>Contiene PESCADO. Puede contener trazas de CRUSTACEOS, MOLUSCOS Y SULFITOS.</w:t>
+                      <w:sz w:val="16"/>
+                      <w:szCs w:val="16"/>
+                    </w:rPr>
+                  </w:pPr>
+                  <w:r>
+                    <w:rPr>
+                      <w:rFonts w:ascii="Nunito" w:hAnsi="Nunito"/>
+                      <w:b/>
+                      <w:bCs/>
+                      <w:sz w:val="16"/>
+                      <w:szCs w:val="16"/>
+                    </w:rPr>
+                    <w:t>Contiene PESCADO. Puede contener trazas de CRUSTACEO, MOLUSCOS Y SULFITOS</w:t>
                   </w:r>
                 </w:p>
               </w:tc>
             </w:tr>
             <w:tr>
               <w:trPr>
-                <w:trHeight w:val="831"/>
+                <w:trHeight w:val="1227"/>
               </w:trPr>
               <w:tc>
                 <w:tcPr>
-                  <w:tcW w:w="1331" w:type="pct"/>
+                  <w:tcW w:w="2154" w:type="dxa"/>
                   <w:tcBorders>
                     <w:top w:val="single" w:sz="4" w:space="0" w:color="444444"/>
                     <w:left w:val="double" w:sz="18" w:space="0" w:color="auto"/>
@@ -1539,17 +1414,17 @@
                       <w:rFonts w:ascii="Nunito Black" w:hAnsi="Nunito Black"/>
                       <w:b/>
                       <w:bCs/>
-                      <w:sz w:val="18"/>
-                      <w:szCs w:val="18"/>
-                    </w:rPr>
-                  </w:pPr>
-                  <w:r>
-                    <w:rPr>
-                      <w:rFonts w:ascii="Nunito Black" w:hAnsi="Nunito Black"/>
-                      <w:b/>
-                      <w:bCs/>
-                      <w:sz w:val="18"/>
-                      <w:szCs w:val="18"/>
+                      <w:sz w:val="16"/>
+                      <w:szCs w:val="16"/>
+                    </w:rPr>
+                  </w:pPr>
+                  <w:r>
+                    <w:rPr>
+                      <w:rFonts w:ascii="Nunito Black" w:hAnsi="Nunito Black"/>
+                      <w:b/>
+                      <w:bCs/>
+                      <w:sz w:val="16"/>
+                      <w:szCs w:val="16"/>
                     </w:rPr>
                     <w:t>MÉTODO DE PRODUCCIÓN:</w:t>
                   </w:r>
@@ -1559,110 +1434,23 @@
                     <w:spacing w:line="276" w:lineRule="auto"/>
                     <w:rPr>
                       <w:rFonts w:ascii="Nunito" w:hAnsi="Nunito"/>
-                      <w:sz w:val="18"/>
-                      <w:szCs w:val="18"/>
-                    </w:rPr>
-                  </w:pPr>
-                  <w:r>
-                    <w:rPr>
-                      <w:rFonts w:ascii="Nunito" w:hAnsi="Nunito"/>
-                      <w:sz w:val="18"/>
-                      <w:szCs w:val="18"/>
-                    </w:rPr>
-                    <w:t>{{</w:t>
-                  </w:r>
-                  <w:proofErr w:type="spellStart"/>
-                  <w:r>
-                    <w:rPr>
-                      <w:rFonts w:ascii="Nunito" w:hAnsi="Nunito"/>
-                      <w:sz w:val="18"/>
-                      <w:szCs w:val="18"/>
-                    </w:rPr>
-                    <w:t>forma_captura</w:t>
-                  </w:r>
-                  <w:proofErr w:type="spellEnd"/>
-                  <w:r>
-                    <w:rPr>
-                      <w:rFonts w:ascii="Nunito" w:hAnsi="Nunito"/>
-                      <w:sz w:val="18"/>
-                      <w:szCs w:val="18"/>
-                    </w:rPr>
-                    <w:t>}}</w:t>
+                      <w:sz w:val="16"/>
+                      <w:szCs w:val="16"/>
+                    </w:rPr>
+                  </w:pPr>
+                  <w:r>
+                    <w:rPr>
+                      <w:rFonts w:ascii="Nunito" w:hAnsi="Nunito"/>
+                      <w:sz w:val="16"/>
+                      <w:szCs w:val="16"/>
+                    </w:rPr>
+                    <w:t>{{forma_captura}}</w:t>
                   </w:r>
                 </w:p>
               </w:tc>
               <w:tc>
                 <w:tcPr>
-                  <w:tcW w:w="1070" w:type="pct"/>
-                  <w:tcBorders>
-                    <w:top w:val="single" w:sz="4" w:space="0" w:color="444444"/>
-                    <w:left w:val="single" w:sz="4" w:space="0" w:color="444444"/>
-                    <w:bottom w:val="single" w:sz="4" w:space="0" w:color="444444"/>
-                    <w:right w:val="single" w:sz="4" w:space="0" w:color="444444"/>
-                  </w:tcBorders>
-                </w:tcPr>
-                <w:p>
-                  <w:pPr>
-                    <w:spacing w:line="276" w:lineRule="auto"/>
-                    <w:rPr>
-                      <w:rFonts w:ascii="Nunito Black" w:hAnsi="Nunito Black"/>
-                      <w:b/>
-                      <w:bCs/>
-                      <w:sz w:val="18"/>
-                      <w:szCs w:val="18"/>
-                    </w:rPr>
-                  </w:pPr>
-                  <w:r>
-                    <w:rPr>
-                      <w:rFonts w:ascii="Nunito Black" w:hAnsi="Nunito Black"/>
-                      <w:b/>
-                      <w:bCs/>
-                      <w:sz w:val="18"/>
-                      <w:szCs w:val="18"/>
-                    </w:rPr>
-                    <w:t>ZONA DE CAPTURA:</w:t>
-                  </w:r>
-                </w:p>
-                <w:p>
-                  <w:pPr>
-                    <w:spacing w:line="276" w:lineRule="auto"/>
-                    <w:rPr>
-                      <w:rFonts w:ascii="Nunito" w:hAnsi="Nunito"/>
-                      <w:sz w:val="18"/>
-                      <w:szCs w:val="18"/>
-                    </w:rPr>
-                  </w:pPr>
-                  <w:r>
-                    <w:rPr>
-                      <w:rFonts w:ascii="Nunito" w:hAnsi="Nunito"/>
-                      <w:sz w:val="18"/>
-                      <w:szCs w:val="18"/>
-                    </w:rPr>
-                    <w:t>{{</w:t>
-                  </w:r>
-                  <w:proofErr w:type="spellStart"/>
-                  <w:r>
-                    <w:rPr>
-                      <w:rFonts w:ascii="Nunito" w:hAnsi="Nunito"/>
-                      <w:sz w:val="18"/>
-                      <w:szCs w:val="18"/>
-                    </w:rPr>
-                    <w:t>zona_captura</w:t>
-                  </w:r>
-                  <w:proofErr w:type="spellEnd"/>
-                  <w:r>
-                    <w:rPr>
-                      <w:rFonts w:ascii="Nunito" w:hAnsi="Nunito"/>
-                      <w:sz w:val="18"/>
-                      <w:szCs w:val="18"/>
-                    </w:rPr>
-                    <w:t>}}</w:t>
-                  </w:r>
-                </w:p>
-              </w:tc>
-              <w:tc>
-                <w:tcPr>
-                  <w:tcW w:w="1034" w:type="pct"/>
+                  <w:tcW w:w="1676" w:type="dxa"/>
                   <w:gridSpan w:val="2"/>
                   <w:tcBorders>
                     <w:top w:val="single" w:sz="4" w:space="0" w:color="444444"/>
@@ -1678,61 +1466,95 @@
                       <w:rFonts w:ascii="Nunito Black" w:hAnsi="Nunito Black"/>
                       <w:b/>
                       <w:bCs/>
-                      <w:sz w:val="18"/>
-                      <w:szCs w:val="18"/>
-                    </w:rPr>
-                  </w:pPr>
-                  <w:r>
-                    <w:rPr>
-                      <w:rFonts w:ascii="Nunito Black" w:hAnsi="Nunito Black"/>
-                      <w:b/>
-                      <w:bCs/>
-                      <w:sz w:val="18"/>
-                      <w:szCs w:val="18"/>
-                    </w:rPr>
-                    <w:t>PAÍS DE ORIGEN:</w:t>
-                  </w:r>
-                </w:p>
-                <w:p>
-                  <w:pPr>
-                    <w:spacing w:line="276" w:lineRule="auto"/>
-                    <w:rPr>
-                      <w:rFonts w:ascii="Nunito" w:hAnsi="Nunito"/>
-                      <w:sz w:val="18"/>
-                      <w:szCs w:val="18"/>
-                    </w:rPr>
-                  </w:pPr>
-                  <w:r>
-                    <w:rPr>
-                      <w:rFonts w:ascii="Nunito" w:hAnsi="Nunito"/>
-                      <w:sz w:val="18"/>
-                      <w:szCs w:val="18"/>
-                    </w:rPr>
-                    <w:t>{{</w:t>
-                  </w:r>
-                  <w:proofErr w:type="spellStart"/>
-                  <w:r>
-                    <w:rPr>
-                      <w:rFonts w:ascii="Nunito" w:hAnsi="Nunito"/>
-                      <w:sz w:val="18"/>
-                      <w:szCs w:val="18"/>
-                    </w:rPr>
-                    <w:t>pais_origen</w:t>
-                  </w:r>
-                  <w:proofErr w:type="spellEnd"/>
-                  <w:r>
-                    <w:rPr>
-                      <w:rFonts w:ascii="Nunito" w:hAnsi="Nunito"/>
-                      <w:sz w:val="18"/>
-                      <w:szCs w:val="18"/>
-                    </w:rPr>
-                    <w:t>}}</w:t>
+                      <w:sz w:val="16"/>
+                      <w:szCs w:val="16"/>
+                    </w:rPr>
+                  </w:pPr>
+                  <w:r>
+                    <w:rPr>
+                      <w:rFonts w:ascii="Nunito Black" w:hAnsi="Nunito Black"/>
+                      <w:b/>
+                      <w:bCs/>
+                      <w:sz w:val="16"/>
+                      <w:szCs w:val="16"/>
+                    </w:rPr>
+                    <w:t>ZONA DE CAPTURA:</w:t>
+                  </w:r>
+                </w:p>
+                <w:p>
+                  <w:pPr>
+                    <w:spacing w:line="276" w:lineRule="auto"/>
+                    <w:rPr>
+                      <w:rFonts w:ascii="Nunito" w:hAnsi="Nunito"/>
+                      <w:sz w:val="16"/>
+                      <w:szCs w:val="16"/>
+                    </w:rPr>
+                  </w:pPr>
+                  <w:r>
+                    <w:rPr>
+                      <w:rFonts w:ascii="Nunito" w:hAnsi="Nunito"/>
+                      <w:sz w:val="16"/>
+                      <w:szCs w:val="16"/>
+                    </w:rPr>
+                    <w:t>{{zona_captura}}</w:t>
                   </w:r>
                 </w:p>
               </w:tc>
               <w:tc>
                 <w:tcPr>
-                  <w:tcW w:w="1564" w:type="pct"/>
+                  <w:tcW w:w="1677" w:type="dxa"/>
+                  <w:gridSpan w:val="2"/>
+                  <w:tcBorders>
+                    <w:top w:val="single" w:sz="4" w:space="0" w:color="444444"/>
+                    <w:left w:val="single" w:sz="4" w:space="0" w:color="444444"/>
+                    <w:bottom w:val="single" w:sz="4" w:space="0" w:color="444444"/>
+                    <w:right w:val="single" w:sz="4" w:space="0" w:color="444444"/>
+                  </w:tcBorders>
+                </w:tcPr>
+                <w:p>
+                  <w:pPr>
+                    <w:spacing w:line="276" w:lineRule="auto"/>
+                    <w:rPr>
+                      <w:rFonts w:ascii="Nunito Black" w:hAnsi="Nunito Black"/>
+                      <w:b/>
+                      <w:bCs/>
+                      <w:sz w:val="16"/>
+                      <w:szCs w:val="16"/>
+                    </w:rPr>
+                  </w:pPr>
+                  <w:r>
+                    <w:rPr>
+                      <w:rFonts w:ascii="Nunito Black" w:hAnsi="Nunito Black"/>
+                      <w:b/>
+                      <w:bCs/>
+                      <w:sz w:val="16"/>
+                      <w:szCs w:val="16"/>
+                    </w:rPr>
+                    <w:t>PAÍS DE ORIGEN:</w:t>
+                  </w:r>
+                </w:p>
+                <w:p>
+                  <w:pPr>
+                    <w:spacing w:line="276" w:lineRule="auto"/>
+                    <w:rPr>
+                      <w:rFonts w:ascii="Nunito" w:hAnsi="Nunito"/>
+                      <w:sz w:val="16"/>
+                      <w:szCs w:val="16"/>
+                    </w:rPr>
+                  </w:pPr>
+                  <w:r>
+                    <w:rPr>
+                      <w:rFonts w:ascii="Nunito" w:hAnsi="Nunito"/>
+                      <w:sz w:val="16"/>
+                      <w:szCs w:val="16"/>
+                    </w:rPr>
+                    <w:t>{{pais_origen}}</w:t>
+                  </w:r>
+                </w:p>
+              </w:tc>
+              <w:tc>
+                <w:tcPr>
+                  <w:tcW w:w="2540" w:type="dxa"/>
                   <w:gridSpan w:val="2"/>
                   <w:tcBorders>
                     <w:top w:val="single" w:sz="4" w:space="0" w:color="444444"/>
@@ -1748,17 +1570,17 @@
                       <w:rFonts w:ascii="Nunito Black" w:hAnsi="Nunito Black"/>
                       <w:b/>
                       <w:bCs/>
-                      <w:sz w:val="18"/>
-                      <w:szCs w:val="18"/>
-                    </w:rPr>
-                  </w:pPr>
-                  <w:r>
-                    <w:rPr>
-                      <w:rFonts w:ascii="Nunito Black" w:hAnsi="Nunito Black"/>
-                      <w:b/>
-                      <w:bCs/>
-                      <w:sz w:val="18"/>
-                      <w:szCs w:val="18"/>
+                      <w:sz w:val="16"/>
+                      <w:szCs w:val="16"/>
+                    </w:rPr>
+                  </w:pPr>
+                  <w:r>
+                    <w:rPr>
+                      <w:rFonts w:ascii="Nunito Black" w:hAnsi="Nunito Black"/>
+                      <w:b/>
+                      <w:bCs/>
+                      <w:sz w:val="16"/>
+                      <w:szCs w:val="16"/>
                     </w:rPr>
                     <w:t>ARTE DE PESCA:</w:t>
                   </w:r>
@@ -1770,57 +1592,39 @@
                       <w:rFonts w:ascii="Nunito Black" w:hAnsi="Nunito Black"/>
                       <w:b/>
                       <w:bCs/>
-                      <w:sz w:val="18"/>
-                      <w:szCs w:val="18"/>
-                    </w:rPr>
-                  </w:pPr>
-                </w:p>
-                <w:p>
-                  <w:pPr>
-                    <w:spacing w:line="276" w:lineRule="auto"/>
-                    <w:rPr>
-                      <w:rFonts w:ascii="Nunito" w:hAnsi="Nunito"/>
-                      <w:sz w:val="18"/>
-                      <w:szCs w:val="18"/>
-                    </w:rPr>
-                  </w:pPr>
-                  <w:r>
-                    <w:rPr>
-                      <w:rFonts w:ascii="Nunito" w:hAnsi="Nunito"/>
-                      <w:sz w:val="18"/>
-                      <w:szCs w:val="18"/>
-                    </w:rPr>
-                    <w:t>{{</w:t>
-                  </w:r>
-                  <w:proofErr w:type="spellStart"/>
-                  <w:r>
-                    <w:rPr>
-                      <w:rFonts w:ascii="Nunito" w:hAnsi="Nunito"/>
-                      <w:sz w:val="18"/>
-                      <w:szCs w:val="18"/>
-                    </w:rPr>
-                    <w:t>arte_pesca</w:t>
-                  </w:r>
-                  <w:proofErr w:type="spellEnd"/>
-                  <w:r>
-                    <w:rPr>
-                      <w:rFonts w:ascii="Nunito" w:hAnsi="Nunito"/>
-                      <w:sz w:val="18"/>
-                      <w:szCs w:val="18"/>
-                    </w:rPr>
-                    <w:t>}}</w:t>
+                      <w:sz w:val="16"/>
+                      <w:szCs w:val="16"/>
+                    </w:rPr>
+                  </w:pPr>
+                </w:p>
+                <w:p>
+                  <w:pPr>
+                    <w:spacing w:line="276" w:lineRule="auto"/>
+                    <w:rPr>
+                      <w:rFonts w:ascii="Nunito" w:hAnsi="Nunito"/>
+                      <w:sz w:val="16"/>
+                      <w:szCs w:val="16"/>
+                    </w:rPr>
+                  </w:pPr>
+                  <w:r>
+                    <w:rPr>
+                      <w:rFonts w:ascii="Nunito" w:hAnsi="Nunito"/>
+                      <w:sz w:val="16"/>
+                      <w:szCs w:val="16"/>
+                    </w:rPr>
+                    <w:t>{{arte_pesca}}</w:t>
                   </w:r>
                 </w:p>
               </w:tc>
             </w:tr>
             <w:tr>
               <w:trPr>
-                <w:trHeight w:val="591"/>
+                <w:trHeight w:val="872"/>
               </w:trPr>
               <w:tc>
                 <w:tcPr>
-                  <w:tcW w:w="2413" w:type="pct"/>
-                  <w:gridSpan w:val="3"/>
+                  <w:tcW w:w="3849" w:type="dxa"/>
+                  <w:gridSpan w:val="4"/>
                   <w:tcBorders>
                     <w:top w:val="single" w:sz="4" w:space="0" w:color="444444"/>
                     <w:left w:val="double" w:sz="18" w:space="0" w:color="auto"/>
@@ -1855,8 +1659,8 @@
                     <w:spacing w:before="120"/>
                     <w:rPr>
                       <w:rFonts w:ascii="Nunito" w:hAnsi="Nunito"/>
-                      <w:sz w:val="18"/>
-                      <w:szCs w:val="18"/>
+                      <w:sz w:val="16"/>
+                      <w:szCs w:val="16"/>
                     </w:rPr>
                   </w:pPr>
                   <w:r>
@@ -1873,7 +1677,7 @@
               </w:tc>
               <w:tc>
                 <w:tcPr>
-                  <w:tcW w:w="2587" w:type="pct"/>
+                  <w:tcW w:w="4198" w:type="dxa"/>
                   <w:gridSpan w:val="3"/>
                   <w:tcBorders>
                     <w:left w:val="single" w:sz="4" w:space="0" w:color="444444"/>
@@ -1887,17 +1691,17 @@
                       <w:rFonts w:ascii="Nunito Black" w:hAnsi="Nunito Black"/>
                       <w:b/>
                       <w:bCs/>
-                      <w:sz w:val="18"/>
-                      <w:szCs w:val="18"/>
-                    </w:rPr>
-                  </w:pPr>
-                  <w:r>
-                    <w:rPr>
-                      <w:rFonts w:ascii="Nunito Black" w:hAnsi="Nunito Black"/>
-                      <w:b/>
-                      <w:bCs/>
-                      <w:sz w:val="18"/>
-                      <w:szCs w:val="18"/>
+                      <w:sz w:val="16"/>
+                      <w:szCs w:val="16"/>
+                    </w:rPr>
+                  </w:pPr>
+                  <w:r>
+                    <w:rPr>
+                      <w:rFonts w:ascii="Nunito Black" w:hAnsi="Nunito Black"/>
+                      <w:b/>
+                      <w:bCs/>
+                      <w:sz w:val="16"/>
+                      <w:szCs w:val="16"/>
                     </w:rPr>
                     <w:t>FECHA DE CADUCIDAD:</w:t>
                   </w:r>
@@ -1907,52 +1711,34 @@
                     <w:spacing w:line="276" w:lineRule="auto"/>
                     <w:rPr>
                       <w:rFonts w:ascii="Nunito" w:hAnsi="Nunito"/>
-                      <w:sz w:val="18"/>
-                      <w:szCs w:val="18"/>
-                    </w:rPr>
-                  </w:pPr>
-                  <w:r>
-                    <w:rPr>
-                      <w:rFonts w:ascii="Nunito" w:hAnsi="Nunito"/>
-                      <w:sz w:val="18"/>
-                      <w:szCs w:val="18"/>
-                    </w:rPr>
-                    <w:t>{{</w:t>
-                  </w:r>
-                  <w:proofErr w:type="spellStart"/>
-                  <w:r>
-                    <w:rPr>
-                      <w:rFonts w:ascii="Nunito" w:hAnsi="Nunito"/>
-                      <w:sz w:val="18"/>
-                      <w:szCs w:val="18"/>
-                    </w:rPr>
-                    <w:t>fecha_caducidad</w:t>
-                  </w:r>
-                  <w:proofErr w:type="spellEnd"/>
-                  <w:r>
-                    <w:rPr>
-                      <w:rFonts w:ascii="Nunito" w:hAnsi="Nunito"/>
-                      <w:sz w:val="18"/>
-                      <w:szCs w:val="18"/>
-                    </w:rPr>
-                    <w:t>}}</w:t>
+                      <w:sz w:val="16"/>
+                      <w:szCs w:val="16"/>
+                    </w:rPr>
+                  </w:pPr>
+                  <w:r>
+                    <w:rPr>
+                      <w:rFonts w:ascii="Nunito" w:hAnsi="Nunito"/>
+                      <w:sz w:val="16"/>
+                      <w:szCs w:val="16"/>
+                    </w:rPr>
+                    <w:t>{{fecha_caducidad}}</w:t>
                   </w:r>
                 </w:p>
               </w:tc>
             </w:tr>
             <w:tr>
               <w:trPr>
-                <w:trHeight w:val="776"/>
+                <w:trHeight w:val="1145"/>
               </w:trPr>
               <w:tc>
                 <w:tcPr>
-                  <w:tcW w:w="3583" w:type="pct"/>
-                  <w:gridSpan w:val="5"/>
+                  <w:tcW w:w="2579" w:type="dxa"/>
+                  <w:gridSpan w:val="2"/>
                   <w:tcBorders>
                     <w:top w:val="single" w:sz="4" w:space="0" w:color="444444"/>
                     <w:left w:val="double" w:sz="18" w:space="0" w:color="auto"/>
                     <w:bottom w:val="double" w:sz="18" w:space="0" w:color="auto"/>
-                    <w:right w:val="single" w:sz="4" w:space="0" w:color="FFFFFF" w:themeColor="background1"/>
+                    <w:right w:val="single" w:sz="4" w:space="0" w:color="444444"/>
                   </w:tcBorders>
                 </w:tcPr>
                 <w:p>
@@ -1961,125 +1747,136 @@
                       <w:rFonts w:ascii="Nunito Black" w:hAnsi="Nunito Black"/>
                       <w:b/>
                       <w:bCs/>
-                      <w:sz w:val="18"/>
-                      <w:szCs w:val="18"/>
-                    </w:rPr>
-                  </w:pPr>
-                </w:p>
-                <w:p>
-                  <w:pPr>
-                    <w:spacing w:line="276" w:lineRule="auto"/>
-                    <w:rPr>
-                      <w:rFonts w:ascii="Nunito Black" w:hAnsi="Nunito Black"/>
-                      <w:b/>
-                      <w:bCs/>
-                      <w:sz w:val="18"/>
-                      <w:szCs w:val="18"/>
-                    </w:rPr>
-                  </w:pPr>
-                  <w:r>
-                    <w:rPr>
-                      <w:rFonts w:ascii="Nunito Black" w:hAnsi="Nunito Black"/>
-                      <w:b/>
-                      <w:bCs/>
-                      <w:sz w:val="18"/>
-                      <w:szCs w:val="18"/>
-                    </w:rPr>
-                    <w:t>EXPEDIDOR:</w:t>
-                  </w:r>
-                </w:p>
-                <w:p>
-                  <w:pPr>
-                    <w:jc w:val="center"/>
-                    <w:rPr>
-                      <w:rFonts w:ascii="Nunito" w:hAnsi="Nunito"/>
-                      <w:b/>
-                      <w:bCs/>
-                      <w:sz w:val="18"/>
-                      <w:szCs w:val="18"/>
-                    </w:rPr>
-                  </w:pPr>
-                  <w:r>
-                    <w:rPr>
-                      <w:rFonts w:ascii="Nunito" w:hAnsi="Nunito"/>
-                      <w:b/>
-                      <w:bCs/>
-                      <w:sz w:val="18"/>
-                      <w:szCs w:val="18"/>
-                    </w:rPr>
-                    <w:t xml:space="preserve">PESCADOS Y MARISCOS SANTIAGO Y SANTIAGO, S.L. </w:t>
-                  </w:r>
-                </w:p>
-                <w:p>
-                  <w:pPr>
-                    <w:jc w:val="center"/>
-                    <w:rPr>
-                      <w:rFonts w:ascii="Nunito" w:hAnsi="Nunito"/>
-                      <w:b/>
-                      <w:bCs/>
-                      <w:sz w:val="18"/>
-                      <w:szCs w:val="18"/>
-                    </w:rPr>
-                  </w:pPr>
-                  <w:r>
-                    <w:rPr>
-                      <w:rFonts w:ascii="Nunito" w:hAnsi="Nunito"/>
-                      <w:b/>
-                      <w:bCs/>
-                      <w:sz w:val="18"/>
-                      <w:szCs w:val="18"/>
-                    </w:rPr>
-                    <w:t xml:space="preserve">Calle Laguna del Marquesado </w:t>
-                  </w:r>
-                </w:p>
-                <w:p>
-                  <w:pPr>
-                    <w:jc w:val="center"/>
-                    <w:rPr>
-                      <w:rFonts w:ascii="Nunito" w:hAnsi="Nunito"/>
-                      <w:b/>
-                      <w:bCs/>
-                      <w:sz w:val="18"/>
-                      <w:szCs w:val="18"/>
-                    </w:rPr>
-                  </w:pPr>
-                  <w:r>
-                    <w:rPr>
-                      <w:rFonts w:ascii="Nunito" w:hAnsi="Nunito"/>
-                      <w:b/>
-                      <w:bCs/>
-                      <w:sz w:val="18"/>
-                      <w:szCs w:val="18"/>
-                    </w:rPr>
-                    <w:t>nave 43C</w:t>
-                  </w:r>
-                </w:p>
-                <w:p>
-                  <w:pPr>
-                    <w:jc w:val="center"/>
-                    <w:rPr>
-                      <w:rFonts w:ascii="Nunito" w:hAnsi="Nunito"/>
-                      <w:b/>
-                      <w:bCs/>
-                      <w:sz w:val="18"/>
-                      <w:szCs w:val="18"/>
-                    </w:rPr>
-                  </w:pPr>
-                  <w:r>
-                    <w:rPr>
-                      <w:rFonts w:ascii="Nunito" w:hAnsi="Nunito"/>
-                      <w:b/>
-                      <w:bCs/>
-                      <w:sz w:val="18"/>
-                      <w:szCs w:val="18"/>
-                    </w:rPr>
-                    <w:t>28021 Madrid</w:t>
+                      <w:sz w:val="16"/>
+                      <w:szCs w:val="16"/>
+                    </w:rPr>
+                  </w:pPr>
+                  <w:r>
+                    <w:rPr>
+                      <w:rFonts w:ascii="Nunito Black" w:hAnsi="Nunito Black"/>
+                      <w:b/>
+                      <w:bCs/>
+                      <w:sz w:val="16"/>
+                      <w:szCs w:val="16"/>
+                    </w:rPr>
+                    <w:t>PESO NETO:</w:t>
+                  </w:r>
+                </w:p>
+                <w:p>
+                  <w:pPr>
+                    <w:rPr>
+                      <w:rFonts w:ascii="Nunito Black" w:hAnsi="Nunito Black"/>
+                      <w:b/>
+                      <w:bCs/>
+                      <w:sz w:val="16"/>
+                      <w:szCs w:val="16"/>
+                    </w:rPr>
+                  </w:pPr>
+                </w:p>
+                <w:p>
+                  <w:pPr>
+                    <w:rPr>
+                      <w:rFonts w:ascii="Nunito" w:hAnsi="Nunito"/>
+                      <w:b/>
+                      <w:bCs/>
+                      <w:sz w:val="16"/>
+                      <w:szCs w:val="16"/>
+                    </w:rPr>
+                  </w:pPr>
+                  <w:r>
+                    <w:rPr>
+                      <w:rFonts w:ascii="Nunito" w:hAnsi="Nunito"/>
+                      <w:b/>
+                      <w:bCs/>
+                      <w:sz w:val="16"/>
+                      <w:szCs w:val="16"/>
+                    </w:rPr>
+                    <w:t xml:space="preserve"> </w:t>
                   </w:r>
                 </w:p>
               </w:tc>
               <w:tc>
                 <w:tcPr>
-                  <w:tcW w:w="1417" w:type="pct"/>
+                  <w:tcW w:w="3177" w:type="dxa"/>
+                  <w:gridSpan w:val="4"/>
+                  <w:tcBorders>
+                    <w:top w:val="single" w:sz="4" w:space="0" w:color="444444"/>
+                    <w:left w:val="single" w:sz="4" w:space="0" w:color="444444"/>
+                    <w:bottom w:val="double" w:sz="18" w:space="0" w:color="auto"/>
+                    <w:right w:val="single" w:sz="4" w:space="0" w:color="FFFFFF" w:themeColor="background1"/>
+                  </w:tcBorders>
+                  <w:vAlign w:val="center"/>
+                </w:tcPr>
+                <w:p>
+                  <w:pPr>
+                    <w:spacing w:line="276" w:lineRule="auto"/>
+                    <w:rPr>
+                      <w:rFonts w:ascii="Nunito Black" w:hAnsi="Nunito Black"/>
+                      <w:b/>
+                      <w:bCs/>
+                      <w:sz w:val="16"/>
+                      <w:szCs w:val="16"/>
+                    </w:rPr>
+                  </w:pPr>
+                  <w:r>
+                    <w:rPr>
+                      <w:rFonts w:ascii="Nunito Black" w:hAnsi="Nunito Black"/>
+                      <w:b/>
+                      <w:bCs/>
+                      <w:sz w:val="16"/>
+                      <w:szCs w:val="16"/>
+                    </w:rPr>
+                    <w:t>EXPEDIDOR:</w:t>
+                  </w:r>
+                </w:p>
+                <w:p>
+                  <w:pPr>
+                    <w:jc w:val="center"/>
+                    <w:rPr>
+                      <w:rFonts w:ascii="Nunito" w:hAnsi="Nunito"/>
+                      <w:b/>
+                      <w:bCs/>
+                      <w:sz w:val="16"/>
+                      <w:szCs w:val="16"/>
+                    </w:rPr>
+                  </w:pPr>
+                  <w:r>
+                    <w:rPr>
+                      <w:rFonts w:ascii="Nunito" w:hAnsi="Nunito"/>
+                      <w:b/>
+                      <w:bCs/>
+                      <w:sz w:val="16"/>
+                      <w:szCs w:val="16"/>
+                    </w:rPr>
+                    <w:t>PESCADOS Y MARISCOS SANTIAGO Y SANTIAGO, S.L. Calle Laguna del Marquesado nave 43C</w:t>
+                  </w:r>
+                </w:p>
+                <w:p>
+                  <w:pPr>
+                    <w:jc w:val="center"/>
+                    <w:rPr>
+                      <w:rFonts w:ascii="Nunito" w:hAnsi="Nunito"/>
+                      <w:b/>
+                      <w:bCs/>
+                      <w:sz w:val="16"/>
+                      <w:szCs w:val="16"/>
+                    </w:rPr>
+                  </w:pPr>
+                  <w:r>
+                    <w:rPr>
+                      <w:rFonts w:ascii="Nunito" w:hAnsi="Nunito"/>
+                      <w:b/>
+                      <w:bCs/>
+                      <w:sz w:val="16"/>
+                      <w:szCs w:val="16"/>
+                    </w:rPr>
+                    <w:t>28021 Madrid</w:t>
+                  </w:r>
+                </w:p>
+              </w:tc>
+              <w:tc>
+                <w:tcPr>
+                  <w:tcW w:w="2291" w:type="dxa"/>
                   <w:tcBorders>
                     <w:top w:val="single" w:sz="4" w:space="0" w:color="444444"/>
                     <w:left w:val="single" w:sz="4" w:space="0" w:color="FFFFFF" w:themeColor="background1"/>
@@ -2092,8 +1889,8 @@
                     <w:jc w:val="center"/>
                     <w:rPr>
                       <w:rFonts w:ascii="Nunito Black" w:hAnsi="Nunito Black"/>
-                      <w:sz w:val="18"/>
-                      <w:szCs w:val="18"/>
+                      <w:sz w:val="16"/>
+                      <w:szCs w:val="16"/>
                     </w:rPr>
                   </w:pPr>
                   <w:r>
@@ -2102,24 +1899,24 @@
                       <w:b/>
                       <w:bCs/>
                       <w:noProof/>
-                      <w:sz w:val="18"/>
-                      <w:szCs w:val="18"/>
+                      <w:sz w:val="16"/>
+                      <w:szCs w:val="16"/>
                     </w:rPr>
                     <mc:AlternateContent>
                       <mc:Choice Requires="wps">
                         <w:drawing>
-                          <wp:anchor distT="0" distB="0" distL="114300" distR="114300" simplePos="0" relativeHeight="251675648" behindDoc="0" locked="0" layoutInCell="1" allowOverlap="1" wp14:anchorId="7AC98693" wp14:editId="203CABCB">
+                          <wp:anchor distT="0" distB="0" distL="114300" distR="114300" simplePos="0" relativeHeight="251661312" behindDoc="0" locked="0" layoutInCell="1" allowOverlap="1" wp14:anchorId="7FAEB5FC" wp14:editId="154BF260">
                             <wp:simplePos x="0" y="0"/>
                             <wp:positionH relativeFrom="column">
-                              <wp:posOffset>-195580</wp:posOffset>
+                              <wp:posOffset>-107950</wp:posOffset>
                             </wp:positionH>
                             <wp:positionV relativeFrom="paragraph">
-                              <wp:posOffset>163195</wp:posOffset>
+                              <wp:posOffset>26670</wp:posOffset>
                             </wp:positionV>
-                            <wp:extent cx="1295400" cy="749300"/>
-                            <wp:effectExtent l="0" t="0" r="19050" b="12700"/>
+                            <wp:extent cx="1386840" cy="731520"/>
+                            <wp:effectExtent l="0" t="0" r="22860" b="11430"/>
                             <wp:wrapNone/>
-                            <wp:docPr id="38125011" name="Elipse 2"/>
+                            <wp:docPr id="400133746" name="Elipse 2"/>
                             <wp:cNvGraphicFramePr/>
                             <a:graphic xmlns:a="http://schemas.openxmlformats.org/drawingml/2006/main">
                               <a:graphicData uri="http://schemas.microsoft.com/office/word/2010/wordprocessingShape">
@@ -2128,7 +1925,7 @@
                                   <wps:spPr>
                                     <a:xfrm>
                                       <a:off x="0" y="0"/>
-                                      <a:ext cx="1295400" cy="749300"/>
+                                      <a:ext cx="1386840" cy="731520"/>
                                     </a:xfrm>
                                     <a:prstGeom prst="ellipse">
                                       <a:avLst/>
@@ -2153,11 +1950,13 @@
                                     <w:txbxContent>
                                       <w:p>
                                         <w:pPr>
-                                          <w:spacing w:after="0" w:line="240" w:lineRule="auto"/>
+                                          <w:spacing w:after="0" w:line="0" w:lineRule="atLeast"/>
                                           <w:contextualSpacing/>
                                           <w:jc w:val="center"/>
                                           <w:rPr>
                                             <w:rFonts w:ascii="Nunito" w:hAnsi="Nunito"/>
+                                            <w:b/>
+                                            <w:bCs/>
                                             <w:sz w:val="16"/>
                                             <w:szCs w:val="16"/>
                                           </w:rPr>
@@ -2165,6 +1964,8 @@
                                         <w:r>
                                           <w:rPr>
                                             <w:rFonts w:ascii="Nunito" w:hAnsi="Nunito"/>
+                                            <w:b/>
+                                            <w:bCs/>
                                             <w:sz w:val="16"/>
                                             <w:szCs w:val="16"/>
                                           </w:rPr>
@@ -2173,11 +1974,13 @@
                                       </w:p>
                                       <w:p>
                                         <w:pPr>
-                                          <w:spacing w:after="0" w:line="240" w:lineRule="auto"/>
+                                          <w:spacing w:after="0" w:line="0" w:lineRule="atLeast"/>
                                           <w:contextualSpacing/>
                                           <w:jc w:val="center"/>
                                           <w:rPr>
                                             <w:rFonts w:ascii="Nunito" w:hAnsi="Nunito"/>
+                                            <w:b/>
+                                            <w:bCs/>
                                             <w:sz w:val="16"/>
                                             <w:szCs w:val="16"/>
                                           </w:rPr>
@@ -2185,6 +1988,8 @@
                                         <w:r>
                                           <w:rPr>
                                             <w:rFonts w:ascii="Nunito" w:hAnsi="Nunito"/>
+                                            <w:b/>
+                                            <w:bCs/>
                                             <w:sz w:val="16"/>
                                             <w:szCs w:val="16"/>
                                           </w:rPr>
@@ -2193,11 +1998,13 @@
                                       </w:p>
                                       <w:p>
                                         <w:pPr>
-                                          <w:spacing w:after="0" w:line="240" w:lineRule="auto"/>
+                                          <w:spacing w:after="0" w:line="0" w:lineRule="atLeast"/>
                                           <w:contextualSpacing/>
                                           <w:jc w:val="center"/>
                                           <w:rPr>
                                             <w:rFonts w:ascii="Nunito" w:hAnsi="Nunito"/>
+                                            <w:b/>
+                                            <w:bCs/>
                                             <w:sz w:val="16"/>
                                             <w:szCs w:val="16"/>
                                           </w:rPr>
@@ -2205,6 +2012,8 @@
                                         <w:r>
                                           <w:rPr>
                                             <w:rFonts w:ascii="Nunito" w:hAnsi="Nunito"/>
+                                            <w:b/>
+                                            <w:bCs/>
                                             <w:sz w:val="16"/>
                                             <w:szCs w:val="16"/>
                                           </w:rPr>
@@ -2233,17 +2042,19 @@
                       </mc:Choice>
                       <mc:Fallback>
                         <w:pict>
-                          <v:oval w14:anchorId="7AC98693" id="_x0000_s1027" style="position:absolute;left:0;text-align:left;margin-left:-15.4pt;margin-top:12.85pt;width:102pt;height:59pt;z-index:251675648;visibility:visible;mso-wrap-style:square;mso-width-percent:0;mso-height-percent:0;mso-wrap-distance-left:9pt;mso-wrap-distance-top:0;mso-wrap-distance-right:9pt;mso-wrap-distance-bottom:0;mso-position-horizontal:absolute;mso-position-horizontal-relative:text;mso-position-vertical:absolute;mso-position-vertical-relative:text;mso-width-percent:0;mso-height-percent:0;mso-width-relative:margin;mso-height-relative:margin;v-text-anchor:middle" o:gfxdata="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" fillcolor="white [3201]" strokecolor="black [3200]" strokeweight="1pt">
+                          <v:oval w14:anchorId="7FAEB5FC" id="_x0000_s1027" style="position:absolute;left:0;text-align:left;margin-left:-8.5pt;margin-top:2.1pt;width:109.2pt;height:57.6pt;z-index:251661312;visibility:visible;mso-wrap-style:square;mso-width-percent:0;mso-height-percent:0;mso-wrap-distance-left:9pt;mso-wrap-distance-top:0;mso-wrap-distance-right:9pt;mso-wrap-distance-bottom:0;mso-position-horizontal:absolute;mso-position-horizontal-relative:text;mso-position-vertical:absolute;mso-position-vertical-relative:text;mso-width-percent:0;mso-height-percent:0;mso-width-relative:margin;mso-height-relative:margin;v-text-anchor:middle" o:gfxdata="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" fillcolor="white [3201]" strokecolor="black [3200]" strokeweight="1pt">
                             <v:stroke joinstyle="miter"/>
                             <v:textbox>
                               <w:txbxContent>
                                 <w:p>
                                   <w:pPr>
-                                    <w:spacing w:after="0" w:line="240" w:lineRule="auto"/>
+                                    <w:spacing w:after="0" w:line="0" w:lineRule="atLeast"/>
                                     <w:contextualSpacing/>
                                     <w:jc w:val="center"/>
                                     <w:rPr>
                                       <w:rFonts w:ascii="Nunito" w:hAnsi="Nunito"/>
+                                      <w:b/>
+                                      <w:bCs/>
                                       <w:sz w:val="16"/>
                                       <w:szCs w:val="16"/>
                                     </w:rPr>
@@ -2251,6 +2062,8 @@
                                   <w:r>
                                     <w:rPr>
                                       <w:rFonts w:ascii="Nunito" w:hAnsi="Nunito"/>
+                                      <w:b/>
+                                      <w:bCs/>
                                       <w:sz w:val="16"/>
                                       <w:szCs w:val="16"/>
                                     </w:rPr>
@@ -2259,11 +2072,13 @@
                                 </w:p>
                                 <w:p>
                                   <w:pPr>
-                                    <w:spacing w:after="0" w:line="240" w:lineRule="auto"/>
+                                    <w:spacing w:after="0" w:line="0" w:lineRule="atLeast"/>
                                     <w:contextualSpacing/>
                                     <w:jc w:val="center"/>
                                     <w:rPr>
                                       <w:rFonts w:ascii="Nunito" w:hAnsi="Nunito"/>
+                                      <w:b/>
+                                      <w:bCs/>
                                       <w:sz w:val="16"/>
                                       <w:szCs w:val="16"/>
                                     </w:rPr>
@@ -2271,6 +2086,8 @@
                                   <w:r>
                                     <w:rPr>
                                       <w:rFonts w:ascii="Nunito" w:hAnsi="Nunito"/>
+                                      <w:b/>
+                                      <w:bCs/>
                                       <w:sz w:val="16"/>
                                       <w:szCs w:val="16"/>
                                     </w:rPr>
@@ -2279,11 +2096,13 @@
                                 </w:p>
                                 <w:p>
                                   <w:pPr>
-                                    <w:spacing w:after="0" w:line="240" w:lineRule="auto"/>
+                                    <w:spacing w:after="0" w:line="0" w:lineRule="atLeast"/>
                                     <w:contextualSpacing/>
                                     <w:jc w:val="center"/>
                                     <w:rPr>
                                       <w:rFonts w:ascii="Nunito" w:hAnsi="Nunito"/>
+                                      <w:b/>
+                                      <w:bCs/>
                                       <w:sz w:val="16"/>
                                       <w:szCs w:val="16"/>
                                     </w:rPr>
@@ -2291,6 +2110,8 @@
                                   <w:r>
                                     <w:rPr>
                                       <w:rFonts w:ascii="Nunito" w:hAnsi="Nunito"/>
+                                      <w:b/>
+                                      <w:bCs/>
                                       <w:sz w:val="16"/>
                                       <w:szCs w:val="16"/>
                                     </w:rPr>
@@ -2327,9 +2148,8 @@
           <w:tbl>
             <w:tblPr>
               <w:tblStyle w:val="Tablaconcuadrcula"/>
-              <w:tblpPr w:leftFromText="141" w:rightFromText="141" w:vertAnchor="page" w:horzAnchor="margin" w:tblpXSpec="center" w:tblpY="231"/>
-              <w:tblOverlap w:val="never"/>
-              <w:tblW w:w="4533" w:type="pct"/>
+              <w:tblpPr w:leftFromText="141" w:rightFromText="141" w:tblpX="-494" w:tblpY="-429"/>
+              <w:tblW w:w="8048" w:type="dxa"/>
               <w:tblBorders>
                 <w:top w:val="none" w:sz="0" w:space="0" w:color="auto"/>
                 <w:left w:val="none" w:sz="0" w:space="0" w:color="auto"/>
@@ -2341,21 +2161,22 @@
               <w:tblLook w:val="04A0" w:firstRow="1" w:lastRow="0" w:firstColumn="1" w:lastColumn="0" w:noHBand="0" w:noVBand="1"/>
             </w:tblPr>
             <w:tblGrid>
-              <w:gridCol w:w="1944"/>
-              <w:gridCol w:w="1563"/>
-              <w:gridCol w:w="18"/>
-              <w:gridCol w:w="1494"/>
-              <w:gridCol w:w="215"/>
-              <w:gridCol w:w="2070"/>
+              <w:gridCol w:w="2154"/>
+              <w:gridCol w:w="425"/>
+              <w:gridCol w:w="1251"/>
+              <w:gridCol w:w="19"/>
+              <w:gridCol w:w="1659"/>
+              <w:gridCol w:w="248"/>
+              <w:gridCol w:w="2292"/>
             </w:tblGrid>
             <w:tr>
               <w:trPr>
-                <w:trHeight w:val="478"/>
+                <w:trHeight w:val="706"/>
               </w:trPr>
               <w:tc>
                 <w:tcPr>
-                  <w:tcW w:w="3436" w:type="pct"/>
-                  <w:gridSpan w:val="4"/>
+                  <w:tcW w:w="5508" w:type="dxa"/>
+                  <w:gridSpan w:val="5"/>
                   <w:tcBorders>
                     <w:top w:val="double" w:sz="18" w:space="0" w:color="auto"/>
                     <w:left w:val="double" w:sz="18" w:space="0" w:color="auto"/>
@@ -2370,17 +2191,17 @@
                       <w:rFonts w:ascii="Nunito Black" w:hAnsi="Nunito Black"/>
                       <w:b/>
                       <w:bCs/>
-                      <w:sz w:val="18"/>
-                      <w:szCs w:val="18"/>
-                    </w:rPr>
-                  </w:pPr>
-                  <w:r>
-                    <w:rPr>
-                      <w:rFonts w:ascii="Nunito Black" w:hAnsi="Nunito Black"/>
-                      <w:b/>
-                      <w:bCs/>
-                      <w:sz w:val="18"/>
-                      <w:szCs w:val="18"/>
+                      <w:sz w:val="16"/>
+                      <w:szCs w:val="16"/>
+                    </w:rPr>
+                  </w:pPr>
+                  <w:r>
+                    <w:rPr>
+                      <w:rFonts w:ascii="Nunito Black" w:hAnsi="Nunito Black"/>
+                      <w:b/>
+                      <w:bCs/>
+                      <w:sz w:val="16"/>
+                      <w:szCs w:val="16"/>
                     </w:rPr>
                     <w:t xml:space="preserve">NOMBRE COMERCIAL DE LA ESPECIE: </w:t>
                   </w:r>
@@ -2390,41 +2211,23 @@
                     <w:spacing w:line="276" w:lineRule="auto"/>
                     <w:rPr>
                       <w:rFonts w:ascii="Nunito" w:hAnsi="Nunito"/>
-                      <w:sz w:val="18"/>
-                      <w:szCs w:val="18"/>
-                    </w:rPr>
-                  </w:pPr>
-                  <w:r>
-                    <w:rPr>
-                      <w:rFonts w:ascii="Nunito" w:hAnsi="Nunito"/>
-                      <w:sz w:val="18"/>
-                      <w:szCs w:val="18"/>
-                    </w:rPr>
-                    <w:t>{{</w:t>
-                  </w:r>
-                  <w:proofErr w:type="spellStart"/>
-                  <w:r>
-                    <w:rPr>
-                      <w:rFonts w:ascii="Nunito" w:hAnsi="Nunito"/>
-                      <w:sz w:val="18"/>
-                      <w:szCs w:val="18"/>
-                    </w:rPr>
-                    <w:t>denominacion_comercial</w:t>
-                  </w:r>
-                  <w:proofErr w:type="spellEnd"/>
-                  <w:r>
-                    <w:rPr>
-                      <w:rFonts w:ascii="Nunito" w:hAnsi="Nunito"/>
-                      <w:sz w:val="18"/>
-                      <w:szCs w:val="18"/>
-                    </w:rPr>
-                    <w:t>}}</w:t>
+                      <w:sz w:val="16"/>
+                      <w:szCs w:val="16"/>
+                    </w:rPr>
+                  </w:pPr>
+                  <w:r>
+                    <w:rPr>
+                      <w:rFonts w:ascii="Nunito" w:hAnsi="Nunito"/>
+                      <w:sz w:val="16"/>
+                      <w:szCs w:val="16"/>
+                    </w:rPr>
+                    <w:t>{{denominacion_comercial}}</w:t>
                   </w:r>
                 </w:p>
               </w:tc>
               <w:tc>
                 <w:tcPr>
-                  <w:tcW w:w="1564" w:type="pct"/>
+                  <w:tcW w:w="2540" w:type="dxa"/>
                   <w:gridSpan w:val="2"/>
                   <w:vMerge w:val="restart"/>
                   <w:tcBorders>
@@ -2440,17 +2243,17 @@
                       <w:rFonts w:ascii="Nunito Black" w:hAnsi="Nunito Black"/>
                       <w:b/>
                       <w:bCs/>
-                      <w:sz w:val="18"/>
-                      <w:szCs w:val="18"/>
-                    </w:rPr>
-                  </w:pPr>
-                  <w:r>
-                    <w:rPr>
-                      <w:rFonts w:ascii="Nunito Black" w:hAnsi="Nunito Black"/>
-                      <w:b/>
-                      <w:bCs/>
-                      <w:sz w:val="18"/>
-                      <w:szCs w:val="18"/>
+                      <w:sz w:val="16"/>
+                      <w:szCs w:val="16"/>
+                    </w:rPr>
+                  </w:pPr>
+                  <w:r>
+                    <w:rPr>
+                      <w:rFonts w:ascii="Nunito Black" w:hAnsi="Nunito Black"/>
+                      <w:b/>
+                      <w:bCs/>
+                      <w:sz w:val="16"/>
+                      <w:szCs w:val="16"/>
                     </w:rPr>
                     <w:t xml:space="preserve">LOTE: </w:t>
                   </w:r>
@@ -2461,8 +2264,8 @@
                       <w:rFonts w:ascii="Nunito Black" w:hAnsi="Nunito Black"/>
                       <w:b/>
                       <w:bCs/>
-                      <w:sz w:val="18"/>
-                      <w:szCs w:val="18"/>
+                      <w:sz w:val="16"/>
+                      <w:szCs w:val="16"/>
                     </w:rPr>
                   </w:pPr>
                 </w:p>
@@ -2471,15 +2274,19 @@
                     <w:jc w:val="center"/>
                     <w:rPr>
                       <w:rFonts w:ascii="Nunito" w:hAnsi="Nunito"/>
-                      <w:sz w:val="18"/>
-                      <w:szCs w:val="18"/>
-                    </w:rPr>
-                  </w:pPr>
-                  <w:r>
-                    <w:rPr>
-                      <w:rFonts w:ascii="Nunito" w:hAnsi="Nunito"/>
-                      <w:sz w:val="18"/>
-                      <w:szCs w:val="18"/>
+                      <w:b/>
+                      <w:bCs/>
+                      <w:sz w:val="16"/>
+                      <w:szCs w:val="16"/>
+                    </w:rPr>
+                  </w:pPr>
+                  <w:r>
+                    <w:rPr>
+                      <w:rFonts w:ascii="Nunito" w:hAnsi="Nunito"/>
+                      <w:b/>
+                      <w:bCs/>
+                      <w:sz w:val="16"/>
+                      <w:szCs w:val="16"/>
                     </w:rPr>
                     <w:t>{{lote}}</w:t>
                   </w:r>
@@ -2490,8 +2297,8 @@
                       <w:rFonts w:ascii="Nunito Black" w:hAnsi="Nunito Black"/>
                       <w:b/>
                       <w:bCs/>
-                      <w:sz w:val="18"/>
-                      <w:szCs w:val="18"/>
+                      <w:sz w:val="16"/>
+                      <w:szCs w:val="16"/>
                     </w:rPr>
                   </w:pPr>
                 </w:p>
@@ -2499,12 +2306,12 @@
             </w:tr>
             <w:tr>
               <w:trPr>
-                <w:trHeight w:val="471"/>
+                <w:trHeight w:val="697"/>
               </w:trPr>
               <w:tc>
                 <w:tcPr>
-                  <w:tcW w:w="3436" w:type="pct"/>
-                  <w:gridSpan w:val="4"/>
+                  <w:tcW w:w="5508" w:type="dxa"/>
+                  <w:gridSpan w:val="5"/>
                   <w:tcBorders>
                     <w:top w:val="single" w:sz="4" w:space="0" w:color="000000"/>
                     <w:left w:val="double" w:sz="18" w:space="0" w:color="auto"/>
@@ -2520,17 +2327,17 @@
                       <w:rFonts w:ascii="Nunito Black" w:hAnsi="Nunito Black"/>
                       <w:b/>
                       <w:bCs/>
-                      <w:sz w:val="18"/>
-                      <w:szCs w:val="18"/>
-                    </w:rPr>
-                  </w:pPr>
-                  <w:r>
-                    <w:rPr>
-                      <w:rFonts w:ascii="Nunito Black" w:hAnsi="Nunito Black"/>
-                      <w:b/>
-                      <w:bCs/>
-                      <w:sz w:val="18"/>
-                      <w:szCs w:val="18"/>
+                      <w:sz w:val="16"/>
+                      <w:szCs w:val="16"/>
+                    </w:rPr>
+                  </w:pPr>
+                  <w:r>
+                    <w:rPr>
+                      <w:rFonts w:ascii="Nunito Black" w:hAnsi="Nunito Black"/>
+                      <w:b/>
+                      <w:bCs/>
+                      <w:sz w:val="16"/>
+                      <w:szCs w:val="16"/>
                     </w:rPr>
                     <w:t>NOMBRE CIENTÍFICO DE LA ESPECIE:</w:t>
                   </w:r>
@@ -2543,8 +2350,8 @@
                       <w:rFonts w:ascii="Nunito" w:hAnsi="Nunito"/>
                       <w:i/>
                       <w:iCs/>
-                      <w:sz w:val="18"/>
-                      <w:szCs w:val="18"/>
+                      <w:sz w:val="16"/>
+                      <w:szCs w:val="16"/>
                     </w:rPr>
                   </w:pPr>
                   <w:r>
@@ -2552,38 +2359,16 @@
                       <w:rFonts w:ascii="Nunito" w:hAnsi="Nunito"/>
                       <w:i/>
                       <w:iCs/>
-                      <w:sz w:val="18"/>
-                      <w:szCs w:val="18"/>
-                    </w:rPr>
-                    <w:t>{{</w:t>
-                  </w:r>
-                  <w:proofErr w:type="spellStart"/>
-                  <w:r>
-                    <w:rPr>
-                      <w:rFonts w:ascii="Nunito" w:hAnsi="Nunito"/>
-                      <w:i/>
-                      <w:iCs/>
-                      <w:sz w:val="18"/>
-                      <w:szCs w:val="18"/>
-                    </w:rPr>
-                    <w:t>nombre_cientifico</w:t>
-                  </w:r>
-                  <w:proofErr w:type="spellEnd"/>
-                  <w:r>
-                    <w:rPr>
-                      <w:rFonts w:ascii="Nunito" w:hAnsi="Nunito"/>
-                      <w:i/>
-                      <w:iCs/>
-                      <w:sz w:val="18"/>
-                      <w:szCs w:val="18"/>
-                    </w:rPr>
-                    <w:t>}}</w:t>
+                      <w:sz w:val="16"/>
+                      <w:szCs w:val="16"/>
+                    </w:rPr>
+                    <w:t>{{nombre_cientifico}}</w:t>
                   </w:r>
                 </w:p>
               </w:tc>
               <w:tc>
                 <w:tcPr>
-                  <w:tcW w:w="1564" w:type="pct"/>
+                  <w:tcW w:w="2540" w:type="dxa"/>
                   <w:gridSpan w:val="2"/>
                   <w:vMerge/>
                   <w:tcBorders>
@@ -2598,8 +2383,8 @@
                       <w:rFonts w:ascii="Nunito Black" w:hAnsi="Nunito Black"/>
                       <w:b/>
                       <w:bCs/>
-                      <w:sz w:val="18"/>
-                      <w:szCs w:val="18"/>
+                      <w:sz w:val="16"/>
+                      <w:szCs w:val="16"/>
                     </w:rPr>
                   </w:pPr>
                 </w:p>
@@ -2607,12 +2392,12 @@
             </w:tr>
             <w:tr>
               <w:trPr>
-                <w:trHeight w:val="524"/>
+                <w:trHeight w:val="775"/>
               </w:trPr>
               <w:tc>
                 <w:tcPr>
-                  <w:tcW w:w="5000" w:type="pct"/>
-                  <w:gridSpan w:val="6"/>
+                  <w:tcW w:w="8048" w:type="dxa"/>
+                  <w:gridSpan w:val="7"/>
                   <w:tcBorders>
                     <w:top w:val="single" w:sz="4" w:space="0" w:color="000000"/>
                     <w:left w:val="double" w:sz="18" w:space="0" w:color="auto"/>
@@ -2627,17 +2412,17 @@
                       <w:rFonts w:ascii="Nunito Black" w:hAnsi="Nunito Black"/>
                       <w:b/>
                       <w:bCs/>
-                      <w:sz w:val="18"/>
-                      <w:szCs w:val="18"/>
-                    </w:rPr>
-                  </w:pPr>
-                  <w:r>
-                    <w:rPr>
-                      <w:rFonts w:ascii="Nunito Black" w:hAnsi="Nunito Black"/>
-                      <w:b/>
-                      <w:bCs/>
-                      <w:sz w:val="18"/>
-                      <w:szCs w:val="18"/>
+                      <w:sz w:val="16"/>
+                      <w:szCs w:val="16"/>
+                    </w:rPr>
+                  </w:pPr>
+                  <w:r>
+                    <w:rPr>
+                      <w:rFonts w:ascii="Nunito Black" w:hAnsi="Nunito Black"/>
+                      <w:b/>
+                      <w:bCs/>
+                      <w:sz w:val="16"/>
+                      <w:szCs w:val="16"/>
                     </w:rPr>
                     <w:t>ALÉRGENOS:</w:t>
                   </w:r>
@@ -2649,30 +2434,30 @@
                       <w:rFonts w:ascii="Nunito" w:hAnsi="Nunito"/>
                       <w:b/>
                       <w:bCs/>
-                      <w:sz w:val="18"/>
-                      <w:szCs w:val="18"/>
-                    </w:rPr>
-                  </w:pPr>
-                  <w:r>
-                    <w:rPr>
-                      <w:rFonts w:ascii="Nunito" w:hAnsi="Nunito"/>
-                      <w:b/>
-                      <w:bCs/>
-                      <w:sz w:val="18"/>
-                      <w:szCs w:val="18"/>
-                    </w:rPr>
-                    <w:t>Contiene PESCADO. Puede contener trazas de CRUSTACEOS, MOLUSCOS Y SULFITOS.</w:t>
+                      <w:sz w:val="16"/>
+                      <w:szCs w:val="16"/>
+                    </w:rPr>
+                  </w:pPr>
+                  <w:r>
+                    <w:rPr>
+                      <w:rFonts w:ascii="Nunito" w:hAnsi="Nunito"/>
+                      <w:b/>
+                      <w:bCs/>
+                      <w:sz w:val="16"/>
+                      <w:szCs w:val="16"/>
+                    </w:rPr>
+                    <w:t>Contiene PESCADO. Puede contener trazas de CRUSTACEO, MOLUSCOS Y SULFITOS</w:t>
                   </w:r>
                 </w:p>
               </w:tc>
             </w:tr>
             <w:tr>
               <w:trPr>
-                <w:trHeight w:val="831"/>
+                <w:trHeight w:val="1227"/>
               </w:trPr>
               <w:tc>
                 <w:tcPr>
-                  <w:tcW w:w="1331" w:type="pct"/>
+                  <w:tcW w:w="2154" w:type="dxa"/>
                   <w:tcBorders>
                     <w:top w:val="single" w:sz="4" w:space="0" w:color="444444"/>
                     <w:left w:val="double" w:sz="18" w:space="0" w:color="auto"/>
@@ -2687,17 +2472,17 @@
                       <w:rFonts w:ascii="Nunito Black" w:hAnsi="Nunito Black"/>
                       <w:b/>
                       <w:bCs/>
-                      <w:sz w:val="18"/>
-                      <w:szCs w:val="18"/>
-                    </w:rPr>
-                  </w:pPr>
-                  <w:r>
-                    <w:rPr>
-                      <w:rFonts w:ascii="Nunito Black" w:hAnsi="Nunito Black"/>
-                      <w:b/>
-                      <w:bCs/>
-                      <w:sz w:val="18"/>
-                      <w:szCs w:val="18"/>
+                      <w:sz w:val="16"/>
+                      <w:szCs w:val="16"/>
+                    </w:rPr>
+                  </w:pPr>
+                  <w:r>
+                    <w:rPr>
+                      <w:rFonts w:ascii="Nunito Black" w:hAnsi="Nunito Black"/>
+                      <w:b/>
+                      <w:bCs/>
+                      <w:sz w:val="16"/>
+                      <w:szCs w:val="16"/>
                     </w:rPr>
                     <w:t>MÉTODO DE PRODUCCIÓN:</w:t>
                   </w:r>
@@ -2707,110 +2492,23 @@
                     <w:spacing w:line="276" w:lineRule="auto"/>
                     <w:rPr>
                       <w:rFonts w:ascii="Nunito" w:hAnsi="Nunito"/>
-                      <w:sz w:val="18"/>
-                      <w:szCs w:val="18"/>
-                    </w:rPr>
-                  </w:pPr>
-                  <w:r>
-                    <w:rPr>
-                      <w:rFonts w:ascii="Nunito" w:hAnsi="Nunito"/>
-                      <w:sz w:val="18"/>
-                      <w:szCs w:val="18"/>
-                    </w:rPr>
-                    <w:t>{{</w:t>
-                  </w:r>
-                  <w:proofErr w:type="spellStart"/>
-                  <w:r>
-                    <w:rPr>
-                      <w:rFonts w:ascii="Nunito" w:hAnsi="Nunito"/>
-                      <w:sz w:val="18"/>
-                      <w:szCs w:val="18"/>
-                    </w:rPr>
-                    <w:t>forma_captura</w:t>
-                  </w:r>
-                  <w:proofErr w:type="spellEnd"/>
-                  <w:r>
-                    <w:rPr>
-                      <w:rFonts w:ascii="Nunito" w:hAnsi="Nunito"/>
-                      <w:sz w:val="18"/>
-                      <w:szCs w:val="18"/>
-                    </w:rPr>
-                    <w:t>}}</w:t>
+                      <w:sz w:val="16"/>
+                      <w:szCs w:val="16"/>
+                    </w:rPr>
+                  </w:pPr>
+                  <w:r>
+                    <w:rPr>
+                      <w:rFonts w:ascii="Nunito" w:hAnsi="Nunito"/>
+                      <w:sz w:val="16"/>
+                      <w:szCs w:val="16"/>
+                    </w:rPr>
+                    <w:t>{{forma_captura}}</w:t>
                   </w:r>
                 </w:p>
               </w:tc>
               <w:tc>
                 <w:tcPr>
-                  <w:tcW w:w="1070" w:type="pct"/>
-                  <w:tcBorders>
-                    <w:top w:val="single" w:sz="4" w:space="0" w:color="444444"/>
-                    <w:left w:val="single" w:sz="4" w:space="0" w:color="444444"/>
-                    <w:bottom w:val="single" w:sz="4" w:space="0" w:color="444444"/>
-                    <w:right w:val="single" w:sz="4" w:space="0" w:color="444444"/>
-                  </w:tcBorders>
-                </w:tcPr>
-                <w:p>
-                  <w:pPr>
-                    <w:spacing w:line="276" w:lineRule="auto"/>
-                    <w:rPr>
-                      <w:rFonts w:ascii="Nunito Black" w:hAnsi="Nunito Black"/>
-                      <w:b/>
-                      <w:bCs/>
-                      <w:sz w:val="18"/>
-                      <w:szCs w:val="18"/>
-                    </w:rPr>
-                  </w:pPr>
-                  <w:r>
-                    <w:rPr>
-                      <w:rFonts w:ascii="Nunito Black" w:hAnsi="Nunito Black"/>
-                      <w:b/>
-                      <w:bCs/>
-                      <w:sz w:val="18"/>
-                      <w:szCs w:val="18"/>
-                    </w:rPr>
-                    <w:t>ZONA DE CAPTURA:</w:t>
-                  </w:r>
-                </w:p>
-                <w:p>
-                  <w:pPr>
-                    <w:spacing w:line="276" w:lineRule="auto"/>
-                    <w:rPr>
-                      <w:rFonts w:ascii="Nunito" w:hAnsi="Nunito"/>
-                      <w:sz w:val="18"/>
-                      <w:szCs w:val="18"/>
-                    </w:rPr>
-                  </w:pPr>
-                  <w:r>
-                    <w:rPr>
-                      <w:rFonts w:ascii="Nunito" w:hAnsi="Nunito"/>
-                      <w:sz w:val="18"/>
-                      <w:szCs w:val="18"/>
-                    </w:rPr>
-                    <w:t>{{</w:t>
-                  </w:r>
-                  <w:proofErr w:type="spellStart"/>
-                  <w:r>
-                    <w:rPr>
-                      <w:rFonts w:ascii="Nunito" w:hAnsi="Nunito"/>
-                      <w:sz w:val="18"/>
-                      <w:szCs w:val="18"/>
-                    </w:rPr>
-                    <w:t>zona_captura</w:t>
-                  </w:r>
-                  <w:proofErr w:type="spellEnd"/>
-                  <w:r>
-                    <w:rPr>
-                      <w:rFonts w:ascii="Nunito" w:hAnsi="Nunito"/>
-                      <w:sz w:val="18"/>
-                      <w:szCs w:val="18"/>
-                    </w:rPr>
-                    <w:t>}}</w:t>
-                  </w:r>
-                </w:p>
-              </w:tc>
-              <w:tc>
-                <w:tcPr>
-                  <w:tcW w:w="1034" w:type="pct"/>
+                  <w:tcW w:w="1676" w:type="dxa"/>
                   <w:gridSpan w:val="2"/>
                   <w:tcBorders>
                     <w:top w:val="single" w:sz="4" w:space="0" w:color="444444"/>
@@ -2826,61 +2524,95 @@
                       <w:rFonts w:ascii="Nunito Black" w:hAnsi="Nunito Black"/>
                       <w:b/>
                       <w:bCs/>
-                      <w:sz w:val="18"/>
-                      <w:szCs w:val="18"/>
-                    </w:rPr>
-                  </w:pPr>
-                  <w:r>
-                    <w:rPr>
-                      <w:rFonts w:ascii="Nunito Black" w:hAnsi="Nunito Black"/>
-                      <w:b/>
-                      <w:bCs/>
-                      <w:sz w:val="18"/>
-                      <w:szCs w:val="18"/>
-                    </w:rPr>
-                    <w:t>PAÍS DE ORIGEN:</w:t>
-                  </w:r>
-                </w:p>
-                <w:p>
-                  <w:pPr>
-                    <w:spacing w:line="276" w:lineRule="auto"/>
-                    <w:rPr>
-                      <w:rFonts w:ascii="Nunito" w:hAnsi="Nunito"/>
-                      <w:sz w:val="18"/>
-                      <w:szCs w:val="18"/>
-                    </w:rPr>
-                  </w:pPr>
-                  <w:r>
-                    <w:rPr>
-                      <w:rFonts w:ascii="Nunito" w:hAnsi="Nunito"/>
-                      <w:sz w:val="18"/>
-                      <w:szCs w:val="18"/>
-                    </w:rPr>
-                    <w:t>{{</w:t>
-                  </w:r>
-                  <w:proofErr w:type="spellStart"/>
-                  <w:r>
-                    <w:rPr>
-                      <w:rFonts w:ascii="Nunito" w:hAnsi="Nunito"/>
-                      <w:sz w:val="18"/>
-                      <w:szCs w:val="18"/>
-                    </w:rPr>
-                    <w:t>pais_origen</w:t>
-                  </w:r>
-                  <w:proofErr w:type="spellEnd"/>
-                  <w:r>
-                    <w:rPr>
-                      <w:rFonts w:ascii="Nunito" w:hAnsi="Nunito"/>
-                      <w:sz w:val="18"/>
-                      <w:szCs w:val="18"/>
-                    </w:rPr>
-                    <w:t>}}</w:t>
+                      <w:sz w:val="16"/>
+                      <w:szCs w:val="16"/>
+                    </w:rPr>
+                  </w:pPr>
+                  <w:r>
+                    <w:rPr>
+                      <w:rFonts w:ascii="Nunito Black" w:hAnsi="Nunito Black"/>
+                      <w:b/>
+                      <w:bCs/>
+                      <w:sz w:val="16"/>
+                      <w:szCs w:val="16"/>
+                    </w:rPr>
+                    <w:t>ZONA DE CAPTURA:</w:t>
+                  </w:r>
+                </w:p>
+                <w:p>
+                  <w:pPr>
+                    <w:spacing w:line="276" w:lineRule="auto"/>
+                    <w:rPr>
+                      <w:rFonts w:ascii="Nunito" w:hAnsi="Nunito"/>
+                      <w:sz w:val="16"/>
+                      <w:szCs w:val="16"/>
+                    </w:rPr>
+                  </w:pPr>
+                  <w:r>
+                    <w:rPr>
+                      <w:rFonts w:ascii="Nunito" w:hAnsi="Nunito"/>
+                      <w:sz w:val="16"/>
+                      <w:szCs w:val="16"/>
+                    </w:rPr>
+                    <w:t>{{zona_captura}}</w:t>
                   </w:r>
                 </w:p>
               </w:tc>
               <w:tc>
                 <w:tcPr>
-                  <w:tcW w:w="1564" w:type="pct"/>
+                  <w:tcW w:w="1677" w:type="dxa"/>
+                  <w:gridSpan w:val="2"/>
+                  <w:tcBorders>
+                    <w:top w:val="single" w:sz="4" w:space="0" w:color="444444"/>
+                    <w:left w:val="single" w:sz="4" w:space="0" w:color="444444"/>
+                    <w:bottom w:val="single" w:sz="4" w:space="0" w:color="444444"/>
+                    <w:right w:val="single" w:sz="4" w:space="0" w:color="444444"/>
+                  </w:tcBorders>
+                </w:tcPr>
+                <w:p>
+                  <w:pPr>
+                    <w:spacing w:line="276" w:lineRule="auto"/>
+                    <w:rPr>
+                      <w:rFonts w:ascii="Nunito Black" w:hAnsi="Nunito Black"/>
+                      <w:b/>
+                      <w:bCs/>
+                      <w:sz w:val="16"/>
+                      <w:szCs w:val="16"/>
+                    </w:rPr>
+                  </w:pPr>
+                  <w:r>
+                    <w:rPr>
+                      <w:rFonts w:ascii="Nunito Black" w:hAnsi="Nunito Black"/>
+                      <w:b/>
+                      <w:bCs/>
+                      <w:sz w:val="16"/>
+                      <w:szCs w:val="16"/>
+                    </w:rPr>
+                    <w:t>PAÍS DE ORIGEN:</w:t>
+                  </w:r>
+                </w:p>
+                <w:p>
+                  <w:pPr>
+                    <w:spacing w:line="276" w:lineRule="auto"/>
+                    <w:rPr>
+                      <w:rFonts w:ascii="Nunito" w:hAnsi="Nunito"/>
+                      <w:sz w:val="16"/>
+                      <w:szCs w:val="16"/>
+                    </w:rPr>
+                  </w:pPr>
+                  <w:r>
+                    <w:rPr>
+                      <w:rFonts w:ascii="Nunito" w:hAnsi="Nunito"/>
+                      <w:sz w:val="16"/>
+                      <w:szCs w:val="16"/>
+                    </w:rPr>
+                    <w:t>{{pais_origen}}</w:t>
+                  </w:r>
+                </w:p>
+              </w:tc>
+              <w:tc>
+                <w:tcPr>
+                  <w:tcW w:w="2540" w:type="dxa"/>
                   <w:gridSpan w:val="2"/>
                   <w:tcBorders>
                     <w:top w:val="single" w:sz="4" w:space="0" w:color="444444"/>
@@ -2896,17 +2628,17 @@
                       <w:rFonts w:ascii="Nunito Black" w:hAnsi="Nunito Black"/>
                       <w:b/>
                       <w:bCs/>
-                      <w:sz w:val="18"/>
-                      <w:szCs w:val="18"/>
-                    </w:rPr>
-                  </w:pPr>
-                  <w:r>
-                    <w:rPr>
-                      <w:rFonts w:ascii="Nunito Black" w:hAnsi="Nunito Black"/>
-                      <w:b/>
-                      <w:bCs/>
-                      <w:sz w:val="18"/>
-                      <w:szCs w:val="18"/>
+                      <w:sz w:val="16"/>
+                      <w:szCs w:val="16"/>
+                    </w:rPr>
+                  </w:pPr>
+                  <w:r>
+                    <w:rPr>
+                      <w:rFonts w:ascii="Nunito Black" w:hAnsi="Nunito Black"/>
+                      <w:b/>
+                      <w:bCs/>
+                      <w:sz w:val="16"/>
+                      <w:szCs w:val="16"/>
                     </w:rPr>
                     <w:t>ARTE DE PESCA:</w:t>
                   </w:r>
@@ -2918,57 +2650,39 @@
                       <w:rFonts w:ascii="Nunito Black" w:hAnsi="Nunito Black"/>
                       <w:b/>
                       <w:bCs/>
-                      <w:sz w:val="18"/>
-                      <w:szCs w:val="18"/>
-                    </w:rPr>
-                  </w:pPr>
-                </w:p>
-                <w:p>
-                  <w:pPr>
-                    <w:spacing w:line="276" w:lineRule="auto"/>
-                    <w:rPr>
-                      <w:rFonts w:ascii="Nunito" w:hAnsi="Nunito"/>
-                      <w:sz w:val="18"/>
-                      <w:szCs w:val="18"/>
-                    </w:rPr>
-                  </w:pPr>
-                  <w:r>
-                    <w:rPr>
-                      <w:rFonts w:ascii="Nunito" w:hAnsi="Nunito"/>
-                      <w:sz w:val="18"/>
-                      <w:szCs w:val="18"/>
-                    </w:rPr>
-                    <w:t>{{</w:t>
-                  </w:r>
-                  <w:proofErr w:type="spellStart"/>
-                  <w:r>
-                    <w:rPr>
-                      <w:rFonts w:ascii="Nunito" w:hAnsi="Nunito"/>
-                      <w:sz w:val="18"/>
-                      <w:szCs w:val="18"/>
-                    </w:rPr>
-                    <w:t>arte_pesca</w:t>
-                  </w:r>
-                  <w:proofErr w:type="spellEnd"/>
-                  <w:r>
-                    <w:rPr>
-                      <w:rFonts w:ascii="Nunito" w:hAnsi="Nunito"/>
-                      <w:sz w:val="18"/>
-                      <w:szCs w:val="18"/>
-                    </w:rPr>
-                    <w:t>}}</w:t>
+                      <w:sz w:val="16"/>
+                      <w:szCs w:val="16"/>
+                    </w:rPr>
+                  </w:pPr>
+                </w:p>
+                <w:p>
+                  <w:pPr>
+                    <w:spacing w:line="276" w:lineRule="auto"/>
+                    <w:rPr>
+                      <w:rFonts w:ascii="Nunito" w:hAnsi="Nunito"/>
+                      <w:sz w:val="16"/>
+                      <w:szCs w:val="16"/>
+                    </w:rPr>
+                  </w:pPr>
+                  <w:r>
+                    <w:rPr>
+                      <w:rFonts w:ascii="Nunito" w:hAnsi="Nunito"/>
+                      <w:sz w:val="16"/>
+                      <w:szCs w:val="16"/>
+                    </w:rPr>
+                    <w:t>{{arte_pesca}}</w:t>
                   </w:r>
                 </w:p>
               </w:tc>
             </w:tr>
             <w:tr>
               <w:trPr>
-                <w:trHeight w:val="591"/>
+                <w:trHeight w:val="872"/>
               </w:trPr>
               <w:tc>
                 <w:tcPr>
-                  <w:tcW w:w="2413" w:type="pct"/>
-                  <w:gridSpan w:val="3"/>
+                  <w:tcW w:w="3849" w:type="dxa"/>
+                  <w:gridSpan w:val="4"/>
                   <w:tcBorders>
                     <w:top w:val="single" w:sz="4" w:space="0" w:color="444444"/>
                     <w:left w:val="double" w:sz="18" w:space="0" w:color="auto"/>
@@ -3003,8 +2717,8 @@
                     <w:spacing w:before="120"/>
                     <w:rPr>
                       <w:rFonts w:ascii="Nunito" w:hAnsi="Nunito"/>
-                      <w:sz w:val="18"/>
-                      <w:szCs w:val="18"/>
+                      <w:sz w:val="16"/>
+                      <w:szCs w:val="16"/>
                     </w:rPr>
                   </w:pPr>
                   <w:r>
@@ -3021,7 +2735,7 @@
               </w:tc>
               <w:tc>
                 <w:tcPr>
-                  <w:tcW w:w="2587" w:type="pct"/>
+                  <w:tcW w:w="4198" w:type="dxa"/>
                   <w:gridSpan w:val="3"/>
                   <w:tcBorders>
                     <w:left w:val="single" w:sz="4" w:space="0" w:color="444444"/>
@@ -3035,17 +2749,17 @@
                       <w:rFonts w:ascii="Nunito Black" w:hAnsi="Nunito Black"/>
                       <w:b/>
                       <w:bCs/>
-                      <w:sz w:val="18"/>
-                      <w:szCs w:val="18"/>
-                    </w:rPr>
-                  </w:pPr>
-                  <w:r>
-                    <w:rPr>
-                      <w:rFonts w:ascii="Nunito Black" w:hAnsi="Nunito Black"/>
-                      <w:b/>
-                      <w:bCs/>
-                      <w:sz w:val="18"/>
-                      <w:szCs w:val="18"/>
+                      <w:sz w:val="16"/>
+                      <w:szCs w:val="16"/>
+                    </w:rPr>
+                  </w:pPr>
+                  <w:r>
+                    <w:rPr>
+                      <w:rFonts w:ascii="Nunito Black" w:hAnsi="Nunito Black"/>
+                      <w:b/>
+                      <w:bCs/>
+                      <w:sz w:val="16"/>
+                      <w:szCs w:val="16"/>
                     </w:rPr>
                     <w:t>FECHA DE CADUCIDAD:</w:t>
                   </w:r>
@@ -3055,52 +2769,34 @@
                     <w:spacing w:line="276" w:lineRule="auto"/>
                     <w:rPr>
                       <w:rFonts w:ascii="Nunito" w:hAnsi="Nunito"/>
-                      <w:sz w:val="18"/>
-                      <w:szCs w:val="18"/>
-                    </w:rPr>
-                  </w:pPr>
-                  <w:r>
-                    <w:rPr>
-                      <w:rFonts w:ascii="Nunito" w:hAnsi="Nunito"/>
-                      <w:sz w:val="18"/>
-                      <w:szCs w:val="18"/>
-                    </w:rPr>
-                    <w:t>{{</w:t>
-                  </w:r>
-                  <w:proofErr w:type="spellStart"/>
-                  <w:r>
-                    <w:rPr>
-                      <w:rFonts w:ascii="Nunito" w:hAnsi="Nunito"/>
-                      <w:sz w:val="18"/>
-                      <w:szCs w:val="18"/>
-                    </w:rPr>
-                    <w:t>fecha_caducidad</w:t>
-                  </w:r>
-                  <w:proofErr w:type="spellEnd"/>
-                  <w:r>
-                    <w:rPr>
-                      <w:rFonts w:ascii="Nunito" w:hAnsi="Nunito"/>
-                      <w:sz w:val="18"/>
-                      <w:szCs w:val="18"/>
-                    </w:rPr>
-                    <w:t>}}</w:t>
+                      <w:sz w:val="16"/>
+                      <w:szCs w:val="16"/>
+                    </w:rPr>
+                  </w:pPr>
+                  <w:r>
+                    <w:rPr>
+                      <w:rFonts w:ascii="Nunito" w:hAnsi="Nunito"/>
+                      <w:sz w:val="16"/>
+                      <w:szCs w:val="16"/>
+                    </w:rPr>
+                    <w:t>{{fecha_caducidad}}</w:t>
                   </w:r>
                 </w:p>
               </w:tc>
             </w:tr>
             <w:tr>
               <w:trPr>
-                <w:trHeight w:val="776"/>
+                <w:trHeight w:val="1145"/>
               </w:trPr>
               <w:tc>
                 <w:tcPr>
-                  <w:tcW w:w="3583" w:type="pct"/>
-                  <w:gridSpan w:val="5"/>
+                  <w:tcW w:w="2579" w:type="dxa"/>
+                  <w:gridSpan w:val="2"/>
                   <w:tcBorders>
                     <w:top w:val="single" w:sz="4" w:space="0" w:color="444444"/>
                     <w:left w:val="double" w:sz="18" w:space="0" w:color="auto"/>
                     <w:bottom w:val="double" w:sz="18" w:space="0" w:color="auto"/>
-                    <w:right w:val="single" w:sz="4" w:space="0" w:color="FFFFFF" w:themeColor="background1"/>
+                    <w:right w:val="single" w:sz="4" w:space="0" w:color="444444"/>
                   </w:tcBorders>
                 </w:tcPr>
                 <w:p>
@@ -3109,125 +2805,136 @@
                       <w:rFonts w:ascii="Nunito Black" w:hAnsi="Nunito Black"/>
                       <w:b/>
                       <w:bCs/>
-                      <w:sz w:val="18"/>
-                      <w:szCs w:val="18"/>
-                    </w:rPr>
-                  </w:pPr>
-                </w:p>
-                <w:p>
-                  <w:pPr>
-                    <w:spacing w:line="276" w:lineRule="auto"/>
-                    <w:rPr>
-                      <w:rFonts w:ascii="Nunito Black" w:hAnsi="Nunito Black"/>
-                      <w:b/>
-                      <w:bCs/>
-                      <w:sz w:val="18"/>
-                      <w:szCs w:val="18"/>
-                    </w:rPr>
-                  </w:pPr>
-                  <w:r>
-                    <w:rPr>
-                      <w:rFonts w:ascii="Nunito Black" w:hAnsi="Nunito Black"/>
-                      <w:b/>
-                      <w:bCs/>
-                      <w:sz w:val="18"/>
-                      <w:szCs w:val="18"/>
-                    </w:rPr>
-                    <w:t>EXPEDIDOR:</w:t>
-                  </w:r>
-                </w:p>
-                <w:p>
-                  <w:pPr>
-                    <w:jc w:val="center"/>
-                    <w:rPr>
-                      <w:rFonts w:ascii="Nunito" w:hAnsi="Nunito"/>
-                      <w:b/>
-                      <w:bCs/>
-                      <w:sz w:val="18"/>
-                      <w:szCs w:val="18"/>
-                    </w:rPr>
-                  </w:pPr>
-                  <w:r>
-                    <w:rPr>
-                      <w:rFonts w:ascii="Nunito" w:hAnsi="Nunito"/>
-                      <w:b/>
-                      <w:bCs/>
-                      <w:sz w:val="18"/>
-                      <w:szCs w:val="18"/>
-                    </w:rPr>
-                    <w:t xml:space="preserve">PESCADOS Y MARISCOS SANTIAGO Y SANTIAGO, S.L. </w:t>
-                  </w:r>
-                </w:p>
-                <w:p>
-                  <w:pPr>
-                    <w:jc w:val="center"/>
-                    <w:rPr>
-                      <w:rFonts w:ascii="Nunito" w:hAnsi="Nunito"/>
-                      <w:b/>
-                      <w:bCs/>
-                      <w:sz w:val="18"/>
-                      <w:szCs w:val="18"/>
-                    </w:rPr>
-                  </w:pPr>
-                  <w:r>
-                    <w:rPr>
-                      <w:rFonts w:ascii="Nunito" w:hAnsi="Nunito"/>
-                      <w:b/>
-                      <w:bCs/>
-                      <w:sz w:val="18"/>
-                      <w:szCs w:val="18"/>
-                    </w:rPr>
-                    <w:t xml:space="preserve">Calle Laguna del Marquesado </w:t>
-                  </w:r>
-                </w:p>
-                <w:p>
-                  <w:pPr>
-                    <w:jc w:val="center"/>
-                    <w:rPr>
-                      <w:rFonts w:ascii="Nunito" w:hAnsi="Nunito"/>
-                      <w:b/>
-                      <w:bCs/>
-                      <w:sz w:val="18"/>
-                      <w:szCs w:val="18"/>
-                    </w:rPr>
-                  </w:pPr>
-                  <w:r>
-                    <w:rPr>
-                      <w:rFonts w:ascii="Nunito" w:hAnsi="Nunito"/>
-                      <w:b/>
-                      <w:bCs/>
-                      <w:sz w:val="18"/>
-                      <w:szCs w:val="18"/>
-                    </w:rPr>
-                    <w:t>nave 43C</w:t>
-                  </w:r>
-                </w:p>
-                <w:p>
-                  <w:pPr>
-                    <w:jc w:val="center"/>
-                    <w:rPr>
-                      <w:rFonts w:ascii="Nunito" w:hAnsi="Nunito"/>
-                      <w:b/>
-                      <w:bCs/>
-                      <w:sz w:val="18"/>
-                      <w:szCs w:val="18"/>
-                    </w:rPr>
-                  </w:pPr>
-                  <w:r>
-                    <w:rPr>
-                      <w:rFonts w:ascii="Nunito" w:hAnsi="Nunito"/>
-                      <w:b/>
-                      <w:bCs/>
-                      <w:sz w:val="18"/>
-                      <w:szCs w:val="18"/>
-                    </w:rPr>
-                    <w:t>28021 Madrid</w:t>
+                      <w:sz w:val="16"/>
+                      <w:szCs w:val="16"/>
+                    </w:rPr>
+                  </w:pPr>
+                  <w:r>
+                    <w:rPr>
+                      <w:rFonts w:ascii="Nunito Black" w:hAnsi="Nunito Black"/>
+                      <w:b/>
+                      <w:bCs/>
+                      <w:sz w:val="16"/>
+                      <w:szCs w:val="16"/>
+                    </w:rPr>
+                    <w:t>PESO NETO:</w:t>
+                  </w:r>
+                </w:p>
+                <w:p>
+                  <w:pPr>
+                    <w:rPr>
+                      <w:rFonts w:ascii="Nunito Black" w:hAnsi="Nunito Black"/>
+                      <w:b/>
+                      <w:bCs/>
+                      <w:sz w:val="16"/>
+                      <w:szCs w:val="16"/>
+                    </w:rPr>
+                  </w:pPr>
+                </w:p>
+                <w:p>
+                  <w:pPr>
+                    <w:rPr>
+                      <w:rFonts w:ascii="Nunito" w:hAnsi="Nunito"/>
+                      <w:b/>
+                      <w:bCs/>
+                      <w:sz w:val="16"/>
+                      <w:szCs w:val="16"/>
+                    </w:rPr>
+                  </w:pPr>
+                  <w:r>
+                    <w:rPr>
+                      <w:rFonts w:ascii="Nunito" w:hAnsi="Nunito"/>
+                      <w:b/>
+                      <w:bCs/>
+                      <w:sz w:val="16"/>
+                      <w:szCs w:val="16"/>
+                    </w:rPr>
+                    <w:t xml:space="preserve"> </w:t>
                   </w:r>
                 </w:p>
               </w:tc>
               <w:tc>
                 <w:tcPr>
-                  <w:tcW w:w="1417" w:type="pct"/>
+                  <w:tcW w:w="3177" w:type="dxa"/>
+                  <w:gridSpan w:val="4"/>
+                  <w:tcBorders>
+                    <w:top w:val="single" w:sz="4" w:space="0" w:color="444444"/>
+                    <w:left w:val="single" w:sz="4" w:space="0" w:color="444444"/>
+                    <w:bottom w:val="double" w:sz="18" w:space="0" w:color="auto"/>
+                    <w:right w:val="single" w:sz="4" w:space="0" w:color="FFFFFF" w:themeColor="background1"/>
+                  </w:tcBorders>
+                  <w:vAlign w:val="center"/>
+                </w:tcPr>
+                <w:p>
+                  <w:pPr>
+                    <w:spacing w:line="276" w:lineRule="auto"/>
+                    <w:rPr>
+                      <w:rFonts w:ascii="Nunito Black" w:hAnsi="Nunito Black"/>
+                      <w:b/>
+                      <w:bCs/>
+                      <w:sz w:val="16"/>
+                      <w:szCs w:val="16"/>
+                    </w:rPr>
+                  </w:pPr>
+                  <w:r>
+                    <w:rPr>
+                      <w:rFonts w:ascii="Nunito Black" w:hAnsi="Nunito Black"/>
+                      <w:b/>
+                      <w:bCs/>
+                      <w:sz w:val="16"/>
+                      <w:szCs w:val="16"/>
+                    </w:rPr>
+                    <w:t>EXPEDIDOR:</w:t>
+                  </w:r>
+                </w:p>
+                <w:p>
+                  <w:pPr>
+                    <w:jc w:val="center"/>
+                    <w:rPr>
+                      <w:rFonts w:ascii="Nunito" w:hAnsi="Nunito"/>
+                      <w:b/>
+                      <w:bCs/>
+                      <w:sz w:val="16"/>
+                      <w:szCs w:val="16"/>
+                    </w:rPr>
+                  </w:pPr>
+                  <w:r>
+                    <w:rPr>
+                      <w:rFonts w:ascii="Nunito" w:hAnsi="Nunito"/>
+                      <w:b/>
+                      <w:bCs/>
+                      <w:sz w:val="16"/>
+                      <w:szCs w:val="16"/>
+                    </w:rPr>
+                    <w:t>PESCADOS Y MARISCOS SANTIAGO Y SANTIAGO, S.L. Calle Laguna del Marquesado nave 43C</w:t>
+                  </w:r>
+                </w:p>
+                <w:p>
+                  <w:pPr>
+                    <w:jc w:val="center"/>
+                    <w:rPr>
+                      <w:rFonts w:ascii="Nunito" w:hAnsi="Nunito"/>
+                      <w:b/>
+                      <w:bCs/>
+                      <w:sz w:val="16"/>
+                      <w:szCs w:val="16"/>
+                    </w:rPr>
+                  </w:pPr>
+                  <w:r>
+                    <w:rPr>
+                      <w:rFonts w:ascii="Nunito" w:hAnsi="Nunito"/>
+                      <w:b/>
+                      <w:bCs/>
+                      <w:sz w:val="16"/>
+                      <w:szCs w:val="16"/>
+                    </w:rPr>
+                    <w:t>28021 Madrid</w:t>
+                  </w:r>
+                </w:p>
+              </w:tc>
+              <w:tc>
+                <w:tcPr>
+                  <w:tcW w:w="2291" w:type="dxa"/>
                   <w:tcBorders>
                     <w:top w:val="single" w:sz="4" w:space="0" w:color="444444"/>
                     <w:left w:val="single" w:sz="4" w:space="0" w:color="FFFFFF" w:themeColor="background1"/>
@@ -3240,8 +2947,8 @@
                     <w:jc w:val="center"/>
                     <w:rPr>
                       <w:rFonts w:ascii="Nunito Black" w:hAnsi="Nunito Black"/>
-                      <w:sz w:val="18"/>
-                      <w:szCs w:val="18"/>
+                      <w:sz w:val="16"/>
+                      <w:szCs w:val="16"/>
                     </w:rPr>
                   </w:pPr>
                   <w:r>
@@ -3250,24 +2957,24 @@
                       <w:b/>
                       <w:bCs/>
                       <w:noProof/>
-                      <w:sz w:val="18"/>
-                      <w:szCs w:val="18"/>
+                      <w:sz w:val="16"/>
+                      <w:szCs w:val="16"/>
                     </w:rPr>
                     <mc:AlternateContent>
                       <mc:Choice Requires="wps">
                         <w:drawing>
-                          <wp:anchor distT="0" distB="0" distL="114300" distR="114300" simplePos="0" relativeHeight="251679744" behindDoc="0" locked="0" layoutInCell="1" allowOverlap="1" wp14:anchorId="74588D3E" wp14:editId="042F6E60">
+                          <wp:anchor distT="0" distB="0" distL="114300" distR="114300" simplePos="0" relativeHeight="251663360" behindDoc="0" locked="0" layoutInCell="1" allowOverlap="1" wp14:anchorId="71847A94" wp14:editId="6AE76627">
                             <wp:simplePos x="0" y="0"/>
                             <wp:positionH relativeFrom="column">
-                              <wp:posOffset>-195580</wp:posOffset>
+                              <wp:posOffset>-54610</wp:posOffset>
                             </wp:positionH>
                             <wp:positionV relativeFrom="paragraph">
-                              <wp:posOffset>163195</wp:posOffset>
+                              <wp:posOffset>11430</wp:posOffset>
                             </wp:positionV>
-                            <wp:extent cx="1295400" cy="749300"/>
-                            <wp:effectExtent l="0" t="0" r="19050" b="12700"/>
+                            <wp:extent cx="1386840" cy="731520"/>
+                            <wp:effectExtent l="0" t="0" r="22860" b="11430"/>
                             <wp:wrapNone/>
-                            <wp:docPr id="575418611" name="Elipse 2"/>
+                            <wp:docPr id="883447086" name="Elipse 2"/>
                             <wp:cNvGraphicFramePr/>
                             <a:graphic xmlns:a="http://schemas.openxmlformats.org/drawingml/2006/main">
                               <a:graphicData uri="http://schemas.microsoft.com/office/word/2010/wordprocessingShape">
@@ -3276,7 +2983,7 @@
                                   <wps:spPr>
                                     <a:xfrm>
                                       <a:off x="0" y="0"/>
-                                      <a:ext cx="1295400" cy="749300"/>
+                                      <a:ext cx="1386840" cy="731520"/>
                                     </a:xfrm>
                                     <a:prstGeom prst="ellipse">
                                       <a:avLst/>
@@ -3301,11 +3008,13 @@
                                     <w:txbxContent>
                                       <w:p>
                                         <w:pPr>
-                                          <w:spacing w:after="0" w:line="240" w:lineRule="auto"/>
+                                          <w:spacing w:after="0" w:line="0" w:lineRule="atLeast"/>
                                           <w:contextualSpacing/>
                                           <w:jc w:val="center"/>
                                           <w:rPr>
                                             <w:rFonts w:ascii="Nunito" w:hAnsi="Nunito"/>
+                                            <w:b/>
+                                            <w:bCs/>
                                             <w:sz w:val="16"/>
                                             <w:szCs w:val="16"/>
                                           </w:rPr>
@@ -3313,6 +3022,8 @@
                                         <w:r>
                                           <w:rPr>
                                             <w:rFonts w:ascii="Nunito" w:hAnsi="Nunito"/>
+                                            <w:b/>
+                                            <w:bCs/>
                                             <w:sz w:val="16"/>
                                             <w:szCs w:val="16"/>
                                           </w:rPr>
@@ -3321,11 +3032,13 @@
                                       </w:p>
                                       <w:p>
                                         <w:pPr>
-                                          <w:spacing w:after="0" w:line="240" w:lineRule="auto"/>
+                                          <w:spacing w:after="0" w:line="0" w:lineRule="atLeast"/>
                                           <w:contextualSpacing/>
                                           <w:jc w:val="center"/>
                                           <w:rPr>
                                             <w:rFonts w:ascii="Nunito" w:hAnsi="Nunito"/>
+                                            <w:b/>
+                                            <w:bCs/>
                                             <w:sz w:val="16"/>
                                             <w:szCs w:val="16"/>
                                           </w:rPr>
@@ -3333,6 +3046,8 @@
                                         <w:r>
                                           <w:rPr>
                                             <w:rFonts w:ascii="Nunito" w:hAnsi="Nunito"/>
+                                            <w:b/>
+                                            <w:bCs/>
                                             <w:sz w:val="16"/>
                                             <w:szCs w:val="16"/>
                                           </w:rPr>
@@ -3341,11 +3056,13 @@
                                       </w:p>
                                       <w:p>
                                         <w:pPr>
-                                          <w:spacing w:after="0" w:line="240" w:lineRule="auto"/>
+                                          <w:spacing w:after="0" w:line="0" w:lineRule="atLeast"/>
                                           <w:contextualSpacing/>
                                           <w:jc w:val="center"/>
                                           <w:rPr>
                                             <w:rFonts w:ascii="Nunito" w:hAnsi="Nunito"/>
+                                            <w:b/>
+                                            <w:bCs/>
                                             <w:sz w:val="16"/>
                                             <w:szCs w:val="16"/>
                                           </w:rPr>
@@ -3353,6 +3070,8 @@
                                         <w:r>
                                           <w:rPr>
                                             <w:rFonts w:ascii="Nunito" w:hAnsi="Nunito"/>
+                                            <w:b/>
+                                            <w:bCs/>
                                             <w:sz w:val="16"/>
                                             <w:szCs w:val="16"/>
                                           </w:rPr>
@@ -3381,17 +3100,19 @@
                       </mc:Choice>
                       <mc:Fallback>
                         <w:pict>
-                          <v:oval w14:anchorId="74588D3E" id="_x0000_s1028" style="position:absolute;left:0;text-align:left;margin-left:-15.4pt;margin-top:12.85pt;width:102pt;height:59pt;z-index:251679744;visibility:visible;mso-wrap-style:square;mso-width-percent:0;mso-height-percent:0;mso-wrap-distance-left:9pt;mso-wrap-distance-top:0;mso-wrap-distance-right:9pt;mso-wrap-distance-bottom:0;mso-position-horizontal:absolute;mso-position-horizontal-relative:text;mso-position-vertical:absolute;mso-position-vertical-relative:text;mso-width-percent:0;mso-height-percent:0;mso-width-relative:margin;mso-height-relative:margin;v-text-anchor:middle" o:gfxdata="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" fillcolor="white [3201]" strokecolor="black [3200]" strokeweight="1pt">
+                          <v:oval w14:anchorId="71847A94" id="_x0000_s1028" style="position:absolute;left:0;text-align:left;margin-left:-4.3pt;margin-top:.9pt;width:109.2pt;height:57.6pt;z-index:251663360;visibility:visible;mso-wrap-style:square;mso-width-percent:0;mso-height-percent:0;mso-wrap-distance-left:9pt;mso-wrap-distance-top:0;mso-wrap-distance-right:9pt;mso-wrap-distance-bottom:0;mso-position-horizontal:absolute;mso-position-horizontal-relative:text;mso-position-vertical:absolute;mso-position-vertical-relative:text;mso-width-percent:0;mso-height-percent:0;mso-width-relative:margin;mso-height-relative:margin;v-text-anchor:middle" o:gfxdata="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" fillcolor="white [3201]" strokecolor="black [3200]" strokeweight="1pt">
                             <v:stroke joinstyle="miter"/>
                             <v:textbox>
                               <w:txbxContent>
                                 <w:p>
                                   <w:pPr>
-                                    <w:spacing w:after="0" w:line="240" w:lineRule="auto"/>
+                                    <w:spacing w:after="0" w:line="0" w:lineRule="atLeast"/>
                                     <w:contextualSpacing/>
                                     <w:jc w:val="center"/>
                                     <w:rPr>
                                       <w:rFonts w:ascii="Nunito" w:hAnsi="Nunito"/>
+                                      <w:b/>
+                                      <w:bCs/>
                                       <w:sz w:val="16"/>
                                       <w:szCs w:val="16"/>
                                     </w:rPr>
@@ -3399,6 +3120,8 @@
                                   <w:r>
                                     <w:rPr>
                                       <w:rFonts w:ascii="Nunito" w:hAnsi="Nunito"/>
+                                      <w:b/>
+                                      <w:bCs/>
                                       <w:sz w:val="16"/>
                                       <w:szCs w:val="16"/>
                                     </w:rPr>
@@ -3407,11 +3130,13 @@
                                 </w:p>
                                 <w:p>
                                   <w:pPr>
-                                    <w:spacing w:after="0" w:line="240" w:lineRule="auto"/>
+                                    <w:spacing w:after="0" w:line="0" w:lineRule="atLeast"/>
                                     <w:contextualSpacing/>
                                     <w:jc w:val="center"/>
                                     <w:rPr>
                                       <w:rFonts w:ascii="Nunito" w:hAnsi="Nunito"/>
+                                      <w:b/>
+                                      <w:bCs/>
                                       <w:sz w:val="16"/>
                                       <w:szCs w:val="16"/>
                                     </w:rPr>
@@ -3419,6 +3144,8 @@
                                   <w:r>
                                     <w:rPr>
                                       <w:rFonts w:ascii="Nunito" w:hAnsi="Nunito"/>
+                                      <w:b/>
+                                      <w:bCs/>
                                       <w:sz w:val="16"/>
                                       <w:szCs w:val="16"/>
                                     </w:rPr>
@@ -3427,11 +3154,13 @@
                                 </w:p>
                                 <w:p>
                                   <w:pPr>
-                                    <w:spacing w:after="0" w:line="240" w:lineRule="auto"/>
+                                    <w:spacing w:after="0" w:line="0" w:lineRule="atLeast"/>
                                     <w:contextualSpacing/>
                                     <w:jc w:val="center"/>
                                     <w:rPr>
                                       <w:rFonts w:ascii="Nunito" w:hAnsi="Nunito"/>
+                                      <w:b/>
+                                      <w:bCs/>
                                       <w:sz w:val="16"/>
                                       <w:szCs w:val="16"/>
                                     </w:rPr>
@@ -3439,6 +3168,8 @@
                                   <w:r>
                                     <w:rPr>
                                       <w:rFonts w:ascii="Nunito" w:hAnsi="Nunito"/>
+                                      <w:b/>
+                                      <w:bCs/>
                                       <w:sz w:val="16"/>
                                       <w:szCs w:val="16"/>
                                     </w:rPr>
@@ -3469,9 +3200,8 @@
           <w:tbl>
             <w:tblPr>
               <w:tblStyle w:val="Tablaconcuadrcula"/>
-              <w:tblpPr w:leftFromText="141" w:rightFromText="141" w:vertAnchor="page" w:horzAnchor="margin" w:tblpXSpec="center" w:tblpY="231"/>
-              <w:tblOverlap w:val="never"/>
-              <w:tblW w:w="4533" w:type="pct"/>
+              <w:tblpPr w:leftFromText="141" w:rightFromText="141" w:tblpX="-494" w:tblpY="-429"/>
+              <w:tblW w:w="8048" w:type="dxa"/>
               <w:tblBorders>
                 <w:top w:val="none" w:sz="0" w:space="0" w:color="auto"/>
                 <w:left w:val="none" w:sz="0" w:space="0" w:color="auto"/>
@@ -3483,21 +3213,22 @@
               <w:tblLook w:val="04A0" w:firstRow="1" w:lastRow="0" w:firstColumn="1" w:lastColumn="0" w:noHBand="0" w:noVBand="1"/>
             </w:tblPr>
             <w:tblGrid>
-              <w:gridCol w:w="1944"/>
-              <w:gridCol w:w="1563"/>
-              <w:gridCol w:w="18"/>
-              <w:gridCol w:w="1494"/>
-              <w:gridCol w:w="215"/>
-              <w:gridCol w:w="2070"/>
+              <w:gridCol w:w="2154"/>
+              <w:gridCol w:w="425"/>
+              <w:gridCol w:w="1251"/>
+              <w:gridCol w:w="19"/>
+              <w:gridCol w:w="1659"/>
+              <w:gridCol w:w="248"/>
+              <w:gridCol w:w="2292"/>
             </w:tblGrid>
             <w:tr>
               <w:trPr>
-                <w:trHeight w:val="478"/>
+                <w:trHeight w:val="706"/>
               </w:trPr>
               <w:tc>
                 <w:tcPr>
-                  <w:tcW w:w="3436" w:type="pct"/>
-                  <w:gridSpan w:val="4"/>
+                  <w:tcW w:w="5508" w:type="dxa"/>
+                  <w:gridSpan w:val="5"/>
                   <w:tcBorders>
                     <w:top w:val="double" w:sz="18" w:space="0" w:color="auto"/>
                     <w:left w:val="double" w:sz="18" w:space="0" w:color="auto"/>
@@ -3512,17 +3243,17 @@
                       <w:rFonts w:ascii="Nunito Black" w:hAnsi="Nunito Black"/>
                       <w:b/>
                       <w:bCs/>
-                      <w:sz w:val="18"/>
-                      <w:szCs w:val="18"/>
-                    </w:rPr>
-                  </w:pPr>
-                  <w:r>
-                    <w:rPr>
-                      <w:rFonts w:ascii="Nunito Black" w:hAnsi="Nunito Black"/>
-                      <w:b/>
-                      <w:bCs/>
-                      <w:sz w:val="18"/>
-                      <w:szCs w:val="18"/>
+                      <w:sz w:val="16"/>
+                      <w:szCs w:val="16"/>
+                    </w:rPr>
+                  </w:pPr>
+                  <w:r>
+                    <w:rPr>
+                      <w:rFonts w:ascii="Nunito Black" w:hAnsi="Nunito Black"/>
+                      <w:b/>
+                      <w:bCs/>
+                      <w:sz w:val="16"/>
+                      <w:szCs w:val="16"/>
                     </w:rPr>
                     <w:t xml:space="preserve">NOMBRE COMERCIAL DE LA ESPECIE: </w:t>
                   </w:r>
@@ -3532,41 +3263,23 @@
                     <w:spacing w:line="276" w:lineRule="auto"/>
                     <w:rPr>
                       <w:rFonts w:ascii="Nunito" w:hAnsi="Nunito"/>
-                      <w:sz w:val="18"/>
-                      <w:szCs w:val="18"/>
-                    </w:rPr>
-                  </w:pPr>
-                  <w:r>
-                    <w:rPr>
-                      <w:rFonts w:ascii="Nunito" w:hAnsi="Nunito"/>
-                      <w:sz w:val="18"/>
-                      <w:szCs w:val="18"/>
-                    </w:rPr>
-                    <w:t>{{</w:t>
-                  </w:r>
-                  <w:proofErr w:type="spellStart"/>
-                  <w:r>
-                    <w:rPr>
-                      <w:rFonts w:ascii="Nunito" w:hAnsi="Nunito"/>
-                      <w:sz w:val="18"/>
-                      <w:szCs w:val="18"/>
-                    </w:rPr>
-                    <w:t>denominacion_comercial</w:t>
-                  </w:r>
-                  <w:proofErr w:type="spellEnd"/>
-                  <w:r>
-                    <w:rPr>
-                      <w:rFonts w:ascii="Nunito" w:hAnsi="Nunito"/>
-                      <w:sz w:val="18"/>
-                      <w:szCs w:val="18"/>
-                    </w:rPr>
-                    <w:t>}}</w:t>
+                      <w:sz w:val="16"/>
+                      <w:szCs w:val="16"/>
+                    </w:rPr>
+                  </w:pPr>
+                  <w:r>
+                    <w:rPr>
+                      <w:rFonts w:ascii="Nunito" w:hAnsi="Nunito"/>
+                      <w:sz w:val="16"/>
+                      <w:szCs w:val="16"/>
+                    </w:rPr>
+                    <w:t>{{denominacion_comercial}}</w:t>
                   </w:r>
                 </w:p>
               </w:tc>
               <w:tc>
                 <w:tcPr>
-                  <w:tcW w:w="1564" w:type="pct"/>
+                  <w:tcW w:w="2540" w:type="dxa"/>
                   <w:gridSpan w:val="2"/>
                   <w:vMerge w:val="restart"/>
                   <w:tcBorders>
@@ -3582,17 +3295,17 @@
                       <w:rFonts w:ascii="Nunito Black" w:hAnsi="Nunito Black"/>
                       <w:b/>
                       <w:bCs/>
-                      <w:sz w:val="18"/>
-                      <w:szCs w:val="18"/>
-                    </w:rPr>
-                  </w:pPr>
-                  <w:r>
-                    <w:rPr>
-                      <w:rFonts w:ascii="Nunito Black" w:hAnsi="Nunito Black"/>
-                      <w:b/>
-                      <w:bCs/>
-                      <w:sz w:val="18"/>
-                      <w:szCs w:val="18"/>
+                      <w:sz w:val="16"/>
+                      <w:szCs w:val="16"/>
+                    </w:rPr>
+                  </w:pPr>
+                  <w:r>
+                    <w:rPr>
+                      <w:rFonts w:ascii="Nunito Black" w:hAnsi="Nunito Black"/>
+                      <w:b/>
+                      <w:bCs/>
+                      <w:sz w:val="16"/>
+                      <w:szCs w:val="16"/>
                     </w:rPr>
                     <w:t xml:space="preserve">LOTE: </w:t>
                   </w:r>
@@ -3603,8 +3316,8 @@
                       <w:rFonts w:ascii="Nunito Black" w:hAnsi="Nunito Black"/>
                       <w:b/>
                       <w:bCs/>
-                      <w:sz w:val="18"/>
-                      <w:szCs w:val="18"/>
+                      <w:sz w:val="16"/>
+                      <w:szCs w:val="16"/>
                     </w:rPr>
                   </w:pPr>
                 </w:p>
@@ -3613,15 +3326,19 @@
                     <w:jc w:val="center"/>
                     <w:rPr>
                       <w:rFonts w:ascii="Nunito" w:hAnsi="Nunito"/>
-                      <w:sz w:val="18"/>
-                      <w:szCs w:val="18"/>
-                    </w:rPr>
-                  </w:pPr>
-                  <w:r>
-                    <w:rPr>
-                      <w:rFonts w:ascii="Nunito" w:hAnsi="Nunito"/>
-                      <w:sz w:val="18"/>
-                      <w:szCs w:val="18"/>
+                      <w:b/>
+                      <w:bCs/>
+                      <w:sz w:val="16"/>
+                      <w:szCs w:val="16"/>
+                    </w:rPr>
+                  </w:pPr>
+                  <w:r>
+                    <w:rPr>
+                      <w:rFonts w:ascii="Nunito" w:hAnsi="Nunito"/>
+                      <w:b/>
+                      <w:bCs/>
+                      <w:sz w:val="16"/>
+                      <w:szCs w:val="16"/>
                     </w:rPr>
                     <w:t>{{lote}}</w:t>
                   </w:r>
@@ -3632,8 +3349,8 @@
                       <w:rFonts w:ascii="Nunito Black" w:hAnsi="Nunito Black"/>
                       <w:b/>
                       <w:bCs/>
-                      <w:sz w:val="18"/>
-                      <w:szCs w:val="18"/>
+                      <w:sz w:val="16"/>
+                      <w:szCs w:val="16"/>
                     </w:rPr>
                   </w:pPr>
                 </w:p>
@@ -3641,12 +3358,12 @@
             </w:tr>
             <w:tr>
               <w:trPr>
-                <w:trHeight w:val="471"/>
+                <w:trHeight w:val="697"/>
               </w:trPr>
               <w:tc>
                 <w:tcPr>
-                  <w:tcW w:w="3436" w:type="pct"/>
-                  <w:gridSpan w:val="4"/>
+                  <w:tcW w:w="5508" w:type="dxa"/>
+                  <w:gridSpan w:val="5"/>
                   <w:tcBorders>
                     <w:top w:val="single" w:sz="4" w:space="0" w:color="000000"/>
                     <w:left w:val="double" w:sz="18" w:space="0" w:color="auto"/>
@@ -3662,17 +3379,17 @@
                       <w:rFonts w:ascii="Nunito Black" w:hAnsi="Nunito Black"/>
                       <w:b/>
                       <w:bCs/>
-                      <w:sz w:val="18"/>
-                      <w:szCs w:val="18"/>
-                    </w:rPr>
-                  </w:pPr>
-                  <w:r>
-                    <w:rPr>
-                      <w:rFonts w:ascii="Nunito Black" w:hAnsi="Nunito Black"/>
-                      <w:b/>
-                      <w:bCs/>
-                      <w:sz w:val="18"/>
-                      <w:szCs w:val="18"/>
+                      <w:sz w:val="16"/>
+                      <w:szCs w:val="16"/>
+                    </w:rPr>
+                  </w:pPr>
+                  <w:r>
+                    <w:rPr>
+                      <w:rFonts w:ascii="Nunito Black" w:hAnsi="Nunito Black"/>
+                      <w:b/>
+                      <w:bCs/>
+                      <w:sz w:val="16"/>
+                      <w:szCs w:val="16"/>
                     </w:rPr>
                     <w:t>NOMBRE CIENTÍFICO DE LA ESPECIE:</w:t>
                   </w:r>
@@ -3685,8 +3402,8 @@
                       <w:rFonts w:ascii="Nunito" w:hAnsi="Nunito"/>
                       <w:i/>
                       <w:iCs/>
-                      <w:sz w:val="18"/>
-                      <w:szCs w:val="18"/>
+                      <w:sz w:val="16"/>
+                      <w:szCs w:val="16"/>
                     </w:rPr>
                   </w:pPr>
                   <w:r>
@@ -3694,38 +3411,16 @@
                       <w:rFonts w:ascii="Nunito" w:hAnsi="Nunito"/>
                       <w:i/>
                       <w:iCs/>
-                      <w:sz w:val="18"/>
-                      <w:szCs w:val="18"/>
-                    </w:rPr>
-                    <w:t>{{</w:t>
-                  </w:r>
-                  <w:proofErr w:type="spellStart"/>
-                  <w:r>
-                    <w:rPr>
-                      <w:rFonts w:ascii="Nunito" w:hAnsi="Nunito"/>
-                      <w:i/>
-                      <w:iCs/>
-                      <w:sz w:val="18"/>
-                      <w:szCs w:val="18"/>
-                    </w:rPr>
-                    <w:t>nombre_cientifico</w:t>
-                  </w:r>
-                  <w:proofErr w:type="spellEnd"/>
-                  <w:r>
-                    <w:rPr>
-                      <w:rFonts w:ascii="Nunito" w:hAnsi="Nunito"/>
-                      <w:i/>
-                      <w:iCs/>
-                      <w:sz w:val="18"/>
-                      <w:szCs w:val="18"/>
-                    </w:rPr>
-                    <w:t>}}</w:t>
+                      <w:sz w:val="16"/>
+                      <w:szCs w:val="16"/>
+                    </w:rPr>
+                    <w:t>{{nombre_cientifico}}</w:t>
                   </w:r>
                 </w:p>
               </w:tc>
               <w:tc>
                 <w:tcPr>
-                  <w:tcW w:w="1564" w:type="pct"/>
+                  <w:tcW w:w="2540" w:type="dxa"/>
                   <w:gridSpan w:val="2"/>
                   <w:vMerge/>
                   <w:tcBorders>
@@ -3740,8 +3435,8 @@
                       <w:rFonts w:ascii="Nunito Black" w:hAnsi="Nunito Black"/>
                       <w:b/>
                       <w:bCs/>
-                      <w:sz w:val="18"/>
-                      <w:szCs w:val="18"/>
+                      <w:sz w:val="16"/>
+                      <w:szCs w:val="16"/>
                     </w:rPr>
                   </w:pPr>
                 </w:p>
@@ -3749,12 +3444,12 @@
             </w:tr>
             <w:tr>
               <w:trPr>
-                <w:trHeight w:val="524"/>
+                <w:trHeight w:val="775"/>
               </w:trPr>
               <w:tc>
                 <w:tcPr>
-                  <w:tcW w:w="5000" w:type="pct"/>
-                  <w:gridSpan w:val="6"/>
+                  <w:tcW w:w="8048" w:type="dxa"/>
+                  <w:gridSpan w:val="7"/>
                   <w:tcBorders>
                     <w:top w:val="single" w:sz="4" w:space="0" w:color="000000"/>
                     <w:left w:val="double" w:sz="18" w:space="0" w:color="auto"/>
@@ -3769,17 +3464,17 @@
                       <w:rFonts w:ascii="Nunito Black" w:hAnsi="Nunito Black"/>
                       <w:b/>
                       <w:bCs/>
-                      <w:sz w:val="18"/>
-                      <w:szCs w:val="18"/>
-                    </w:rPr>
-                  </w:pPr>
-                  <w:r>
-                    <w:rPr>
-                      <w:rFonts w:ascii="Nunito Black" w:hAnsi="Nunito Black"/>
-                      <w:b/>
-                      <w:bCs/>
-                      <w:sz w:val="18"/>
-                      <w:szCs w:val="18"/>
+                      <w:sz w:val="16"/>
+                      <w:szCs w:val="16"/>
+                    </w:rPr>
+                  </w:pPr>
+                  <w:r>
+                    <w:rPr>
+                      <w:rFonts w:ascii="Nunito Black" w:hAnsi="Nunito Black"/>
+                      <w:b/>
+                      <w:bCs/>
+                      <w:sz w:val="16"/>
+                      <w:szCs w:val="16"/>
                     </w:rPr>
                     <w:t>ALÉRGENOS:</w:t>
                   </w:r>
@@ -3791,30 +3486,30 @@
                       <w:rFonts w:ascii="Nunito" w:hAnsi="Nunito"/>
                       <w:b/>
                       <w:bCs/>
-                      <w:sz w:val="18"/>
-                      <w:szCs w:val="18"/>
-                    </w:rPr>
-                  </w:pPr>
-                  <w:r>
-                    <w:rPr>
-                      <w:rFonts w:ascii="Nunito" w:hAnsi="Nunito"/>
-                      <w:b/>
-                      <w:bCs/>
-                      <w:sz w:val="18"/>
-                      <w:szCs w:val="18"/>
-                    </w:rPr>
-                    <w:t>Contiene PESCADO. Puede contener trazas de CRUSTACEOS, MOLUSCOS Y SULFITOS.</w:t>
+                      <w:sz w:val="16"/>
+                      <w:szCs w:val="16"/>
+                    </w:rPr>
+                  </w:pPr>
+                  <w:r>
+                    <w:rPr>
+                      <w:rFonts w:ascii="Nunito" w:hAnsi="Nunito"/>
+                      <w:b/>
+                      <w:bCs/>
+                      <w:sz w:val="16"/>
+                      <w:szCs w:val="16"/>
+                    </w:rPr>
+                    <w:t>Contiene PESCADO. Puede contener trazas de CRUSTACEO, MOLUSCOS Y SULFITOS</w:t>
                   </w:r>
                 </w:p>
               </w:tc>
             </w:tr>
             <w:tr>
               <w:trPr>
-                <w:trHeight w:val="831"/>
+                <w:trHeight w:val="1227"/>
               </w:trPr>
               <w:tc>
                 <w:tcPr>
-                  <w:tcW w:w="1331" w:type="pct"/>
+                  <w:tcW w:w="2154" w:type="dxa"/>
                   <w:tcBorders>
                     <w:top w:val="single" w:sz="4" w:space="0" w:color="444444"/>
                     <w:left w:val="double" w:sz="18" w:space="0" w:color="auto"/>
@@ -3829,17 +3524,17 @@
                       <w:rFonts w:ascii="Nunito Black" w:hAnsi="Nunito Black"/>
                       <w:b/>
                       <w:bCs/>
-                      <w:sz w:val="18"/>
-                      <w:szCs w:val="18"/>
-                    </w:rPr>
-                  </w:pPr>
-                  <w:r>
-                    <w:rPr>
-                      <w:rFonts w:ascii="Nunito Black" w:hAnsi="Nunito Black"/>
-                      <w:b/>
-                      <w:bCs/>
-                      <w:sz w:val="18"/>
-                      <w:szCs w:val="18"/>
+                      <w:sz w:val="16"/>
+                      <w:szCs w:val="16"/>
+                    </w:rPr>
+                  </w:pPr>
+                  <w:r>
+                    <w:rPr>
+                      <w:rFonts w:ascii="Nunito Black" w:hAnsi="Nunito Black"/>
+                      <w:b/>
+                      <w:bCs/>
+                      <w:sz w:val="16"/>
+                      <w:szCs w:val="16"/>
                     </w:rPr>
                     <w:t>MÉTODO DE PRODUCCIÓN:</w:t>
                   </w:r>
@@ -3849,110 +3544,23 @@
                     <w:spacing w:line="276" w:lineRule="auto"/>
                     <w:rPr>
                       <w:rFonts w:ascii="Nunito" w:hAnsi="Nunito"/>
-                      <w:sz w:val="18"/>
-                      <w:szCs w:val="18"/>
-                    </w:rPr>
-                  </w:pPr>
-                  <w:r>
-                    <w:rPr>
-                      <w:rFonts w:ascii="Nunito" w:hAnsi="Nunito"/>
-                      <w:sz w:val="18"/>
-                      <w:szCs w:val="18"/>
-                    </w:rPr>
-                    <w:t>{{</w:t>
-                  </w:r>
-                  <w:proofErr w:type="spellStart"/>
-                  <w:r>
-                    <w:rPr>
-                      <w:rFonts w:ascii="Nunito" w:hAnsi="Nunito"/>
-                      <w:sz w:val="18"/>
-                      <w:szCs w:val="18"/>
-                    </w:rPr>
-                    <w:t>forma_captura</w:t>
-                  </w:r>
-                  <w:proofErr w:type="spellEnd"/>
-                  <w:r>
-                    <w:rPr>
-                      <w:rFonts w:ascii="Nunito" w:hAnsi="Nunito"/>
-                      <w:sz w:val="18"/>
-                      <w:szCs w:val="18"/>
-                    </w:rPr>
-                    <w:t>}}</w:t>
+                      <w:sz w:val="16"/>
+                      <w:szCs w:val="16"/>
+                    </w:rPr>
+                  </w:pPr>
+                  <w:r>
+                    <w:rPr>
+                      <w:rFonts w:ascii="Nunito" w:hAnsi="Nunito"/>
+                      <w:sz w:val="16"/>
+                      <w:szCs w:val="16"/>
+                    </w:rPr>
+                    <w:t>{{forma_captura}}</w:t>
                   </w:r>
                 </w:p>
               </w:tc>
               <w:tc>
                 <w:tcPr>
-                  <w:tcW w:w="1070" w:type="pct"/>
-                  <w:tcBorders>
-                    <w:top w:val="single" w:sz="4" w:space="0" w:color="444444"/>
-                    <w:left w:val="single" w:sz="4" w:space="0" w:color="444444"/>
-                    <w:bottom w:val="single" w:sz="4" w:space="0" w:color="444444"/>
-                    <w:right w:val="single" w:sz="4" w:space="0" w:color="444444"/>
-                  </w:tcBorders>
-                </w:tcPr>
-                <w:p>
-                  <w:pPr>
-                    <w:spacing w:line="276" w:lineRule="auto"/>
-                    <w:rPr>
-                      <w:rFonts w:ascii="Nunito Black" w:hAnsi="Nunito Black"/>
-                      <w:b/>
-                      <w:bCs/>
-                      <w:sz w:val="18"/>
-                      <w:szCs w:val="18"/>
-                    </w:rPr>
-                  </w:pPr>
-                  <w:r>
-                    <w:rPr>
-                      <w:rFonts w:ascii="Nunito Black" w:hAnsi="Nunito Black"/>
-                      <w:b/>
-                      <w:bCs/>
-                      <w:sz w:val="18"/>
-                      <w:szCs w:val="18"/>
-                    </w:rPr>
-                    <w:t>ZONA DE CAPTURA:</w:t>
-                  </w:r>
-                </w:p>
-                <w:p>
-                  <w:pPr>
-                    <w:spacing w:line="276" w:lineRule="auto"/>
-                    <w:rPr>
-                      <w:rFonts w:ascii="Nunito" w:hAnsi="Nunito"/>
-                      <w:sz w:val="18"/>
-                      <w:szCs w:val="18"/>
-                    </w:rPr>
-                  </w:pPr>
-                  <w:r>
-                    <w:rPr>
-                      <w:rFonts w:ascii="Nunito" w:hAnsi="Nunito"/>
-                      <w:sz w:val="18"/>
-                      <w:szCs w:val="18"/>
-                    </w:rPr>
-                    <w:t>{{</w:t>
-                  </w:r>
-                  <w:proofErr w:type="spellStart"/>
-                  <w:r>
-                    <w:rPr>
-                      <w:rFonts w:ascii="Nunito" w:hAnsi="Nunito"/>
-                      <w:sz w:val="18"/>
-                      <w:szCs w:val="18"/>
-                    </w:rPr>
-                    <w:t>zona_captura</w:t>
-                  </w:r>
-                  <w:proofErr w:type="spellEnd"/>
-                  <w:r>
-                    <w:rPr>
-                      <w:rFonts w:ascii="Nunito" w:hAnsi="Nunito"/>
-                      <w:sz w:val="18"/>
-                      <w:szCs w:val="18"/>
-                    </w:rPr>
-                    <w:t>}}</w:t>
-                  </w:r>
-                </w:p>
-              </w:tc>
-              <w:tc>
-                <w:tcPr>
-                  <w:tcW w:w="1034" w:type="pct"/>
+                  <w:tcW w:w="1676" w:type="dxa"/>
                   <w:gridSpan w:val="2"/>
                   <w:tcBorders>
                     <w:top w:val="single" w:sz="4" w:space="0" w:color="444444"/>
@@ -3968,61 +3576,95 @@
                       <w:rFonts w:ascii="Nunito Black" w:hAnsi="Nunito Black"/>
                       <w:b/>
                       <w:bCs/>
-                      <w:sz w:val="18"/>
-                      <w:szCs w:val="18"/>
-                    </w:rPr>
-                  </w:pPr>
-                  <w:r>
-                    <w:rPr>
-                      <w:rFonts w:ascii="Nunito Black" w:hAnsi="Nunito Black"/>
-                      <w:b/>
-                      <w:bCs/>
-                      <w:sz w:val="18"/>
-                      <w:szCs w:val="18"/>
-                    </w:rPr>
-                    <w:t>PAÍS DE ORIGEN:</w:t>
-                  </w:r>
-                </w:p>
-                <w:p>
-                  <w:pPr>
-                    <w:spacing w:line="276" w:lineRule="auto"/>
-                    <w:rPr>
-                      <w:rFonts w:ascii="Nunito" w:hAnsi="Nunito"/>
-                      <w:sz w:val="18"/>
-                      <w:szCs w:val="18"/>
-                    </w:rPr>
-                  </w:pPr>
-                  <w:r>
-                    <w:rPr>
-                      <w:rFonts w:ascii="Nunito" w:hAnsi="Nunito"/>
-                      <w:sz w:val="18"/>
-                      <w:szCs w:val="18"/>
-                    </w:rPr>
-                    <w:t>{{</w:t>
-                  </w:r>
-                  <w:proofErr w:type="spellStart"/>
-                  <w:r>
-                    <w:rPr>
-                      <w:rFonts w:ascii="Nunito" w:hAnsi="Nunito"/>
-                      <w:sz w:val="18"/>
-                      <w:szCs w:val="18"/>
-                    </w:rPr>
-                    <w:t>pais_origen</w:t>
-                  </w:r>
-                  <w:proofErr w:type="spellEnd"/>
-                  <w:r>
-                    <w:rPr>
-                      <w:rFonts w:ascii="Nunito" w:hAnsi="Nunito"/>
-                      <w:sz w:val="18"/>
-                      <w:szCs w:val="18"/>
-                    </w:rPr>
-                    <w:t>}}</w:t>
+                      <w:sz w:val="16"/>
+                      <w:szCs w:val="16"/>
+                    </w:rPr>
+                  </w:pPr>
+                  <w:r>
+                    <w:rPr>
+                      <w:rFonts w:ascii="Nunito Black" w:hAnsi="Nunito Black"/>
+                      <w:b/>
+                      <w:bCs/>
+                      <w:sz w:val="16"/>
+                      <w:szCs w:val="16"/>
+                    </w:rPr>
+                    <w:t>ZONA DE CAPTURA:</w:t>
+                  </w:r>
+                </w:p>
+                <w:p>
+                  <w:pPr>
+                    <w:spacing w:line="276" w:lineRule="auto"/>
+                    <w:rPr>
+                      <w:rFonts w:ascii="Nunito" w:hAnsi="Nunito"/>
+                      <w:sz w:val="16"/>
+                      <w:szCs w:val="16"/>
+                    </w:rPr>
+                  </w:pPr>
+                  <w:r>
+                    <w:rPr>
+                      <w:rFonts w:ascii="Nunito" w:hAnsi="Nunito"/>
+                      <w:sz w:val="16"/>
+                      <w:szCs w:val="16"/>
+                    </w:rPr>
+                    <w:t>{{zona_captura}}</w:t>
                   </w:r>
                 </w:p>
               </w:tc>
               <w:tc>
                 <w:tcPr>
-                  <w:tcW w:w="1564" w:type="pct"/>
+                  <w:tcW w:w="1677" w:type="dxa"/>
+                  <w:gridSpan w:val="2"/>
+                  <w:tcBorders>
+                    <w:top w:val="single" w:sz="4" w:space="0" w:color="444444"/>
+                    <w:left w:val="single" w:sz="4" w:space="0" w:color="444444"/>
+                    <w:bottom w:val="single" w:sz="4" w:space="0" w:color="444444"/>
+                    <w:right w:val="single" w:sz="4" w:space="0" w:color="444444"/>
+                  </w:tcBorders>
+                </w:tcPr>
+                <w:p>
+                  <w:pPr>
+                    <w:spacing w:line="276" w:lineRule="auto"/>
+                    <w:rPr>
+                      <w:rFonts w:ascii="Nunito Black" w:hAnsi="Nunito Black"/>
+                      <w:b/>
+                      <w:bCs/>
+                      <w:sz w:val="16"/>
+                      <w:szCs w:val="16"/>
+                    </w:rPr>
+                  </w:pPr>
+                  <w:r>
+                    <w:rPr>
+                      <w:rFonts w:ascii="Nunito Black" w:hAnsi="Nunito Black"/>
+                      <w:b/>
+                      <w:bCs/>
+                      <w:sz w:val="16"/>
+                      <w:szCs w:val="16"/>
+                    </w:rPr>
+                    <w:t>PAÍS DE ORIGEN:</w:t>
+                  </w:r>
+                </w:p>
+                <w:p>
+                  <w:pPr>
+                    <w:spacing w:line="276" w:lineRule="auto"/>
+                    <w:rPr>
+                      <w:rFonts w:ascii="Nunito" w:hAnsi="Nunito"/>
+                      <w:sz w:val="16"/>
+                      <w:szCs w:val="16"/>
+                    </w:rPr>
+                  </w:pPr>
+                  <w:r>
+                    <w:rPr>
+                      <w:rFonts w:ascii="Nunito" w:hAnsi="Nunito"/>
+                      <w:sz w:val="16"/>
+                      <w:szCs w:val="16"/>
+                    </w:rPr>
+                    <w:t>{{pais_origen}}</w:t>
+                  </w:r>
+                </w:p>
+              </w:tc>
+              <w:tc>
+                <w:tcPr>
+                  <w:tcW w:w="2540" w:type="dxa"/>
                   <w:gridSpan w:val="2"/>
                   <w:tcBorders>
                     <w:top w:val="single" w:sz="4" w:space="0" w:color="444444"/>
@@ -4038,17 +3680,17 @@
                       <w:rFonts w:ascii="Nunito Black" w:hAnsi="Nunito Black"/>
                       <w:b/>
                       <w:bCs/>
-                      <w:sz w:val="18"/>
-                      <w:szCs w:val="18"/>
-                    </w:rPr>
-                  </w:pPr>
-                  <w:r>
-                    <w:rPr>
-                      <w:rFonts w:ascii="Nunito Black" w:hAnsi="Nunito Black"/>
-                      <w:b/>
-                      <w:bCs/>
-                      <w:sz w:val="18"/>
-                      <w:szCs w:val="18"/>
+                      <w:sz w:val="16"/>
+                      <w:szCs w:val="16"/>
+                    </w:rPr>
+                  </w:pPr>
+                  <w:r>
+                    <w:rPr>
+                      <w:rFonts w:ascii="Nunito Black" w:hAnsi="Nunito Black"/>
+                      <w:b/>
+                      <w:bCs/>
+                      <w:sz w:val="16"/>
+                      <w:szCs w:val="16"/>
                     </w:rPr>
                     <w:t>ARTE DE PESCA:</w:t>
                   </w:r>
@@ -4060,57 +3702,39 @@
                       <w:rFonts w:ascii="Nunito Black" w:hAnsi="Nunito Black"/>
                       <w:b/>
                       <w:bCs/>
-                      <w:sz w:val="18"/>
-                      <w:szCs w:val="18"/>
-                    </w:rPr>
-                  </w:pPr>
-                </w:p>
-                <w:p>
-                  <w:pPr>
-                    <w:spacing w:line="276" w:lineRule="auto"/>
-                    <w:rPr>
-                      <w:rFonts w:ascii="Nunito" w:hAnsi="Nunito"/>
-                      <w:sz w:val="18"/>
-                      <w:szCs w:val="18"/>
-                    </w:rPr>
-                  </w:pPr>
-                  <w:r>
-                    <w:rPr>
-                      <w:rFonts w:ascii="Nunito" w:hAnsi="Nunito"/>
-                      <w:sz w:val="18"/>
-                      <w:szCs w:val="18"/>
-                    </w:rPr>
-                    <w:t>{{</w:t>
-                  </w:r>
-                  <w:proofErr w:type="spellStart"/>
-                  <w:r>
-                    <w:rPr>
-                      <w:rFonts w:ascii="Nunito" w:hAnsi="Nunito"/>
-                      <w:sz w:val="18"/>
-                      <w:szCs w:val="18"/>
-                    </w:rPr>
-                    <w:t>arte_pesca</w:t>
-                  </w:r>
-                  <w:proofErr w:type="spellEnd"/>
-                  <w:r>
-                    <w:rPr>
-                      <w:rFonts w:ascii="Nunito" w:hAnsi="Nunito"/>
-                      <w:sz w:val="18"/>
-                      <w:szCs w:val="18"/>
-                    </w:rPr>
-                    <w:t>}}</w:t>
+                      <w:sz w:val="16"/>
+                      <w:szCs w:val="16"/>
+                    </w:rPr>
+                  </w:pPr>
+                </w:p>
+                <w:p>
+                  <w:pPr>
+                    <w:spacing w:line="276" w:lineRule="auto"/>
+                    <w:rPr>
+                      <w:rFonts w:ascii="Nunito" w:hAnsi="Nunito"/>
+                      <w:sz w:val="16"/>
+                      <w:szCs w:val="16"/>
+                    </w:rPr>
+                  </w:pPr>
+                  <w:r>
+                    <w:rPr>
+                      <w:rFonts w:ascii="Nunito" w:hAnsi="Nunito"/>
+                      <w:sz w:val="16"/>
+                      <w:szCs w:val="16"/>
+                    </w:rPr>
+                    <w:t>{{arte_pesca}}</w:t>
                   </w:r>
                 </w:p>
               </w:tc>
             </w:tr>
             <w:tr>
               <w:trPr>
-                <w:trHeight w:val="591"/>
+                <w:trHeight w:val="872"/>
               </w:trPr>
               <w:tc>
                 <w:tcPr>
-                  <w:tcW w:w="2413" w:type="pct"/>
-                  <w:gridSpan w:val="3"/>
+                  <w:tcW w:w="3849" w:type="dxa"/>
+                  <w:gridSpan w:val="4"/>
                   <w:tcBorders>
                     <w:top w:val="single" w:sz="4" w:space="0" w:color="444444"/>
                     <w:left w:val="double" w:sz="18" w:space="0" w:color="auto"/>
@@ -4145,8 +3769,8 @@
                     <w:spacing w:before="120"/>
                     <w:rPr>
                       <w:rFonts w:ascii="Nunito" w:hAnsi="Nunito"/>
-                      <w:sz w:val="18"/>
-                      <w:szCs w:val="18"/>
+                      <w:sz w:val="16"/>
+                      <w:szCs w:val="16"/>
                     </w:rPr>
                   </w:pPr>
                   <w:r>
@@ -4163,7 +3787,7 @@
               </w:tc>
               <w:tc>
                 <w:tcPr>
-                  <w:tcW w:w="2587" w:type="pct"/>
+                  <w:tcW w:w="4198" w:type="dxa"/>
                   <w:gridSpan w:val="3"/>
                   <w:tcBorders>
                     <w:left w:val="single" w:sz="4" w:space="0" w:color="444444"/>
@@ -4177,17 +3801,17 @@
                       <w:rFonts w:ascii="Nunito Black" w:hAnsi="Nunito Black"/>
                       <w:b/>
                       <w:bCs/>
-                      <w:sz w:val="18"/>
-                      <w:szCs w:val="18"/>
-                    </w:rPr>
-                  </w:pPr>
-                  <w:r>
-                    <w:rPr>
-                      <w:rFonts w:ascii="Nunito Black" w:hAnsi="Nunito Black"/>
-                      <w:b/>
-                      <w:bCs/>
-                      <w:sz w:val="18"/>
-                      <w:szCs w:val="18"/>
+                      <w:sz w:val="16"/>
+                      <w:szCs w:val="16"/>
+                    </w:rPr>
+                  </w:pPr>
+                  <w:r>
+                    <w:rPr>
+                      <w:rFonts w:ascii="Nunito Black" w:hAnsi="Nunito Black"/>
+                      <w:b/>
+                      <w:bCs/>
+                      <w:sz w:val="16"/>
+                      <w:szCs w:val="16"/>
                     </w:rPr>
                     <w:t>FECHA DE CADUCIDAD:</w:t>
                   </w:r>
@@ -4197,52 +3821,34 @@
                     <w:spacing w:line="276" w:lineRule="auto"/>
                     <w:rPr>
                       <w:rFonts w:ascii="Nunito" w:hAnsi="Nunito"/>
-                      <w:sz w:val="18"/>
-                      <w:szCs w:val="18"/>
-                    </w:rPr>
-                  </w:pPr>
-                  <w:r>
-                    <w:rPr>
-                      <w:rFonts w:ascii="Nunito" w:hAnsi="Nunito"/>
-                      <w:sz w:val="18"/>
-                      <w:szCs w:val="18"/>
-                    </w:rPr>
-                    <w:t>{{</w:t>
-                  </w:r>
-                  <w:proofErr w:type="spellStart"/>
-                  <w:r>
-                    <w:rPr>
-                      <w:rFonts w:ascii="Nunito" w:hAnsi="Nunito"/>
-                      <w:sz w:val="18"/>
-                      <w:szCs w:val="18"/>
-                    </w:rPr>
-                    <w:t>fecha_caducidad</w:t>
-                  </w:r>
-                  <w:proofErr w:type="spellEnd"/>
-                  <w:r>
-                    <w:rPr>
-                      <w:rFonts w:ascii="Nunito" w:hAnsi="Nunito"/>
-                      <w:sz w:val="18"/>
-                      <w:szCs w:val="18"/>
-                    </w:rPr>
-                    <w:t>}}</w:t>
+                      <w:sz w:val="16"/>
+                      <w:szCs w:val="16"/>
+                    </w:rPr>
+                  </w:pPr>
+                  <w:r>
+                    <w:rPr>
+                      <w:rFonts w:ascii="Nunito" w:hAnsi="Nunito"/>
+                      <w:sz w:val="16"/>
+                      <w:szCs w:val="16"/>
+                    </w:rPr>
+                    <w:t>{{fecha_caducidad}}</w:t>
                   </w:r>
                 </w:p>
               </w:tc>
             </w:tr>
             <w:tr>
               <w:trPr>
-                <w:trHeight w:val="776"/>
+                <w:trHeight w:val="1145"/>
               </w:trPr>
               <w:tc>
                 <w:tcPr>
-                  <w:tcW w:w="3583" w:type="pct"/>
-                  <w:gridSpan w:val="5"/>
+                  <w:tcW w:w="2579" w:type="dxa"/>
+                  <w:gridSpan w:val="2"/>
                   <w:tcBorders>
                     <w:top w:val="single" w:sz="4" w:space="0" w:color="444444"/>
                     <w:left w:val="double" w:sz="18" w:space="0" w:color="auto"/>
                     <w:bottom w:val="double" w:sz="18" w:space="0" w:color="auto"/>
-                    <w:right w:val="single" w:sz="4" w:space="0" w:color="FFFFFF" w:themeColor="background1"/>
+                    <w:right w:val="single" w:sz="4" w:space="0" w:color="444444"/>
                   </w:tcBorders>
                 </w:tcPr>
                 <w:p>
@@ -4251,125 +3857,136 @@
                       <w:rFonts w:ascii="Nunito Black" w:hAnsi="Nunito Black"/>
                       <w:b/>
                       <w:bCs/>
-                      <w:sz w:val="18"/>
-                      <w:szCs w:val="18"/>
-                    </w:rPr>
-                  </w:pPr>
-                </w:p>
-                <w:p>
-                  <w:pPr>
-                    <w:spacing w:line="276" w:lineRule="auto"/>
-                    <w:rPr>
-                      <w:rFonts w:ascii="Nunito Black" w:hAnsi="Nunito Black"/>
-                      <w:b/>
-                      <w:bCs/>
-                      <w:sz w:val="18"/>
-                      <w:szCs w:val="18"/>
-                    </w:rPr>
-                  </w:pPr>
-                  <w:r>
-                    <w:rPr>
-                      <w:rFonts w:ascii="Nunito Black" w:hAnsi="Nunito Black"/>
-                      <w:b/>
-                      <w:bCs/>
-                      <w:sz w:val="18"/>
-                      <w:szCs w:val="18"/>
-                    </w:rPr>
-                    <w:t>EXPEDIDOR:</w:t>
-                  </w:r>
-                </w:p>
-                <w:p>
-                  <w:pPr>
-                    <w:jc w:val="center"/>
-                    <w:rPr>
-                      <w:rFonts w:ascii="Nunito" w:hAnsi="Nunito"/>
-                      <w:b/>
-                      <w:bCs/>
-                      <w:sz w:val="18"/>
-                      <w:szCs w:val="18"/>
-                    </w:rPr>
-                  </w:pPr>
-                  <w:r>
-                    <w:rPr>
-                      <w:rFonts w:ascii="Nunito" w:hAnsi="Nunito"/>
-                      <w:b/>
-                      <w:bCs/>
-                      <w:sz w:val="18"/>
-                      <w:szCs w:val="18"/>
-                    </w:rPr>
-                    <w:t xml:space="preserve">PESCADOS Y MARISCOS SANTIAGO Y SANTIAGO, S.L. </w:t>
-                  </w:r>
-                </w:p>
-                <w:p>
-                  <w:pPr>
-                    <w:jc w:val="center"/>
-                    <w:rPr>
-                      <w:rFonts w:ascii="Nunito" w:hAnsi="Nunito"/>
-                      <w:b/>
-                      <w:bCs/>
-                      <w:sz w:val="18"/>
-                      <w:szCs w:val="18"/>
-                    </w:rPr>
-                  </w:pPr>
-                  <w:r>
-                    <w:rPr>
-                      <w:rFonts w:ascii="Nunito" w:hAnsi="Nunito"/>
-                      <w:b/>
-                      <w:bCs/>
-                      <w:sz w:val="18"/>
-                      <w:szCs w:val="18"/>
-                    </w:rPr>
-                    <w:t xml:space="preserve">Calle Laguna del Marquesado </w:t>
-                  </w:r>
-                </w:p>
-                <w:p>
-                  <w:pPr>
-                    <w:jc w:val="center"/>
-                    <w:rPr>
-                      <w:rFonts w:ascii="Nunito" w:hAnsi="Nunito"/>
-                      <w:b/>
-                      <w:bCs/>
-                      <w:sz w:val="18"/>
-                      <w:szCs w:val="18"/>
-                    </w:rPr>
-                  </w:pPr>
-                  <w:r>
-                    <w:rPr>
-                      <w:rFonts w:ascii="Nunito" w:hAnsi="Nunito"/>
-                      <w:b/>
-                      <w:bCs/>
-                      <w:sz w:val="18"/>
-                      <w:szCs w:val="18"/>
-                    </w:rPr>
-                    <w:t>nave 43C</w:t>
-                  </w:r>
-                </w:p>
-                <w:p>
-                  <w:pPr>
-                    <w:jc w:val="center"/>
-                    <w:rPr>
-                      <w:rFonts w:ascii="Nunito" w:hAnsi="Nunito"/>
-                      <w:b/>
-                      <w:bCs/>
-                      <w:sz w:val="18"/>
-                      <w:szCs w:val="18"/>
-                    </w:rPr>
-                  </w:pPr>
-                  <w:r>
-                    <w:rPr>
-                      <w:rFonts w:ascii="Nunito" w:hAnsi="Nunito"/>
-                      <w:b/>
-                      <w:bCs/>
-                      <w:sz w:val="18"/>
-                      <w:szCs w:val="18"/>
-                    </w:rPr>
-                    <w:t>28021 Madrid</w:t>
+                      <w:sz w:val="16"/>
+                      <w:szCs w:val="16"/>
+                    </w:rPr>
+                  </w:pPr>
+                  <w:r>
+                    <w:rPr>
+                      <w:rFonts w:ascii="Nunito Black" w:hAnsi="Nunito Black"/>
+                      <w:b/>
+                      <w:bCs/>
+                      <w:sz w:val="16"/>
+                      <w:szCs w:val="16"/>
+                    </w:rPr>
+                    <w:t>PESO NETO:</w:t>
+                  </w:r>
+                </w:p>
+                <w:p>
+                  <w:pPr>
+                    <w:rPr>
+                      <w:rFonts w:ascii="Nunito Black" w:hAnsi="Nunito Black"/>
+                      <w:b/>
+                      <w:bCs/>
+                      <w:sz w:val="16"/>
+                      <w:szCs w:val="16"/>
+                    </w:rPr>
+                  </w:pPr>
+                </w:p>
+                <w:p>
+                  <w:pPr>
+                    <w:rPr>
+                      <w:rFonts w:ascii="Nunito" w:hAnsi="Nunito"/>
+                      <w:b/>
+                      <w:bCs/>
+                      <w:sz w:val="16"/>
+                      <w:szCs w:val="16"/>
+                    </w:rPr>
+                  </w:pPr>
+                  <w:r>
+                    <w:rPr>
+                      <w:rFonts w:ascii="Nunito" w:hAnsi="Nunito"/>
+                      <w:b/>
+                      <w:bCs/>
+                      <w:sz w:val="16"/>
+                      <w:szCs w:val="16"/>
+                    </w:rPr>
+                    <w:t xml:space="preserve"> </w:t>
                   </w:r>
                 </w:p>
               </w:tc>
               <w:tc>
                 <w:tcPr>
-                  <w:tcW w:w="1417" w:type="pct"/>
+                  <w:tcW w:w="3177" w:type="dxa"/>
+                  <w:gridSpan w:val="4"/>
+                  <w:tcBorders>
+                    <w:top w:val="single" w:sz="4" w:space="0" w:color="444444"/>
+                    <w:left w:val="single" w:sz="4" w:space="0" w:color="444444"/>
+                    <w:bottom w:val="double" w:sz="18" w:space="0" w:color="auto"/>
+                    <w:right w:val="single" w:sz="4" w:space="0" w:color="FFFFFF" w:themeColor="background1"/>
+                  </w:tcBorders>
+                  <w:vAlign w:val="center"/>
+                </w:tcPr>
+                <w:p>
+                  <w:pPr>
+                    <w:spacing w:line="276" w:lineRule="auto"/>
+                    <w:rPr>
+                      <w:rFonts w:ascii="Nunito Black" w:hAnsi="Nunito Black"/>
+                      <w:b/>
+                      <w:bCs/>
+                      <w:sz w:val="16"/>
+                      <w:szCs w:val="16"/>
+                    </w:rPr>
+                  </w:pPr>
+                  <w:r>
+                    <w:rPr>
+                      <w:rFonts w:ascii="Nunito Black" w:hAnsi="Nunito Black"/>
+                      <w:b/>
+                      <w:bCs/>
+                      <w:sz w:val="16"/>
+                      <w:szCs w:val="16"/>
+                    </w:rPr>
+                    <w:t>EXPEDIDOR:</w:t>
+                  </w:r>
+                </w:p>
+                <w:p>
+                  <w:pPr>
+                    <w:jc w:val="center"/>
+                    <w:rPr>
+                      <w:rFonts w:ascii="Nunito" w:hAnsi="Nunito"/>
+                      <w:b/>
+                      <w:bCs/>
+                      <w:sz w:val="16"/>
+                      <w:szCs w:val="16"/>
+                    </w:rPr>
+                  </w:pPr>
+                  <w:r>
+                    <w:rPr>
+                      <w:rFonts w:ascii="Nunito" w:hAnsi="Nunito"/>
+                      <w:b/>
+                      <w:bCs/>
+                      <w:sz w:val="16"/>
+                      <w:szCs w:val="16"/>
+                    </w:rPr>
+                    <w:t>PESCADOS Y MARISCOS SANTIAGO Y SANTIAGO, S.L. Calle Laguna del Marquesado nave 43C</w:t>
+                  </w:r>
+                </w:p>
+                <w:p>
+                  <w:pPr>
+                    <w:jc w:val="center"/>
+                    <w:rPr>
+                      <w:rFonts w:ascii="Nunito" w:hAnsi="Nunito"/>
+                      <w:b/>
+                      <w:bCs/>
+                      <w:sz w:val="16"/>
+                      <w:szCs w:val="16"/>
+                    </w:rPr>
+                  </w:pPr>
+                  <w:r>
+                    <w:rPr>
+                      <w:rFonts w:ascii="Nunito" w:hAnsi="Nunito"/>
+                      <w:b/>
+                      <w:bCs/>
+                      <w:sz w:val="16"/>
+                      <w:szCs w:val="16"/>
+                    </w:rPr>
+                    <w:t>28021 Madrid</w:t>
+                  </w:r>
+                </w:p>
+              </w:tc>
+              <w:tc>
+                <w:tcPr>
+                  <w:tcW w:w="2291" w:type="dxa"/>
                   <w:tcBorders>
                     <w:top w:val="single" w:sz="4" w:space="0" w:color="444444"/>
                     <w:left w:val="single" w:sz="4" w:space="0" w:color="FFFFFF" w:themeColor="background1"/>
@@ -4382,8 +3999,8 @@
                     <w:jc w:val="center"/>
                     <w:rPr>
                       <w:rFonts w:ascii="Nunito Black" w:hAnsi="Nunito Black"/>
-                      <w:sz w:val="18"/>
-                      <w:szCs w:val="18"/>
+                      <w:sz w:val="16"/>
+                      <w:szCs w:val="16"/>
                     </w:rPr>
                   </w:pPr>
                   <w:r>
@@ -4392,24 +4009,24 @@
                       <w:b/>
                       <w:bCs/>
                       <w:noProof/>
-                      <w:sz w:val="18"/>
-                      <w:szCs w:val="18"/>
+                      <w:sz w:val="16"/>
+                      <w:szCs w:val="16"/>
                     </w:rPr>
                     <mc:AlternateContent>
                       <mc:Choice Requires="wps">
                         <w:drawing>
-                          <wp:anchor distT="0" distB="0" distL="114300" distR="114300" simplePos="0" relativeHeight="251677696" behindDoc="0" locked="0" layoutInCell="1" allowOverlap="1" wp14:anchorId="1C93B26E" wp14:editId="6930E93F">
+                          <wp:anchor distT="0" distB="0" distL="114300" distR="114300" simplePos="0" relativeHeight="251665408" behindDoc="0" locked="0" layoutInCell="1" allowOverlap="1" wp14:anchorId="44A807F1" wp14:editId="74D27CED">
                             <wp:simplePos x="0" y="0"/>
                             <wp:positionH relativeFrom="column">
-                              <wp:posOffset>-195580</wp:posOffset>
+                              <wp:posOffset>-69850</wp:posOffset>
                             </wp:positionH>
                             <wp:positionV relativeFrom="paragraph">
-                              <wp:posOffset>163195</wp:posOffset>
+                              <wp:posOffset>19050</wp:posOffset>
                             </wp:positionV>
-                            <wp:extent cx="1295400" cy="749300"/>
-                            <wp:effectExtent l="0" t="0" r="19050" b="12700"/>
+                            <wp:extent cx="1386840" cy="731520"/>
+                            <wp:effectExtent l="0" t="0" r="22860" b="11430"/>
                             <wp:wrapNone/>
-                            <wp:docPr id="1706219149" name="Elipse 2"/>
+                            <wp:docPr id="44382577" name="Elipse 2"/>
                             <wp:cNvGraphicFramePr/>
                             <a:graphic xmlns:a="http://schemas.openxmlformats.org/drawingml/2006/main">
                               <a:graphicData uri="http://schemas.microsoft.com/office/word/2010/wordprocessingShape">
@@ -4418,7 +4035,7 @@
                                   <wps:spPr>
                                     <a:xfrm>
                                       <a:off x="0" y="0"/>
-                                      <a:ext cx="1295400" cy="749300"/>
+                                      <a:ext cx="1386840" cy="731520"/>
                                     </a:xfrm>
                                     <a:prstGeom prst="ellipse">
                                       <a:avLst/>
@@ -4443,11 +4060,13 @@
                                     <w:txbxContent>
                                       <w:p>
                                         <w:pPr>
-                                          <w:spacing w:after="0" w:line="240" w:lineRule="auto"/>
+                                          <w:spacing w:after="0" w:line="0" w:lineRule="atLeast"/>
                                           <w:contextualSpacing/>
                                           <w:jc w:val="center"/>
                                           <w:rPr>
                                             <w:rFonts w:ascii="Nunito" w:hAnsi="Nunito"/>
+                                            <w:b/>
+                                            <w:bCs/>
                                             <w:sz w:val="16"/>
                                             <w:szCs w:val="16"/>
                                           </w:rPr>
@@ -4455,6 +4074,8 @@
                                         <w:r>
                                           <w:rPr>
                                             <w:rFonts w:ascii="Nunito" w:hAnsi="Nunito"/>
+                                            <w:b/>
+                                            <w:bCs/>
                                             <w:sz w:val="16"/>
                                             <w:szCs w:val="16"/>
                                           </w:rPr>
@@ -4463,11 +4084,13 @@
                                       </w:p>
                                       <w:p>
                                         <w:pPr>
-                                          <w:spacing w:after="0" w:line="240" w:lineRule="auto"/>
+                                          <w:spacing w:after="0" w:line="0" w:lineRule="atLeast"/>
                                           <w:contextualSpacing/>
                                           <w:jc w:val="center"/>
                                           <w:rPr>
                                             <w:rFonts w:ascii="Nunito" w:hAnsi="Nunito"/>
+                                            <w:b/>
+                                            <w:bCs/>
                                             <w:sz w:val="16"/>
                                             <w:szCs w:val="16"/>
                                           </w:rPr>
@@ -4475,6 +4098,8 @@
                                         <w:r>
                                           <w:rPr>
                                             <w:rFonts w:ascii="Nunito" w:hAnsi="Nunito"/>
+                                            <w:b/>
+                                            <w:bCs/>
                                             <w:sz w:val="16"/>
                                             <w:szCs w:val="16"/>
                                           </w:rPr>
@@ -4483,11 +4108,13 @@
                                       </w:p>
                                       <w:p>
                                         <w:pPr>
-                                          <w:spacing w:after="0" w:line="240" w:lineRule="auto"/>
+                                          <w:spacing w:after="0" w:line="0" w:lineRule="atLeast"/>
                                           <w:contextualSpacing/>
                                           <w:jc w:val="center"/>
                                           <w:rPr>
                                             <w:rFonts w:ascii="Nunito" w:hAnsi="Nunito"/>
+                                            <w:b/>
+                                            <w:bCs/>
                                             <w:sz w:val="16"/>
                                             <w:szCs w:val="16"/>
                                           </w:rPr>
@@ -4495,6 +4122,8 @@
                                         <w:r>
                                           <w:rPr>
                                             <w:rFonts w:ascii="Nunito" w:hAnsi="Nunito"/>
+                                            <w:b/>
+                                            <w:bCs/>
                                             <w:sz w:val="16"/>
                                             <w:szCs w:val="16"/>
                                           </w:rPr>
@@ -4523,17 +4152,19 @@
                       </mc:Choice>
                       <mc:Fallback>
                         <w:pict>
-                          <v:oval w14:anchorId="1C93B26E" id="_x0000_s1029" style="position:absolute;left:0;text-align:left;margin-left:-15.4pt;margin-top:12.85pt;width:102pt;height:59pt;z-index:251677696;visibility:visible;mso-wrap-style:square;mso-width-percent:0;mso-height-percent:0;mso-wrap-distance-left:9pt;mso-wrap-distance-top:0;mso-wrap-distance-right:9pt;mso-wrap-distance-bottom:0;mso-position-horizontal:absolute;mso-position-horizontal-relative:text;mso-position-vertical:absolute;mso-position-vertical-relative:text;mso-width-percent:0;mso-height-percent:0;mso-width-relative:margin;mso-height-relative:margin;v-text-anchor:middle" o:gfxdata="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" fillcolor="white [3201]" strokecolor="black [3200]" strokeweight="1pt">
+                          <v:oval w14:anchorId="44A807F1" id="_x0000_s1029" style="position:absolute;left:0;text-align:left;margin-left:-5.5pt;margin-top:1.5pt;width:109.2pt;height:57.6pt;z-index:251665408;visibility:visible;mso-wrap-style:square;mso-width-percent:0;mso-height-percent:0;mso-wrap-distance-left:9pt;mso-wrap-distance-top:0;mso-wrap-distance-right:9pt;mso-wrap-distance-bottom:0;mso-position-horizontal:absolute;mso-position-horizontal-relative:text;mso-position-vertical:absolute;mso-position-vertical-relative:text;mso-width-percent:0;mso-height-percent:0;mso-width-relative:margin;mso-height-relative:margin;v-text-anchor:middle" o:gfxdata="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" fillcolor="white [3201]" strokecolor="black [3200]" strokeweight="1pt">
                             <v:stroke joinstyle="miter"/>
                             <v:textbox>
                               <w:txbxContent>
                                 <w:p>
                                   <w:pPr>
-                                    <w:spacing w:after="0" w:line="240" w:lineRule="auto"/>
+                                    <w:spacing w:after="0" w:line="0" w:lineRule="atLeast"/>
                                     <w:contextualSpacing/>
                                     <w:jc w:val="center"/>
                                     <w:rPr>
                                       <w:rFonts w:ascii="Nunito" w:hAnsi="Nunito"/>
+                                      <w:b/>
+                                      <w:bCs/>
                                       <w:sz w:val="16"/>
                                       <w:szCs w:val="16"/>
                                     </w:rPr>
@@ -4541,6 +4172,8 @@
                                   <w:r>
                                     <w:rPr>
                                       <w:rFonts w:ascii="Nunito" w:hAnsi="Nunito"/>
+                                      <w:b/>
+                                      <w:bCs/>
                                       <w:sz w:val="16"/>
                                       <w:szCs w:val="16"/>
                                     </w:rPr>
@@ -4549,11 +4182,13 @@
                                 </w:p>
                                 <w:p>
                                   <w:pPr>
-                                    <w:spacing w:after="0" w:line="240" w:lineRule="auto"/>
+                                    <w:spacing w:after="0" w:line="0" w:lineRule="atLeast"/>
                                     <w:contextualSpacing/>
                                     <w:jc w:val="center"/>
                                     <w:rPr>
                                       <w:rFonts w:ascii="Nunito" w:hAnsi="Nunito"/>
+                                      <w:b/>
+                                      <w:bCs/>
                                       <w:sz w:val="16"/>
                                       <w:szCs w:val="16"/>
                                     </w:rPr>
@@ -4561,6 +4196,8 @@
                                   <w:r>
                                     <w:rPr>
                                       <w:rFonts w:ascii="Nunito" w:hAnsi="Nunito"/>
+                                      <w:b/>
+                                      <w:bCs/>
                                       <w:sz w:val="16"/>
                                       <w:szCs w:val="16"/>
                                     </w:rPr>
@@ -4569,11 +4206,13 @@
                                 </w:p>
                                 <w:p>
                                   <w:pPr>
-                                    <w:spacing w:after="0" w:line="240" w:lineRule="auto"/>
+                                    <w:spacing w:after="0" w:line="0" w:lineRule="atLeast"/>
                                     <w:contextualSpacing/>
                                     <w:jc w:val="center"/>
                                     <w:rPr>
                                       <w:rFonts w:ascii="Nunito" w:hAnsi="Nunito"/>
+                                      <w:b/>
+                                      <w:bCs/>
                                       <w:sz w:val="16"/>
                                       <w:szCs w:val="16"/>
                                     </w:rPr>
@@ -4581,6 +4220,8 @@
                                   <w:r>
                                     <w:rPr>
                                       <w:rFonts w:ascii="Nunito" w:hAnsi="Nunito"/>
+                                      <w:b/>
+                                      <w:bCs/>
                                       <w:sz w:val="16"/>
                                       <w:szCs w:val="16"/>
                                     </w:rPr>
@@ -4626,7 +4267,7 @@
 </file>
 
 <file path=word/styles.xml><?xml version="1.0" encoding="utf-8"?>
-<w:styles xmlns:mc="http://schemas.openxmlformats.org/markup-compatibility/2006" xmlns:r="http://schemas.openxmlformats.org/officeDocument/2006/relationships" xmlns:w="http://schemas.openxmlformats.org/wordprocessingml/2006/main" xmlns:w14="http://schemas.microsoft.com/office/word/2010/wordml" xmlns:w15="http://schemas.microsoft.com/office/word/2012/wordml" xmlns:w16cex="http://schemas.microsoft.com/office/word/2018/wordml/cex" xmlns:w16cid="http://schemas.microsoft.com/office/word/2016/wordml/cid" xmlns:w16="http://schemas.microsoft.com/office/word/2018/wordml" xmlns:w16du="http://schemas.microsoft.com/office/word/2023/wordml/word16du" xmlns:w16sdtdh="http://schemas.microsoft.com/office/word/2020/wordml/sdtdatahash" xmlns:w16sdtfl="http://schemas.microsoft.com/office/word/2024/wordml/sdtformatlock" xmlns:w16se="http://schemas.microsoft.com/office/word/2015/wordml/symex" mc:Ignorable="w14 w15 w16se w16cid w16 w16cex w16sdtdh w16sdtfl w16du">
+<w:styles xmlns:mc="http://schemas.openxmlformats.org/markup-compatibility/2006" xmlns:r="http://schemas.openxmlformats.org/officeDocument/2006/relationships" xmlns:w="http://schemas.openxmlformats.org/wordprocessingml/2006/main" xmlns:w14="http://schemas.microsoft.com/office/word/2010/wordml" xmlns:w15="http://schemas.microsoft.com/office/word/2012/wordml" xmlns:w16cex="http://schemas.microsoft.com/office/word/2018/wordml/cex" xmlns:w16cid="http://schemas.microsoft.com/office/word/2016/wordml/cid" xmlns:w16="http://schemas.microsoft.com/office/word/2018/wordml" xmlns:w16sdtdh="http://schemas.microsoft.com/office/word/2020/wordml/sdtdatahash" xmlns:w16se="http://schemas.microsoft.com/office/word/2015/wordml/symex" mc:Ignorable="w14 w15 w16se w16cid w16 w16cex w16sdtdh">
   <w:docDefaults>
     <w:rPrDefault>
       <w:rPr>
@@ -5025,7 +4666,7 @@
   <w:style w:type="paragraph" w:default="1" w:styleId="Normal">
     <w:name w:val="Normal"/>
     <w:qFormat/>
-    <w:rsid w:val="00C57BA2"/>
+    <w:rsid w:val="002A027D"/>
   </w:style>
   <w:style w:type="paragraph" w:styleId="Ttulo1">
     <w:name w:val="heading 1"/>
@@ -5034,7 +4675,7 @@
     <w:link w:val="Ttulo1Car"/>
     <w:uiPriority w:val="9"/>
     <w:qFormat/>
-    <w:rsid w:val="00C57BA2"/>
+    <w:rsid w:val="002A027D"/>
     <w:pPr>
       <w:keepNext/>
       <w:keepLines/>
@@ -5057,7 +4698,7 @@
     <w:semiHidden/>
     <w:unhideWhenUsed/>
     <w:qFormat/>
-    <w:rsid w:val="00C57BA2"/>
+    <w:rsid w:val="002A027D"/>
     <w:pPr>
       <w:keepNext/>
       <w:keepLines/>
@@ -5080,7 +4721,7 @@
     <w:semiHidden/>
     <w:unhideWhenUsed/>
     <w:qFormat/>
-    <w:rsid w:val="00C57BA2"/>
+    <w:rsid w:val="002A027D"/>
     <w:pPr>
       <w:keepNext/>
       <w:keepLines/>
@@ -5103,7 +4744,7 @@
     <w:semiHidden/>
     <w:unhideWhenUsed/>
     <w:qFormat/>
-    <w:rsid w:val="00C57BA2"/>
+    <w:rsid w:val="002A027D"/>
     <w:pPr>
       <w:keepNext/>
       <w:keepLines/>
@@ -5126,7 +4767,7 @@
     <w:semiHidden/>
     <w:unhideWhenUsed/>
     <w:qFormat/>
-    <w:rsid w:val="00C57BA2"/>
+    <w:rsid w:val="002A027D"/>
     <w:pPr>
       <w:keepNext/>
       <w:keepLines/>
@@ -5147,7 +4788,7 @@
     <w:semiHidden/>
     <w:unhideWhenUsed/>
     <w:qFormat/>
-    <w:rsid w:val="00C57BA2"/>
+    <w:rsid w:val="002A027D"/>
     <w:pPr>
       <w:keepNext/>
       <w:keepLines/>
@@ -5170,7 +4811,7 @@
     <w:semiHidden/>
     <w:unhideWhenUsed/>
     <w:qFormat/>
-    <w:rsid w:val="00C57BA2"/>
+    <w:rsid w:val="002A027D"/>
     <w:pPr>
       <w:keepNext/>
       <w:keepLines/>
@@ -5191,7 +4832,7 @@
     <w:semiHidden/>
     <w:unhideWhenUsed/>
     <w:qFormat/>
-    <w:rsid w:val="00C57BA2"/>
+    <w:rsid w:val="002A027D"/>
     <w:pPr>
       <w:keepNext/>
       <w:keepLines/>
@@ -5214,7 +4855,7 @@
     <w:semiHidden/>
     <w:unhideWhenUsed/>
     <w:qFormat/>
-    <w:rsid w:val="00C57BA2"/>
+    <w:rsid w:val="002A027D"/>
     <w:pPr>
       <w:keepNext/>
       <w:keepLines/>
@@ -5257,7 +4898,7 @@
     <w:basedOn w:val="Fuentedeprrafopredeter"/>
     <w:link w:val="Ttulo1"/>
     <w:uiPriority w:val="9"/>
-    <w:rsid w:val="00C57BA2"/>
+    <w:rsid w:val="002A027D"/>
     <w:rPr>
       <w:rFonts w:asciiTheme="majorHAnsi" w:eastAsiaTheme="majorEastAsia" w:hAnsiTheme="majorHAnsi" w:cstheme="majorBidi"/>
       <w:color w:val="0F4761" w:themeColor="accent1" w:themeShade="BF"/>
@@ -5271,7 +4912,7 @@
     <w:link w:val="Ttulo2"/>
     <w:uiPriority w:val="9"/>
     <w:semiHidden/>
-    <w:rsid w:val="00C57BA2"/>
+    <w:rsid w:val="002A027D"/>
     <w:rPr>
       <w:rFonts w:asciiTheme="majorHAnsi" w:eastAsiaTheme="majorEastAsia" w:hAnsiTheme="majorHAnsi" w:cstheme="majorBidi"/>
       <w:color w:val="0F4761" w:themeColor="accent1" w:themeShade="BF"/>
@@ -5285,7 +4926,7 @@
     <w:link w:val="Ttulo3"/>
     <w:uiPriority w:val="9"/>
     <w:semiHidden/>
-    <w:rsid w:val="00C57BA2"/>
+    <w:rsid w:val="002A027D"/>
     <w:rPr>
       <w:rFonts w:eastAsiaTheme="majorEastAsia" w:cstheme="majorBidi"/>
       <w:color w:val="0F4761" w:themeColor="accent1" w:themeShade="BF"/>
@@ -5299,7 +4940,7 @@
     <w:link w:val="Ttulo4"/>
     <w:uiPriority w:val="9"/>
     <w:semiHidden/>
-    <w:rsid w:val="00C57BA2"/>
+    <w:rsid w:val="002A027D"/>
     <w:rPr>
       <w:rFonts w:eastAsiaTheme="majorEastAsia" w:cstheme="majorBidi"/>
       <w:i/>
@@ -5313,7 +4954,7 @@
     <w:link w:val="Ttulo5"/>
     <w:uiPriority w:val="9"/>
     <w:semiHidden/>
-    <w:rsid w:val="00C57BA2"/>
+    <w:rsid w:val="002A027D"/>
     <w:rPr>
       <w:rFonts w:eastAsiaTheme="majorEastAsia" w:cstheme="majorBidi"/>
       <w:color w:val="0F4761" w:themeColor="accent1" w:themeShade="BF"/>
@@ -5325,7 +4966,7 @@
     <w:link w:val="Ttulo6"/>
     <w:uiPriority w:val="9"/>
     <w:semiHidden/>
-    <w:rsid w:val="00C57BA2"/>
+    <w:rsid w:val="002A027D"/>
     <w:rPr>
       <w:rFonts w:eastAsiaTheme="majorEastAsia" w:cstheme="majorBidi"/>
       <w:i/>
@@ -5339,7 +4980,7 @@
     <w:link w:val="Ttulo7"/>
     <w:uiPriority w:val="9"/>
     <w:semiHidden/>
-    <w:rsid w:val="00C57BA2"/>
+    <w:rsid w:val="002A027D"/>
     <w:rPr>
       <w:rFonts w:eastAsiaTheme="majorEastAsia" w:cstheme="majorBidi"/>
       <w:color w:val="595959" w:themeColor="text1" w:themeTint="A6"/>
@@ -5351,7 +4992,7 @@
     <w:link w:val="Ttulo8"/>
     <w:uiPriority w:val="9"/>
     <w:semiHidden/>
-    <w:rsid w:val="00C57BA2"/>
+    <w:rsid w:val="002A027D"/>
     <w:rPr>
       <w:rFonts w:eastAsiaTheme="majorEastAsia" w:cstheme="majorBidi"/>
       <w:i/>
@@ -5365,7 +5006,7 @@
     <w:link w:val="Ttulo9"/>
     <w:uiPriority w:val="9"/>
     <w:semiHidden/>
-    <w:rsid w:val="00C57BA2"/>
+    <w:rsid w:val="002A027D"/>
     <w:rPr>
       <w:rFonts w:eastAsiaTheme="majorEastAsia" w:cstheme="majorBidi"/>
       <w:color w:val="272727" w:themeColor="text1" w:themeTint="D8"/>
@@ -5378,7 +5019,7 @@
     <w:link w:val="TtuloCar"/>
     <w:uiPriority w:val="10"/>
     <w:qFormat/>
-    <w:rsid w:val="00C57BA2"/>
+    <w:rsid w:val="002A027D"/>
     <w:pPr>
       <w:spacing w:after="80" w:line="240" w:lineRule="auto"/>
       <w:contextualSpacing/>
@@ -5396,7 +5037,7 @@
     <w:basedOn w:val="Fuentedeprrafopredeter"/>
     <w:link w:val="Ttulo"/>
     <w:uiPriority w:val="10"/>
-    <w:rsid w:val="00C57BA2"/>
+    <w:rsid w:val="002A027D"/>
     <w:rPr>
       <w:rFonts w:asciiTheme="majorHAnsi" w:eastAsiaTheme="majorEastAsia" w:hAnsiTheme="majorHAnsi" w:cstheme="majorBidi"/>
       <w:spacing w:val="-10"/>
@@ -5412,7 +5053,7 @@
     <w:link w:val="SubttuloCar"/>
     <w:uiPriority w:val="11"/>
     <w:qFormat/>
-    <w:rsid w:val="00C57BA2"/>
+    <w:rsid w:val="002A027D"/>
     <w:pPr>
       <w:numPr>
         <w:ilvl w:val="1"/>
@@ -5431,7 +5072,7 @@
     <w:basedOn w:val="Fuentedeprrafopredeter"/>
     <w:link w:val="Subttulo"/>
     <w:uiPriority w:val="11"/>
-    <w:rsid w:val="00C57BA2"/>
+    <w:rsid w:val="002A027D"/>
     <w:rPr>
       <w:rFonts w:eastAsiaTheme="majorEastAsia" w:cstheme="majorBidi"/>
       <w:color w:val="595959" w:themeColor="text1" w:themeTint="A6"/>
@@ -5447,7 +5088,7 @@
     <w:link w:val="CitaCar"/>
     <w:uiPriority w:val="29"/>
     <w:qFormat/>
-    <w:rsid w:val="00C57BA2"/>
+    <w:rsid w:val="002A027D"/>
     <w:pPr>
       <w:spacing w:before="160"/>
       <w:jc w:val="center"/>
@@ -5463,7 +5104,7 @@
     <w:basedOn w:val="Fuentedeprrafopredeter"/>
     <w:link w:val="Cita"/>
     <w:uiPriority w:val="29"/>
-    <w:rsid w:val="00C57BA2"/>
+    <w:rsid w:val="002A027D"/>
     <w:rPr>
       <w:i/>
       <w:iCs/>
@@ -5475,7 +5116,7 @@
     <w:basedOn w:val="Normal"/>
     <w:uiPriority w:val="34"/>
     <w:qFormat/>
-    <w:rsid w:val="00C57BA2"/>
+    <w:rsid w:val="002A027D"/>
     <w:pPr>
       <w:ind w:left="720"/>
       <w:contextualSpacing/>
@@ -5486,7 +5127,7 @@
     <w:basedOn w:val="Fuentedeprrafopredeter"/>
     <w:uiPriority w:val="21"/>
     <w:qFormat/>
-    <w:rsid w:val="00C57BA2"/>
+    <w:rsid w:val="002A027D"/>
     <w:rPr>
       <w:i/>
       <w:iCs/>
@@ -5500,7 +5141,7 @@
     <w:link w:val="CitadestacadaCar"/>
     <w:uiPriority w:val="30"/>
     <w:qFormat/>
-    <w:rsid w:val="00C57BA2"/>
+    <w:rsid w:val="002A027D"/>
     <w:pPr>
       <w:pBdr>
         <w:top w:val="single" w:sz="4" w:space="10" w:color="0F4761" w:themeColor="accent1" w:themeShade="BF"/>
@@ -5521,7 +5162,7 @@
     <w:basedOn w:val="Fuentedeprrafopredeter"/>
     <w:link w:val="Citadestacada"/>
     <w:uiPriority w:val="30"/>
-    <w:rsid w:val="00C57BA2"/>
+    <w:rsid w:val="002A027D"/>
     <w:rPr>
       <w:i/>
       <w:iCs/>
@@ -5533,7 +5174,7 @@
     <w:basedOn w:val="Fuentedeprrafopredeter"/>
     <w:uiPriority w:val="32"/>
     <w:qFormat/>
-    <w:rsid w:val="00C57BA2"/>
+    <w:rsid w:val="002A027D"/>
     <w:rPr>
       <w:b/>
       <w:bCs/>
@@ -5546,7 +5187,7 @@
     <w:name w:val="Table Grid"/>
     <w:basedOn w:val="Tablanormal"/>
     <w:uiPriority w:val="39"/>
-    <w:rsid w:val="00C57BA2"/>
+    <w:rsid w:val="002A027D"/>
     <w:pPr>
       <w:spacing w:after="0" w:line="240" w:lineRule="auto"/>
     </w:pPr>
